--- a/downloads/workbook/ai-3-week-36.docx
+++ b/downloads/workbook/ai-3-week-36.docx
@@ -1302,6 +1302,178 @@
         <w:t>Project connection: For your Verified Study Buddy, save the input, procedure, observed result and limitation of this check. Label this worked example as practice; use a different, previously unreviewed case when checking independent understanding.</w:t>
       </w:r>
     </w:p>
+    <w:p>
+      <w:pPr>
+        <w:pStyle w:val="Heading1"/>
+      </w:pPr>
+      <w:r>
+        <w:t>19. Project portfolio milestone</w:t>
+      </w:r>
+    </w:p>
+    <w:p>
+      <w:r>
+        <w:t>Project: Verified Study Buddy</w:t>
+      </w:r>
+    </w:p>
+    <w:p>
+      <w:r>
+        <w:t>Current milestone: Present and defend. Demonstrate the system, explain one failure and justify the next improvement with evidence.</w:t>
+      </w:r>
+    </w:p>
+    <w:p>
+      <w:r>
+        <w:t>For your Verified Study Buddy, save the input, procedure, observed result and limitation of this check. Label this worked example as practice; use a different, previously unreviewed case when checking independent understanding.</w:t>
+      </w:r>
+    </w:p>
+    <w:tbl>
+      <w:tblPr>
+        <w:tblStyle w:val="LightShading-Accent1"/>
+        <w:tblW w:type="auto" w:w="0"/>
+        <w:tblLook w:firstColumn="1" w:firstRow="1" w:lastColumn="0" w:lastRow="0" w:noHBand="0" w:noVBand="1" w:val="04A0"/>
+      </w:tblPr>
+      <w:tblGrid>
+        <w:gridCol w:w="5112"/>
+        <w:gridCol w:w="5112"/>
+      </w:tblGrid>
+      <w:tr>
+        <w:trPr>
+          <w:tblHeader/>
+        </w:trPr>
+        <w:tc>
+          <w:tcPr>
+            <w:tcW w:type="dxa" w:w="5112"/>
+          </w:tcPr>
+          <w:p>
+            <w:r>
+              <w:t>Evidence to keep</w:t>
+            </w:r>
+          </w:p>
+        </w:tc>
+        <w:tc>
+          <w:tcPr>
+            <w:tcW w:type="dxa" w:w="5112"/>
+          </w:tcPr>
+          <w:p>
+            <w:r>
+              <w:t>My record</w:t>
+            </w:r>
+          </w:p>
+        </w:tc>
+      </w:tr>
+      <w:tr>
+        <w:tc>
+          <w:tcPr>
+            <w:tcW w:type="dxa" w:w="5112"/>
+          </w:tcPr>
+          <w:p>
+            <w:r>
+              <w:t>This week’s input and deciding step</w:t>
+            </w:r>
+          </w:p>
+        </w:tc>
+        <w:tc>
+          <w:tcPr>
+            <w:tcW w:type="dxa" w:w="5112"/>
+          </w:tcPr>
+          <w:p>
+            <w:r/>
+          </w:p>
+        </w:tc>
+      </w:tr>
+      <w:tr>
+        <w:tc>
+          <w:tcPr>
+            <w:tcW w:type="dxa" w:w="5112"/>
+          </w:tcPr>
+          <w:p>
+            <w:r>
+              <w:t>Prediction and actual result (or labelled paper trace)</w:t>
+            </w:r>
+          </w:p>
+        </w:tc>
+        <w:tc>
+          <w:tcPr>
+            <w:tcW w:type="dxa" w:w="5112"/>
+          </w:tcPr>
+          <w:p>
+            <w:r/>
+          </w:p>
+        </w:tc>
+      </w:tr>
+      <w:tr>
+        <w:tc>
+          <w:tcPr>
+            <w:tcW w:type="dxa" w:w="5112"/>
+          </w:tcPr>
+          <w:p>
+            <w:r>
+              <w:t>One change since the previous checkpoint and why</w:t>
+            </w:r>
+          </w:p>
+        </w:tc>
+        <w:tc>
+          <w:tcPr>
+            <w:tcW w:type="dxa" w:w="5112"/>
+          </w:tcPr>
+          <w:p>
+            <w:r/>
+          </w:p>
+        </w:tc>
+      </w:tr>
+      <w:tr>
+        <w:tc>
+          <w:tcPr>
+            <w:tcW w:type="dxa" w:w="5112"/>
+          </w:tcPr>
+          <w:p>
+            <w:r>
+              <w:t>One error or limit and the next test</w:t>
+            </w:r>
+          </w:p>
+        </w:tc>
+        <w:tc>
+          <w:tcPr>
+            <w:tcW w:type="dxa" w:w="5112"/>
+          </w:tcPr>
+          <w:p>
+            <w:r/>
+          </w:p>
+        </w:tc>
+      </w:tr>
+    </w:tbl>
+    <w:p>
+      <w:pPr>
+        <w:pStyle w:val="Heading3"/>
+      </w:pPr>
+      <w:r>
+        <w:t>Explain what this week adds to your project. Reuse last week’s record rather than starting again.</w:t>
+      </w:r>
+    </w:p>
+    <w:p>
+      <w:r>
+        <w:t>________________________________________________________________</w:t>
+      </w:r>
+    </w:p>
+    <w:p>
+      <w:r>
+        <w:t>________________________________________________________________</w:t>
+      </w:r>
+    </w:p>
+    <w:p>
+      <w:r>
+        <w:t>________________________________________________________________</w:t>
+      </w:r>
+    </w:p>
+    <w:p>
+      <w:r>
+        <w:t>________________________________________________________________</w:t>
+      </w:r>
+    </w:p>
+    <w:p>
+      <w:r>
+        <w:t>________________________________________________________________</w:t>
+      </w:r>
+    </w:p>
     <w:sectPr>
       <w:pgSz w:w="12240" w:h="15840"/>
       <w:pgMar w:top="936" w:right="1008" w:bottom="936" w:left="1008" w:header="720" w:footer="720" w:gutter="0"/>

--- a/downloads/workbook/ai-3-week-36.docx
+++ b/downloads/workbook/ai-3-week-36.docx
@@ -1474,6 +1474,235 @@
         <w:t>________________________________________________________________</w:t>
       </w:r>
     </w:p>
+    <w:p>
+      <w:pPr>
+        <w:pStyle w:val="Heading1"/>
+      </w:pPr>
+      <w:r>
+        <w:t>20. Supported practice and learning evidence</w:t>
+      </w:r>
+    </w:p>
+    <w:p>
+      <w:r>
+        <w:t>Use this supported practice once, in the browser or on paper. Keep the reserved independent assessment for a separate first attempt before teacher feedback.</w:t>
+      </w:r>
+    </w:p>
+    <w:p>
+      <w:r>
+        <w:t>Defend a study-buddy project using separate claims and matching evidence.</w:t>
+      </w:r>
+    </w:p>
+    <w:p>
+      <w:pPr>
+        <w:pStyle w:val="Heading3"/>
+      </w:pPr>
+      <w:r>
+        <w:t>Practice 1: explain the deciding evidence</w:t>
+      </w:r>
+    </w:p>
+    <w:p>
+      <w:r>
+        <w:t>Which labelled step matches this detail? Appropriate fallback is 4/5=80%. Make no measured speed claim.</w:t>
+      </w:r>
+    </w:p>
+    <w:p>
+      <w:r>
+        <w:t>1. Fallback claim</w:t>
+      </w:r>
+    </w:p>
+    <w:p>
+      <w:r>
+        <w:t>2. Answer claim</w:t>
+      </w:r>
+    </w:p>
+    <w:p>
+      <w:r>
+        <w:t>3. Retrieval claim</w:t>
+      </w:r>
+    </w:p>
+    <w:p>
+      <w:pPr>
+        <w:pStyle w:val="Heading3"/>
+      </w:pPr>
+      <w:r>
+        <w:t>My selected conclusion, deciding fact and explanation</w:t>
+      </w:r>
+    </w:p>
+    <w:p>
+      <w:r>
+        <w:t>________________________________________________________________</w:t>
+      </w:r>
+    </w:p>
+    <w:p>
+      <w:r>
+        <w:t>________________________________________________________________</w:t>
+      </w:r>
+    </w:p>
+    <w:p>
+      <w:r>
+        <w:t>________________________________________________________________</w:t>
+      </w:r>
+    </w:p>
+    <w:p>
+      <w:r>
+        <w:t>________________________________________________________________</w:t>
+      </w:r>
+    </w:p>
+    <w:p>
+      <w:r>
+        <w:t>________________________________________________________________</w:t>
+      </w:r>
+    </w:p>
+    <w:p>
+      <w:r>
+        <w:t>Hint if needed: Read the steps in the pictorial case. Match the supplied detail to the stage that performs or records it.</w:t>
+      </w:r>
+    </w:p>
+    <w:p>
+      <w:r>
+        <w:t>After your attempt, compare with the supported explanation: Fallback claim Appropriate fallback is 4/5=80%. Make no measured speed claim. Read the picture in order. Appropriate fallback is 4/5=80%. Make no measured speed claim. The arrows show which recorded input or intermediate result each decision uses. Explain the deciding step aloud before checking the changed case; pointing to the final answer alone does not show how it follows.</w:t>
+      </w:r>
+    </w:p>
+    <w:p>
+      <w:pPr>
+        <w:pStyle w:val="Heading3"/>
+      </w:pPr>
+      <w:r>
+        <w:t>Practice 2: explain the deciding evidence</w:t>
+      </w:r>
+    </w:p>
+    <w:p>
+      <w:r>
+        <w:t>Changed-case practice: Only the retrieval rate is put on the presentation poster. Which conclusion is supported by the supplied facts?</w:t>
+      </w:r>
+    </w:p>
+    <w:p>
+      <w:r>
+        <w:t>1. This one example guarantees correct results for every future input.</w:t>
+      </w:r>
+    </w:p>
+    <w:p>
+      <w:r>
+        <w:t>2. The poster omits the lower supported-answer rate and cannot imply 80% fully correct answers.</w:t>
+      </w:r>
+    </w:p>
+    <w:p>
+      <w:r>
+        <w:t>3. We can decide the result without examining the changed input or the procedure.</w:t>
+      </w:r>
+    </w:p>
+    <w:p>
+      <w:pPr>
+        <w:pStyle w:val="Heading3"/>
+      </w:pPr>
+      <w:r>
+        <w:t>My selected conclusion, deciding fact and explanation</w:t>
+      </w:r>
+    </w:p>
+    <w:p>
+      <w:r>
+        <w:t>________________________________________________________________</w:t>
+      </w:r>
+    </w:p>
+    <w:p>
+      <w:r>
+        <w:t>________________________________________________________________</w:t>
+      </w:r>
+    </w:p>
+    <w:p>
+      <w:r>
+        <w:t>________________________________________________________________</w:t>
+      </w:r>
+    </w:p>
+    <w:p>
+      <w:r>
+        <w:t>________________________________________________________________</w:t>
+      </w:r>
+    </w:p>
+    <w:p>
+      <w:r>
+        <w:t>________________________________________________________________</w:t>
+      </w:r>
+    </w:p>
+    <w:p>
+      <w:r>
+        <w:t>Hint if needed: Use the changed condition and the deciding step in the pictorial trace. The answer must say what follows from those facts.</w:t>
+      </w:r>
+    </w:p>
+    <w:p>
+      <w:r>
+        <w:t>After your attempt, compare with the supported explanation: The poster omits the lower supported-answer rate and cannot imply 80% fully correct answers. Retrieving useful evidence is an intermediate step, not proof that the final answer uses it correctly.</w:t>
+      </w:r>
+    </w:p>
+    <w:p>
+      <w:pPr>
+        <w:pStyle w:val="Heading3"/>
+      </w:pPr>
+      <w:r>
+        <w:t>Repair a missing building block</w:t>
+      </w:r>
+    </w:p>
+    <w:p>
+      <w:r>
+        <w:t>Review Capstone Evaluate and Improve (ai-3/35). Goal: Explain the mechanism and terminology of capstone evaluation and revision. Short practice: May the team call the repaired validation cases an untouched final test? Point to the relevant step in the picture, then write the changed result and the rule or evidence that supports it.. Return to this week and explain what you changed.</w:t>
+      </w:r>
+    </w:p>
+    <w:p>
+      <w:r>
+        <w:t>Review Capstone Design (ai-3/33). Goal: Explain the mechanism and terminology of capstone requirements and corpus. Short practice: What should the project plan record before the new flower test? Point to the relevant step in the picture, then write the changed result and the rule or evidence that supports it.. Return to this week and explain what you changed.</w:t>
+      </w:r>
+    </w:p>
+    <w:p>
+      <w:r>
+        <w:t>Review Bias and Representation (ai-3/30). Goal: Explain the mechanism and terminology of representation and bias evaluation. Short practice: Explain why comparing six correct answers in each group would mislead. Point to the relevant step in the picture, then write the changed result and the rule or evidence that supports it.. Return to this week and explain what you changed.</w:t>
+      </w:r>
+    </w:p>
+    <w:p>
+      <w:pPr>
+        <w:pStyle w:val="Heading3"/>
+      </w:pPr>
+      <w:r>
+        <w:t>Keep your completed work</w:t>
+      </w:r>
+    </w:p>
+    <w:p>
+      <w:r>
+        <w:t>Use Download completed work in the hosted lesson to export your answers, reflections, practice feedback and code-run evidence. Open the HTML copy to read or print it. Drafts stay in this browser when storage is available; clear drafts on a shared device.</w:t>
+      </w:r>
+    </w:p>
+    <w:p>
+      <w:pPr>
+        <w:pStyle w:val="Heading3"/>
+      </w:pPr>
+      <w:r>
+        <w:t>What I repaired, the evidence I kept and the next test</w:t>
+      </w:r>
+    </w:p>
+    <w:p>
+      <w:r>
+        <w:t>________________________________________________________________</w:t>
+      </w:r>
+    </w:p>
+    <w:p>
+      <w:r>
+        <w:t>________________________________________________________________</w:t>
+      </w:r>
+    </w:p>
+    <w:p>
+      <w:r>
+        <w:t>________________________________________________________________</w:t>
+      </w:r>
+    </w:p>
+    <w:p>
+      <w:r>
+        <w:t>________________________________________________________________</w:t>
+      </w:r>
+    </w:p>
+    <w:p>
+      <w:r>
+        <w:t>________________________________________________________________</w:t>
+      </w:r>
+    </w:p>
     <w:sectPr>
       <w:pgSz w:w="12240" w:h="15840"/>
       <w:pgMar w:top="936" w:right="1008" w:bottom="936" w:left="1008" w:header="720" w:footer="720" w:gutter="0"/>

--- a/downloads/workbook/ai-3-week-36.docx
+++ b/downloads/workbook/ai-3-week-36.docx
@@ -30,6 +30,17 @@
     </w:p>
     <w:p>
       <w:r>
+        <w:t>Record your starting explanation for Creator Defense before opening notes. Show any later correction separately.</w:t>
+      </w:r>
+    </w:p>
+    <w:p>
+      <w:pPr>
+        <w:spacing w:line="336" w:lineRule="auto" w:after="180"/>
+      </w:pPr>
+      <w:r>
+        <w:rPr>
+          <w:b w:val="0"/>
+        </w:rPr>
         <w:t>Try the recall before opening notes. Then use a different colour or a labelled second line to correct your explanation.</w:t>
       </w:r>
     </w:p>
@@ -42,7 +53,13 @@
       </w:r>
     </w:p>
     <w:p>
-      <w:r>
+      <w:pPr>
+        <w:spacing w:line="336" w:lineRule="auto" w:after="180"/>
+      </w:pPr>
+      <w:r>
+        <w:rPr>
+          <w:b w:val="0"/>
+        </w:rPr>
         <w:t>Without opening the old lesson, explain one key idea from Capstone Evaluate and Improve. Give an example and a mistake that the idea helps you avoid.</w:t>
       </w:r>
     </w:p>
@@ -78,7 +95,13 @@
       </w:r>
     </w:p>
     <w:p>
-      <w:r>
+      <w:pPr>
+        <w:spacing w:line="336" w:lineRule="auto" w:after="180"/>
+      </w:pPr>
+      <w:r>
+        <w:rPr>
+          <w:b w:val="0"/>
+        </w:rPr>
         <w:t>Without opening the old lesson, explain one key idea from Capstone Design. Give an example and a mistake that the idea helps you avoid.</w:t>
       </w:r>
     </w:p>
@@ -114,7 +137,13 @@
       </w:r>
     </w:p>
     <w:p>
-      <w:r>
+      <w:pPr>
+        <w:spacing w:line="336" w:lineRule="auto" w:after="180"/>
+      </w:pPr>
+      <w:r>
+        <w:rPr>
+          <w:b w:val="0"/>
+        </w:rPr>
         <w:t>Without opening the old lesson, explain one key idea from Bias and Representation. Give an example and a mistake that the idea helps you avoid.</w:t>
       </w:r>
     </w:p>
@@ -151,7 +180,30 @@
     </w:p>
     <w:p>
       <w:r>
-        <w:t>Use W2: Trace the worked case for Generative systems defense. Record the answer once; the lesson and workbook refer to the same attempt.</w:t>
+        <w:t>Complete the supported Creator Defense trace and record the first step you can explain without help.</w:t>
+      </w:r>
+    </w:p>
+    <w:p>
+      <w:pPr>
+        <w:spacing w:line="336" w:lineRule="auto" w:after="180"/>
+      </w:pPr>
+      <w:r>
+        <w:rPr>
+          <w:b w:val="0"/>
+        </w:rPr>
+        <w:t xml:space="preserve">Use W2: Trace the worked case for Generative systems </w:t>
+      </w:r>
+      <w:r>
+        <w:rPr>
+          <w:b/>
+        </w:rPr>
+        <w:t>defense</w:t>
+      </w:r>
+      <w:r>
+        <w:rPr>
+          <w:b w:val="0"/>
+        </w:rPr>
+        <w:t>. Record the answer once; the lesson and workbook refer to the same attempt.</w:t>
       </w:r>
     </w:p>
     <w:tbl>
@@ -279,7 +331,41 @@
     </w:p>
     <w:p>
       <w:r>
-        <w:t>Use the worked case for Generative systems defense. Proposed explanation: “The worked result establishes every future case”. Decide whether this explanation is supported. Point to the step or supplied fact that decides; explain your repair if needed.</w:t>
+        <w:t>Check the proposed Creator Defense explanation against the supplied facts before discussing it.</w:t>
+      </w:r>
+    </w:p>
+    <w:p>
+      <w:pPr>
+        <w:spacing w:line="336" w:lineRule="auto" w:after="180"/>
+      </w:pPr>
+      <w:r>
+        <w:rPr>
+          <w:b w:val="0"/>
+        </w:rPr>
+        <w:t xml:space="preserve">Use the worked case for Generative systems </w:t>
+      </w:r>
+      <w:r>
+        <w:rPr>
+          <w:b/>
+        </w:rPr>
+        <w:t>defense</w:t>
+      </w:r>
+      <w:r>
+        <w:rPr>
+          <w:b w:val="0"/>
+        </w:rPr>
+        <w:t>. Proposed explanation: “The worked result establishes every future case”. Decide whether this explanation is supported.</w:t>
+      </w:r>
+    </w:p>
+    <w:p>
+      <w:pPr>
+        <w:spacing w:line="336" w:lineRule="auto" w:after="180"/>
+      </w:pPr>
+      <w:r>
+        <w:rPr>
+          <w:b w:val="0"/>
+        </w:rPr>
+        <w:t>Point to the step or supplied fact that decides; explain your repair if needed.</w:t>
       </w:r>
     </w:p>
     <w:p>
@@ -319,6 +405,11 @@
       </w:r>
     </w:p>
     <w:p>
+      <w:r>
+        <w:t>Write one first attempt at the reserved independent case before feedback. Repeated copies of that case refer to the same recorded attempt.</w:t>
+      </w:r>
+    </w:p>
+    <w:p>
       <w:pPr>
         <w:pStyle w:val="Heading3"/>
       </w:pPr>
@@ -327,8 +418,26 @@
       </w:r>
     </w:p>
     <w:p>
-      <w:r>
-        <w:t>A defense has retrieval 8/10, support 6/10, fallback 3/4 and no measured latency. State the three rates and reject one unsupported claim.</w:t>
+      <w:pPr>
+        <w:spacing w:line="336" w:lineRule="auto" w:after="180"/>
+      </w:pPr>
+      <w:r>
+        <w:rPr>
+          <w:b w:val="0"/>
+        </w:rPr>
+        <w:t xml:space="preserve">A </w:t>
+      </w:r>
+      <w:r>
+        <w:rPr>
+          <w:b/>
+        </w:rPr>
+        <w:t>defense</w:t>
+      </w:r>
+      <w:r>
+        <w:rPr>
+          <w:b w:val="0"/>
+        </w:rPr>
+        <w:t xml:space="preserve"> has retrieval 8/10, support 6/10, fallback 3/4 and no measured latency. State the three rates and reject one unsupported claim.</w:t>
       </w:r>
     </w:p>
     <w:p>
@@ -375,7 +484,13 @@
       </w:r>
     </w:p>
     <w:p>
-      <w:r>
+      <w:pPr>
+        <w:spacing w:line="336" w:lineRule="auto" w:after="180"/>
+      </w:pPr>
+      <w:r>
+        <w:rPr>
+          <w:b w:val="0"/>
+        </w:rPr>
         <w:t>Attempt this case before feedback. Record any help. Earlier examples below are further practice; a case already practised with feedback cannot establish fresh transfer.</w:t>
       </w:r>
     </w:p>
@@ -389,7 +504,30 @@
     </w:p>
     <w:p>
       <w:r>
-        <w:t>Your assistant passes 9/12 final questions, including all six direct facts but only 3/6 ambiguous or absent-evidence cases. Report results and argue for a focused next step.</w:t>
+        <w:t>Connect the Creator Defense target to a trace and a justified conclusion.</w:t>
+      </w:r>
+    </w:p>
+    <w:p>
+      <w:pPr>
+        <w:spacing w:line="336" w:lineRule="auto" w:after="180"/>
+      </w:pPr>
+      <w:r>
+        <w:rPr>
+          <w:b w:val="0"/>
+        </w:rPr>
+        <w:t>Your assistant passes 9/12 final questions, including all six direct facts but only 3/6 ambiguous or absent-</w:t>
+      </w:r>
+      <w:r>
+        <w:rPr>
+          <w:b/>
+        </w:rPr>
+        <w:t>evidence</w:t>
+      </w:r>
+      <w:r>
+        <w:rPr>
+          <w:b w:val="0"/>
+        </w:rPr>
+        <w:t xml:space="preserve"> cases. Report results and argue for a focused next step.</w:t>
       </w:r>
     </w:p>
     <w:p>
@@ -402,17 +540,46 @@
     </w:p>
     <w:p>
       <w:r>
+        <w:t>Solve the supplied Creator Defense case and show the deciding evidence.</w:t>
+      </w:r>
+    </w:p>
+    <w:p>
+      <w:pPr>
+        <w:spacing w:line="336" w:lineRule="auto" w:after="180"/>
+      </w:pPr>
+      <w:r>
+        <w:rPr>
+          <w:b w:val="0"/>
+        </w:rPr>
         <w:t>Ten successful demos lead to a never hallucinates claim.</w:t>
       </w:r>
     </w:p>
     <w:p>
-      <w:r>
+      <w:pPr>
+        <w:spacing w:line="336" w:lineRule="auto" w:after="180"/>
+      </w:pPr>
+      <w:r>
+        <w:rPr>
+          <w:b w:val="0"/>
+        </w:rPr>
         <w:t>Write a defensible conclusion.</w:t>
       </w:r>
     </w:p>
     <w:p>
-      <w:r>
-        <w:t>Show your trace, calculation or evidence</w:t>
+      <w:pPr>
+        <w:spacing w:line="336" w:lineRule="auto" w:after="180"/>
+      </w:pPr>
+      <w:r>
+        <w:rPr>
+          <w:b w:val="0"/>
+        </w:rPr>
+        <w:t xml:space="preserve">Show your trace, calculation or </w:t>
+      </w:r>
+      <w:r>
+        <w:rPr>
+          <w:b/>
+        </w:rPr>
+        <w:t>evidence</w:t>
       </w:r>
     </w:p>
     <w:p>
@@ -458,11 +625,52 @@
     </w:p>
     <w:p>
       <w:r>
-        <w:t>An audience asks whether your assistant is always correct. Give an evidence-based defense using results and a limit.</w:t>
-      </w:r>
-    </w:p>
-    <w:p>
-      <w:r>
+        <w:t>Apply the procedure to the changed case and record why the conclusion follows.</w:t>
+      </w:r>
+    </w:p>
+    <w:p>
+      <w:pPr>
+        <w:spacing w:line="336" w:lineRule="auto" w:after="180"/>
+      </w:pPr>
+      <w:r>
+        <w:rPr>
+          <w:b w:val="0"/>
+        </w:rPr>
+        <w:t xml:space="preserve">An audience asks whether your assistant is always correct. Give an </w:t>
+      </w:r>
+      <w:r>
+        <w:rPr>
+          <w:b/>
+        </w:rPr>
+        <w:t>evidence</w:t>
+      </w:r>
+      <w:r>
+        <w:rPr>
+          <w:b w:val="0"/>
+        </w:rPr>
+        <w:t xml:space="preserve">-based </w:t>
+      </w:r>
+      <w:r>
+        <w:rPr>
+          <w:b/>
+        </w:rPr>
+        <w:t>defense</w:t>
+      </w:r>
+      <w:r>
+        <w:rPr>
+          <w:b w:val="0"/>
+        </w:rPr>
+        <w:t xml:space="preserve"> using results and a limit.</w:t>
+      </w:r>
+    </w:p>
+    <w:p>
+      <w:pPr>
+        <w:spacing w:line="336" w:lineRule="auto" w:after="180"/>
+      </w:pPr>
+      <w:r>
+        <w:rPr>
+          <w:b w:val="0"/>
+        </w:rPr>
         <w:t>My independent answer and reason</w:t>
       </w:r>
     </w:p>
@@ -517,7 +725,30 @@
     </w:p>
     <w:p>
       <w:r>
-        <w:t>Create a changed input, boundary case or missing-information case. Write the expected answer or safe response before testing.</w:t>
+        <w:t>Specify a changed input, expected result and observation separately.</w:t>
+      </w:r>
+    </w:p>
+    <w:p>
+      <w:pPr>
+        <w:spacing w:line="336" w:lineRule="auto" w:after="180"/>
+      </w:pPr>
+      <w:r>
+        <w:rPr>
+          <w:b w:val="0"/>
+        </w:rPr>
+        <w:t xml:space="preserve">Create a changed </w:t>
+      </w:r>
+      <w:r>
+        <w:rPr>
+          <w:b/>
+        </w:rPr>
+        <w:t>input</w:t>
+      </w:r>
+      <w:r>
+        <w:rPr>
+          <w:b w:val="0"/>
+        </w:rPr>
+        <w:t>, boundary case or missing-information case. Write the expected answer or safe response before testing.</w:t>
       </w:r>
     </w:p>
     <w:tbl>
@@ -646,12 +877,41 @@
     </w:p>
     <w:p>
       <w:r>
+        <w:t>Justify what Creator Defense adds to Verified Study Buddy and keep the evidence.</w:t>
+      </w:r>
+    </w:p>
+    <w:p>
+      <w:pPr>
+        <w:spacing w:line="336" w:lineRule="auto" w:after="180"/>
+      </w:pPr>
+      <w:r>
+        <w:rPr>
+          <w:b w:val="0"/>
+        </w:rPr>
         <w:t>Final product card documents purpose, system map, sources, evals, limits, risks, and human oversight.</w:t>
       </w:r>
     </w:p>
     <w:p>
-      <w:r>
-        <w:t>The project change and evidence I will keep</w:t>
+      <w:pPr>
+        <w:spacing w:line="336" w:lineRule="auto" w:after="180"/>
+      </w:pPr>
+      <w:r>
+        <w:rPr>
+          <w:b w:val="0"/>
+        </w:rPr>
+        <w:t xml:space="preserve">The project change and </w:t>
+      </w:r>
+      <w:r>
+        <w:rPr>
+          <w:b/>
+        </w:rPr>
+        <w:t>evidence</w:t>
+      </w:r>
+      <w:r>
+        <w:rPr>
+          <w:b w:val="0"/>
+        </w:rPr>
+        <w:t xml:space="preserve"> I will keep</w:t>
       </w:r>
     </w:p>
     <w:p>
@@ -697,11 +957,54 @@
     </w:p>
     <w:p>
       <w:r>
-        <w:t>I can explain the mechanism. I can show evidence. I can handle a changed case. I can name a limit. Mark each as not yet, with help or independently, and attach supporting work.</w:t>
-      </w:r>
-    </w:p>
-    <w:p>
-      <w:r>
+        <w:t>Judge explanation, evidence, transfer and limits separately; attach the work behind your judgement.</w:t>
+      </w:r>
+    </w:p>
+    <w:p>
+      <w:pPr>
+        <w:pStyle w:val="ListBullet"/>
+      </w:pPr>
+      <w:r>
+        <w:t>I can explain the mechanism.</w:t>
+      </w:r>
+    </w:p>
+    <w:p>
+      <w:pPr>
+        <w:pStyle w:val="ListBullet"/>
+      </w:pPr>
+      <w:r>
+        <w:t>I can show evidence.</w:t>
+      </w:r>
+    </w:p>
+    <w:p>
+      <w:pPr>
+        <w:pStyle w:val="ListBullet"/>
+      </w:pPr>
+      <w:r>
+        <w:t>I can handle a changed case.</w:t>
+      </w:r>
+    </w:p>
+    <w:p>
+      <w:pPr>
+        <w:pStyle w:val="ListBullet"/>
+      </w:pPr>
+      <w:r>
+        <w:t>I can name a limit.</w:t>
+      </w:r>
+    </w:p>
+    <w:p>
+      <w:r>
+        <w:t>Mark each as not yet, with help or independently, and attach supporting work.</w:t>
+      </w:r>
+    </w:p>
+    <w:p>
+      <w:pPr>
+        <w:spacing w:line="336" w:lineRule="auto" w:after="180"/>
+      </w:pPr>
+      <w:r>
+        <w:rPr>
+          <w:b w:val="0"/>
+        </w:rPr>
         <w:t>Teacher review ____________________  Next step ____________________</w:t>
       </w:r>
     </w:p>
@@ -715,7 +1018,30 @@
     </w:p>
     <w:p>
       <w:r>
-        <w:t>Your assistant passes 9/12 final questions, including all six direct facts but only 3/6 ambiguous or absent-evidence cases. Report results and argue for a focused next step.</w:t>
+        <w:t>Use this earlier case as transfer practice. A case already discussed with feedback is not fresh assessment evidence.</w:t>
+      </w:r>
+    </w:p>
+    <w:p>
+      <w:pPr>
+        <w:spacing w:line="336" w:lineRule="auto" w:after="180"/>
+      </w:pPr>
+      <w:r>
+        <w:rPr>
+          <w:b w:val="0"/>
+        </w:rPr>
+        <w:t>Your assistant passes 9/12 final questions, including all six direct facts but only 3/6 ambiguous or absent-</w:t>
+      </w:r>
+      <w:r>
+        <w:rPr>
+          <w:b/>
+        </w:rPr>
+        <w:t>evidence</w:t>
+      </w:r>
+      <w:r>
+        <w:rPr>
+          <w:b w:val="0"/>
+        </w:rPr>
+        <w:t xml:space="preserve"> cases. Report results and argue for a focused next step.</w:t>
       </w:r>
     </w:p>
     <w:p>
@@ -762,7 +1088,13 @@
       </w:r>
     </w:p>
     <w:p>
-      <w:r>
+      <w:pPr>
+        <w:spacing w:line="336" w:lineRule="auto" w:after="180"/>
+      </w:pPr>
+      <w:r>
+        <w:rPr>
+          <w:b w:val="0"/>
+        </w:rPr>
         <w:t>Record support used: none, hint or teacher explanation.</w:t>
       </w:r>
     </w:p>
@@ -776,7 +1108,54 @@
     </w:p>
     <w:p>
       <w:r>
-        <w:t>Explain the weekly mechanism in your own words. Use the worked scenario to name its input, decision rule and output.</w:t>
+        <w:t>Explain the mechanism. Apply the supplied Creator Defense facts and keep your reasoning.</w:t>
+      </w:r>
+    </w:p>
+    <w:p>
+      <w:pPr>
+        <w:spacing w:line="336" w:lineRule="auto" w:after="180"/>
+      </w:pPr>
+      <w:r>
+        <w:rPr>
+          <w:b w:val="0"/>
+        </w:rPr>
+        <w:t xml:space="preserve">Explain the weekly </w:t>
+      </w:r>
+      <w:r>
+        <w:rPr>
+          <w:b/>
+        </w:rPr>
+        <w:t>mechanism</w:t>
+      </w:r>
+      <w:r>
+        <w:rPr>
+          <w:b w:val="0"/>
+        </w:rPr>
+        <w:t xml:space="preserve"> in your own words. Use the worked scenario to name its </w:t>
+      </w:r>
+      <w:r>
+        <w:rPr>
+          <w:b/>
+        </w:rPr>
+        <w:t>input</w:t>
+      </w:r>
+      <w:r>
+        <w:rPr>
+          <w:b w:val="0"/>
+        </w:rPr>
+        <w:t xml:space="preserve">, decision rule and </w:t>
+      </w:r>
+      <w:r>
+        <w:rPr>
+          <w:b/>
+        </w:rPr>
+        <w:t>output</w:t>
+      </w:r>
+      <w:r>
+        <w:rPr>
+          <w:b w:val="0"/>
+        </w:rPr>
+        <w:t>.</w:t>
       </w:r>
     </w:p>
     <w:p>
@@ -827,7 +1206,29 @@
     </w:p>
     <w:p>
       <w:r>
-        <w:t>System reports 9/10 retrieved relevant records, 7/10 supported answers and zero actions in a read-only run. Presenter claims 90% fully correct and faster than baseline. Show the intermediate steps and give the conclusion with its scope.</w:t>
+        <w:t>Trace the worked case. Apply the supplied Creator Defense facts and keep your reasoning.</w:t>
+      </w:r>
+    </w:p>
+    <w:p>
+      <w:pPr>
+        <w:spacing w:line="336" w:lineRule="auto" w:after="180"/>
+      </w:pPr>
+      <w:r>
+        <w:rPr>
+          <w:b w:val="0"/>
+        </w:rPr>
+        <w:t>System reports 9/10 retrieved relevant records, 7/10 supported answers and zero actions in a read-only run. Presenter claims 90% fully correct and faster than baseline.</w:t>
+      </w:r>
+    </w:p>
+    <w:p>
+      <w:pPr>
+        <w:spacing w:line="336" w:lineRule="auto" w:after="180"/>
+      </w:pPr>
+      <w:r>
+        <w:rPr>
+          <w:b w:val="0"/>
+        </w:rPr>
+        <w:t>Show the intermediate steps and give the conclusion with its scope.</w:t>
       </w:r>
     </w:p>
     <w:p>
@@ -883,7 +1284,53 @@
     </w:p>
     <w:p>
       <w:r>
-        <w:t>A report omits this qualification: A defense should preserve negative evidence and uncertainty rather than treating polished presentation as proof. Explain how omitting it could change a reader's interpretation, and write an accurate replacement.</w:t>
+        <w:t>Audit the limit. Apply the supplied Creator Defense facts and keep your reasoning.</w:t>
+      </w:r>
+    </w:p>
+    <w:p>
+      <w:pPr>
+        <w:spacing w:line="336" w:lineRule="auto" w:after="180"/>
+      </w:pPr>
+      <w:r>
+        <w:rPr>
+          <w:b w:val="0"/>
+        </w:rPr>
+        <w:t xml:space="preserve">A report omits this qualification: A </w:t>
+      </w:r>
+      <w:r>
+        <w:rPr>
+          <w:b/>
+        </w:rPr>
+        <w:t>defense</w:t>
+      </w:r>
+      <w:r>
+        <w:rPr>
+          <w:b w:val="0"/>
+        </w:rPr>
+        <w:t xml:space="preserve"> should preserve negative </w:t>
+      </w:r>
+      <w:r>
+        <w:rPr>
+          <w:b/>
+        </w:rPr>
+        <w:t>evidence</w:t>
+      </w:r>
+      <w:r>
+        <w:rPr>
+          <w:b w:val="0"/>
+        </w:rPr>
+        <w:t xml:space="preserve"> and uncertainty rather than treating polished presentation as proof.</w:t>
+      </w:r>
+    </w:p>
+    <w:p>
+      <w:pPr>
+        <w:spacing w:line="336" w:lineRule="auto" w:after="180"/>
+      </w:pPr>
+      <w:r>
+        <w:rPr>
+          <w:b w:val="0"/>
+        </w:rPr>
+        <w:t>Explain how omitting it could change a reader's interpretation, and write an accurate replacement.</w:t>
       </w:r>
     </w:p>
     <w:p>
@@ -934,7 +1381,30 @@
     </w:p>
     <w:p>
       <w:r>
-        <w:t>A defense has retrieval 8/10, support 6/10, fallback 3/4 and no measured latency. State the three rates and reject one unsupported claim.</w:t>
+        <w:t>Attempt before feedback. If this repeats the selected independent case, reuse that first attempt; otherwise keep a separate record. Apply a new case independently. Apply the supplied Creator Defense facts and keep your reasoning.</w:t>
+      </w:r>
+    </w:p>
+    <w:p>
+      <w:pPr>
+        <w:spacing w:line="336" w:lineRule="auto" w:after="180"/>
+      </w:pPr>
+      <w:r>
+        <w:rPr>
+          <w:b w:val="0"/>
+        </w:rPr>
+        <w:t xml:space="preserve">A </w:t>
+      </w:r>
+      <w:r>
+        <w:rPr>
+          <w:b/>
+        </w:rPr>
+        <w:t>defense</w:t>
+      </w:r>
+      <w:r>
+        <w:rPr>
+          <w:b w:val="0"/>
+        </w:rPr>
+        <w:t xml:space="preserve"> has retrieval 8/10, support 6/10, fallback 3/4 and no measured latency. State the three rates and reject one unsupported claim.</w:t>
       </w:r>
     </w:p>
     <w:p>
@@ -995,7 +1465,29 @@
     </w:p>
     <w:p>
       <w:r>
-        <w:t>For the worked scenario, propose one additional case that could reveal a failure, describe its expected outcome before running it, and explain what would need to remain fixed for a fair comparison. Do not reuse W4 as a new final test after receiving feedback.</w:t>
+        <w:t>Design a revealing follow-up. Apply the supplied Creator Defense facts and keep your reasoning.</w:t>
+      </w:r>
+    </w:p>
+    <w:p>
+      <w:pPr>
+        <w:spacing w:line="336" w:lineRule="auto" w:after="180"/>
+      </w:pPr>
+      <w:r>
+        <w:rPr>
+          <w:b w:val="0"/>
+        </w:rPr>
+        <w:t>For the worked scenario, propose one additional case that could reveal a failure, describe its expected outcome before running it, and explain what would need to remain fixed for a fair comparison.</w:t>
+      </w:r>
+    </w:p>
+    <w:p>
+      <w:pPr>
+        <w:spacing w:line="336" w:lineRule="auto" w:after="180"/>
+      </w:pPr>
+      <w:r>
+        <w:rPr>
+          <w:b w:val="0"/>
+        </w:rPr>
+        <w:t>Do not reuse W4 as a new final test after receiving feedback.</w:t>
       </w:r>
     </w:p>
     <w:p>
@@ -1047,6 +1539,11 @@
       </w:pPr>
       <w:r>
         <w:t>17. Feedback, return check and learning record</w:t>
+      </w:r>
+    </w:p>
+    <w:p>
+      <w:r>
+        <w:t>Record the first repaired step and a different case to revisit after a delay.</w:t>
       </w:r>
     </w:p>
     <w:tbl>
@@ -1186,7 +1683,13 @@
       </w:tr>
     </w:tbl>
     <w:p>
-      <w:r>
+      <w:pPr>
+        <w:spacing w:line="336" w:lineRule="auto" w:after="180"/>
+      </w:pPr>
+      <w:r>
+        <w:rPr>
+          <w:b w:val="0"/>
+        </w:rPr>
         <w:t>Revisit this idea with your teacher after a delay. Familiarity is different from explaining and using it on a changed case.</w:t>
       </w:r>
     </w:p>
@@ -1200,17 +1703,64 @@
     </w:p>
     <w:p>
       <w:r>
-        <w:t>Defend a study-buddy project using separate claims and matching evidence.</w:t>
-      </w:r>
-    </w:p>
-    <w:p>
-      <w:r>
+        <w:t>Defend a study-buddy project using separate claims and matching evidence. Explain the labelled step before checking the changed condition.</w:t>
+      </w:r>
+    </w:p>
+    <w:p>
+      <w:pPr>
+        <w:spacing w:line="336" w:lineRule="auto" w:after="180"/>
+      </w:pPr>
+      <w:r>
+        <w:rPr>
+          <w:b w:val="0"/>
+        </w:rPr>
+        <w:t xml:space="preserve">Defend a study-buddy project using separate claims and matching </w:t>
+      </w:r>
+      <w:r>
+        <w:rPr>
+          <w:b/>
+        </w:rPr>
+        <w:t>evidence</w:t>
+      </w:r>
+      <w:r>
+        <w:rPr>
+          <w:b w:val="0"/>
+        </w:rPr>
+        <w:t>.</w:t>
+      </w:r>
+    </w:p>
+    <w:p>
+      <w:pPr>
+        <w:spacing w:line="336" w:lineRule="auto" w:after="180"/>
+      </w:pPr>
+      <w:r>
+        <w:rPr>
+          <w:b w:val="0"/>
+        </w:rPr>
         <w:t>Set A: 15 answerable questions, with 12 relevant retrievals and 9 supported answers. Separate set B: 5 missing-source questions, with 4 appropriate fallbacks. No speed measurements exist.</w:t>
       </w:r>
     </w:p>
     <w:p>
-      <w:r>
-        <w:t>All inputs and outcomes in this worked example are invented classroom data; no real model run is claimed.</w:t>
+      <w:pPr>
+        <w:spacing w:line="336" w:lineRule="auto" w:after="180"/>
+      </w:pPr>
+      <w:r>
+        <w:rPr>
+          <w:b w:val="0"/>
+        </w:rPr>
+        <w:t xml:space="preserve">All </w:t>
+      </w:r>
+      <w:r>
+        <w:rPr>
+          <w:b/>
+        </w:rPr>
+        <w:t>input</w:t>
+      </w:r>
+      <w:r>
+        <w:rPr>
+          <w:b w:val="0"/>
+        </w:rPr>
+        <w:t>s and outcomes in this worked example are invented classroom data; no real model run is claimed.</w:t>
       </w:r>
     </w:p>
     <w:p>
@@ -1250,8 +1800,38 @@
       </w:r>
     </w:p>
     <w:p>
-      <w:r>
-        <w:t>Which numbers would you display to make the defense honest? Point to the relevant step in the picture, then write the changed result and the rule or evidence that supports it.</w:t>
+      <w:pPr>
+        <w:spacing w:line="336" w:lineRule="auto" w:after="180"/>
+      </w:pPr>
+      <w:r>
+        <w:rPr>
+          <w:b w:val="0"/>
+        </w:rPr>
+        <w:t xml:space="preserve">Which numbers would you display to make the </w:t>
+      </w:r>
+      <w:r>
+        <w:rPr>
+          <w:b/>
+        </w:rPr>
+        <w:t>defense</w:t>
+      </w:r>
+      <w:r>
+        <w:rPr>
+          <w:b w:val="0"/>
+        </w:rPr>
+        <w:t xml:space="preserve"> honest? Point to the relevant step in the picture, then write the changed result and the rule or </w:t>
+      </w:r>
+      <w:r>
+        <w:rPr>
+          <w:b/>
+        </w:rPr>
+        <w:t>evidence</w:t>
+      </w:r>
+      <w:r>
+        <w:rPr>
+          <w:b w:val="0"/>
+        </w:rPr>
+        <w:t xml:space="preserve"> that supports it.</w:t>
       </w:r>
     </w:p>
     <w:p>
@@ -1293,13 +1873,81 @@
       </w:r>
     </w:p>
     <w:p>
-      <w:r>
-        <w:t>Support used: alone / hint / worked example. This record is practice evidence.</w:t>
-      </w:r>
-    </w:p>
-    <w:p>
-      <w:r>
-        <w:t>Project connection: For your Verified Study Buddy, save the input, procedure, observed result and limitation of this check. Label this worked example as practice; use a different, previously unreviewed case when checking independent understanding.</w:t>
+      <w:pPr>
+        <w:pStyle w:val="Heading3"/>
+      </w:pPr>
+      <w:r>
+        <w:t>Record the help used</w:t>
+      </w:r>
+    </w:p>
+    <w:p>
+      <w:pPr>
+        <w:spacing w:line="336" w:lineRule="auto" w:after="180"/>
+        <w:shd w:fill="F1F6F8"/>
+      </w:pPr>
+      <w:r>
+        <w:rPr>
+          <w:b w:val="0"/>
+        </w:rPr>
+        <w:t xml:space="preserve">Support used: alone / hint / worked example. This record is practice </w:t>
+      </w:r>
+      <w:r>
+        <w:rPr>
+          <w:b/>
+        </w:rPr>
+        <w:t>evidence</w:t>
+      </w:r>
+      <w:r>
+        <w:rPr>
+          <w:b w:val="0"/>
+        </w:rPr>
+        <w:t>.</w:t>
+      </w:r>
+    </w:p>
+    <w:p>
+      <w:pPr>
+        <w:spacing w:line="336" w:lineRule="auto" w:after="180"/>
+      </w:pPr>
+      <w:r>
+        <w:rPr>
+          <w:b w:val="0"/>
+        </w:rPr>
+        <w:t xml:space="preserve">Project connection: For your Verified Study Buddy, save the </w:t>
+      </w:r>
+      <w:r>
+        <w:rPr>
+          <w:b/>
+        </w:rPr>
+        <w:t>input</w:t>
+      </w:r>
+      <w:r>
+        <w:rPr>
+          <w:b w:val="0"/>
+        </w:rPr>
+        <w:t xml:space="preserve">, procedure, observed result and </w:t>
+      </w:r>
+      <w:r>
+        <w:rPr>
+          <w:b/>
+        </w:rPr>
+        <w:t>limitation</w:t>
+      </w:r>
+      <w:r>
+        <w:rPr>
+          <w:b w:val="0"/>
+        </w:rPr>
+        <w:t xml:space="preserve"> of this check.</w:t>
+      </w:r>
+    </w:p>
+    <w:p>
+      <w:pPr>
+        <w:spacing w:line="336" w:lineRule="auto" w:after="180"/>
+      </w:pPr>
+      <w:r>
+        <w:rPr>
+          <w:b w:val="0"/>
+        </w:rPr>
+        <w:t>Label this worked example as practice; use a different, previously unreviewed case when checking independent understanding.</w:t>
       </w:r>
     </w:p>
     <w:p>
@@ -1312,17 +1960,87 @@
     </w:p>
     <w:p>
       <w:r>
+        <w:t>Keep this week’s input, deciding step, result and limit together in the Verified Study Buddy record.</w:t>
+      </w:r>
+    </w:p>
+    <w:p>
+      <w:pPr>
+        <w:spacing w:line="336" w:lineRule="auto" w:after="180"/>
+      </w:pPr>
+      <w:r>
+        <w:rPr>
+          <w:b w:val="0"/>
+        </w:rPr>
         <w:t>Project: Verified Study Buddy</w:t>
       </w:r>
     </w:p>
     <w:p>
-      <w:r>
-        <w:t>Current milestone: Present and defend. Demonstrate the system, explain one failure and justify the next improvement with evidence.</w:t>
-      </w:r>
-    </w:p>
-    <w:p>
-      <w:r>
-        <w:t>For your Verified Study Buddy, save the input, procedure, observed result and limitation of this check. Label this worked example as practice; use a different, previously unreviewed case when checking independent understanding.</w:t>
+      <w:pPr>
+        <w:spacing w:line="336" w:lineRule="auto" w:after="180"/>
+      </w:pPr>
+      <w:r>
+        <w:rPr>
+          <w:b w:val="0"/>
+        </w:rPr>
+        <w:t xml:space="preserve">Current milestone: Present and defend. Demonstrate the system, explain one failure and justify the next improvement with </w:t>
+      </w:r>
+      <w:r>
+        <w:rPr>
+          <w:b/>
+        </w:rPr>
+        <w:t>evidence</w:t>
+      </w:r>
+      <w:r>
+        <w:rPr>
+          <w:b w:val="0"/>
+        </w:rPr>
+        <w:t>.</w:t>
+      </w:r>
+    </w:p>
+    <w:p>
+      <w:pPr>
+        <w:spacing w:line="336" w:lineRule="auto" w:after="180"/>
+      </w:pPr>
+      <w:r>
+        <w:rPr>
+          <w:b w:val="0"/>
+        </w:rPr>
+        <w:t xml:space="preserve">For your Verified Study Buddy, save the </w:t>
+      </w:r>
+      <w:r>
+        <w:rPr>
+          <w:b/>
+        </w:rPr>
+        <w:t>input</w:t>
+      </w:r>
+      <w:r>
+        <w:rPr>
+          <w:b w:val="0"/>
+        </w:rPr>
+        <w:t xml:space="preserve">, procedure, observed result and </w:t>
+      </w:r>
+      <w:r>
+        <w:rPr>
+          <w:b/>
+        </w:rPr>
+        <w:t>limitation</w:t>
+      </w:r>
+      <w:r>
+        <w:rPr>
+          <w:b w:val="0"/>
+        </w:rPr>
+        <w:t xml:space="preserve"> of this check.</w:t>
+      </w:r>
+    </w:p>
+    <w:p>
+      <w:pPr>
+        <w:spacing w:line="336" w:lineRule="auto" w:after="180"/>
+      </w:pPr>
+      <w:r>
+        <w:rPr>
+          <w:b w:val="0"/>
+        </w:rPr>
+        <w:t>Label this worked example as practice; use a different, previously unreviewed case when checking independent understanding.</w:t>
       </w:r>
     </w:p>
     <w:tbl>
@@ -1484,12 +2202,41 @@
     </w:p>
     <w:p>
       <w:r>
+        <w:t>Try the supported questions before comparing with hints and feedback. Record what you repaired and the evidence you retained.</w:t>
+      </w:r>
+    </w:p>
+    <w:p>
+      <w:pPr>
+        <w:spacing w:line="336" w:lineRule="auto" w:after="180"/>
+      </w:pPr>
+      <w:r>
+        <w:rPr>
+          <w:b w:val="0"/>
+        </w:rPr>
         <w:t>Use this supported practice once, in the browser or on paper. Keep the reserved independent assessment for a separate first attempt before teacher feedback.</w:t>
       </w:r>
     </w:p>
     <w:p>
-      <w:r>
-        <w:t>Defend a study-buddy project using separate claims and matching evidence.</w:t>
+      <w:pPr>
+        <w:spacing w:line="336" w:lineRule="auto" w:after="180"/>
+      </w:pPr>
+      <w:r>
+        <w:rPr>
+          <w:b w:val="0"/>
+        </w:rPr>
+        <w:t xml:space="preserve">Defend a study-buddy project using separate claims and matching </w:t>
+      </w:r>
+      <w:r>
+        <w:rPr>
+          <w:b/>
+        </w:rPr>
+        <w:t>evidence</w:t>
+      </w:r>
+      <w:r>
+        <w:rPr>
+          <w:b w:val="0"/>
+        </w:rPr>
+        <w:t>.</w:t>
       </w:r>
     </w:p>
     <w:p>
@@ -1501,22 +2248,61 @@
       </w:r>
     </w:p>
     <w:p>
-      <w:r>
-        <w:t>Which labelled step matches this detail? Appropriate fallback is 4/5=80%. Make no measured speed claim.</w:t>
-      </w:r>
-    </w:p>
-    <w:p>
-      <w:r>
+      <w:pPr>
+        <w:spacing w:line="336" w:lineRule="auto" w:after="180"/>
+      </w:pPr>
+      <w:r>
+        <w:rPr>
+          <w:b w:val="0"/>
+        </w:rPr>
+        <w:t>Which labelled step matches this detail? Appropriate fallback is 4/5=</w:t>
+      </w:r>
+      <w:r>
+        <w:rPr>
+          <w:b/>
+        </w:rPr>
+        <w:t>80%</w:t>
+      </w:r>
+      <w:r>
+        <w:rPr>
+          <w:b w:val="0"/>
+        </w:rPr>
+        <w:t>. Make no measured speed claim.</w:t>
+      </w:r>
+    </w:p>
+    <w:p>
+      <w:pPr>
+        <w:spacing w:line="336" w:lineRule="auto" w:after="180"/>
+        <w:shd w:fill="F4F9FC"/>
+      </w:pPr>
+      <w:r>
+        <w:rPr>
+          <w:b w:val="0"/>
+        </w:rPr>
         <w:t>1. Fallback claim</w:t>
       </w:r>
     </w:p>
     <w:p>
-      <w:r>
+      <w:pPr>
+        <w:spacing w:line="336" w:lineRule="auto" w:after="180"/>
+        <w:shd w:fill="F4F9FC"/>
+      </w:pPr>
+      <w:r>
+        <w:rPr>
+          <w:b w:val="0"/>
+        </w:rPr>
         <w:t>2. Answer claim</w:t>
       </w:r>
     </w:p>
     <w:p>
-      <w:r>
+      <w:pPr>
+        <w:spacing w:line="336" w:lineRule="auto" w:after="180"/>
+        <w:shd w:fill="F4F9FC"/>
+      </w:pPr>
+      <w:r>
+        <w:rPr>
+          <w:b w:val="0"/>
+        </w:rPr>
         <w:t>3. Retrieval claim</w:t>
       </w:r>
     </w:p>
@@ -1554,41 +2340,203 @@
       </w:r>
     </w:p>
     <w:p>
-      <w:r>
+      <w:pPr>
+        <w:pStyle w:val="Heading3"/>
+      </w:pPr>
+      <w:r>
+        <w:t>Hint · try first</w:t>
+      </w:r>
+    </w:p>
+    <w:p>
+      <w:pPr>
+        <w:spacing w:line="336" w:lineRule="auto" w:after="180"/>
+        <w:shd w:fill="F1F6F8"/>
+      </w:pPr>
+      <w:r>
+        <w:rPr>
+          <w:b w:val="0"/>
+        </w:rPr>
         <w:t>Hint if needed: Read the steps in the pictorial case. Match the supplied detail to the stage that performs or records it.</w:t>
       </w:r>
     </w:p>
     <w:p>
-      <w:r>
-        <w:t>After your attempt, compare with the supported explanation: Fallback claim Appropriate fallback is 4/5=80%. Make no measured speed claim. Read the picture in order. Appropriate fallback is 4/5=80%. Make no measured speed claim. The arrows show which recorded input or intermediate result each decision uses. Explain the deciding step aloud before checking the changed case; pointing to the final answer alone does not show how it follows.</w:t>
-      </w:r>
-    </w:p>
-    <w:p>
       <w:pPr>
         <w:pStyle w:val="Heading3"/>
       </w:pPr>
       <w:r>
+        <w:t>Feedback · compare after trying</w:t>
+      </w:r>
+    </w:p>
+    <w:p>
+      <w:pPr>
+        <w:spacing w:line="336" w:lineRule="auto" w:after="180"/>
+        <w:shd w:fill="F1F6FC"/>
+      </w:pPr>
+      <w:r>
+        <w:rPr>
+          <w:b w:val="0"/>
+        </w:rPr>
+        <w:t>After your attempt, compare with the supported explanation: Fallback claim Appropriate fallback is 4/5=</w:t>
+      </w:r>
+      <w:r>
+        <w:rPr>
+          <w:b/>
+        </w:rPr>
+        <w:t>80%</w:t>
+      </w:r>
+      <w:r>
+        <w:rPr>
+          <w:b w:val="0"/>
+        </w:rPr>
+        <w:t>. Make no measured speed claim. Read the picture in order. Appropriate fallback is 4/5=</w:t>
+      </w:r>
+      <w:r>
+        <w:rPr>
+          <w:b/>
+        </w:rPr>
+        <w:t>80%</w:t>
+      </w:r>
+      <w:r>
+        <w:rPr>
+          <w:b w:val="0"/>
+        </w:rPr>
+        <w:t>.</w:t>
+      </w:r>
+    </w:p>
+    <w:p>
+      <w:pPr>
+        <w:spacing w:line="336" w:lineRule="auto" w:after="180"/>
+        <w:shd w:fill="F1F6FC"/>
+      </w:pPr>
+      <w:r>
+        <w:rPr>
+          <w:b w:val="0"/>
+        </w:rPr>
+        <w:t xml:space="preserve">Make no measured speed claim. The arrows show which recorded </w:t>
+      </w:r>
+      <w:r>
+        <w:rPr>
+          <w:b/>
+        </w:rPr>
+        <w:t>input</w:t>
+      </w:r>
+      <w:r>
+        <w:rPr>
+          <w:b w:val="0"/>
+        </w:rPr>
+        <w:t xml:space="preserve"> or intermediate result each decision uses.</w:t>
+      </w:r>
+    </w:p>
+    <w:p>
+      <w:pPr>
+        <w:spacing w:line="336" w:lineRule="auto" w:after="180"/>
+        <w:shd w:fill="F1F6FC"/>
+      </w:pPr>
+      <w:r>
+        <w:rPr>
+          <w:b w:val="0"/>
+        </w:rPr>
+        <w:t>Explain the deciding step aloud before checking the changed case; pointing to the final answer alone does not show how it follows.</w:t>
+      </w:r>
+    </w:p>
+    <w:p>
+      <w:pPr>
+        <w:pStyle w:val="Heading3"/>
+      </w:pPr>
+      <w:r>
         <w:t>Practice 2: explain the deciding evidence</w:t>
       </w:r>
     </w:p>
     <w:p>
-      <w:r>
+      <w:pPr>
+        <w:pStyle w:val="Heading3"/>
+      </w:pPr>
+      <w:r>
+        <w:t>Changed case · predict first</w:t>
+      </w:r>
+    </w:p>
+    <w:p>
+      <w:pPr>
+        <w:spacing w:line="336" w:lineRule="auto" w:after="180"/>
+        <w:shd w:fill="F5F1FB"/>
+      </w:pPr>
+      <w:r>
+        <w:rPr>
+          <w:b w:val="0"/>
+        </w:rPr>
         <w:t>Changed-case practice: Only the retrieval rate is put on the presentation poster. Which conclusion is supported by the supplied facts?</w:t>
       </w:r>
     </w:p>
     <w:p>
-      <w:r>
-        <w:t>1. This one example guarantees correct results for every future input.</w:t>
-      </w:r>
-    </w:p>
-    <w:p>
-      <w:r>
-        <w:t>2. The poster omits the lower supported-answer rate and cannot imply 80% fully correct answers.</w:t>
-      </w:r>
-    </w:p>
-    <w:p>
-      <w:r>
-        <w:t>3. We can decide the result without examining the changed input or the procedure.</w:t>
+      <w:pPr>
+        <w:spacing w:line="336" w:lineRule="auto" w:after="180"/>
+        <w:shd w:fill="F4F9FC"/>
+      </w:pPr>
+      <w:r>
+        <w:rPr>
+          <w:b w:val="0"/>
+        </w:rPr>
+        <w:t xml:space="preserve">1. This one example guarantees correct results for every future </w:t>
+      </w:r>
+      <w:r>
+        <w:rPr>
+          <w:b/>
+        </w:rPr>
+        <w:t>input</w:t>
+      </w:r>
+      <w:r>
+        <w:rPr>
+          <w:b w:val="0"/>
+        </w:rPr>
+        <w:t>.</w:t>
+      </w:r>
+    </w:p>
+    <w:p>
+      <w:pPr>
+        <w:spacing w:line="336" w:lineRule="auto" w:after="180"/>
+        <w:shd w:fill="F4F9FC"/>
+      </w:pPr>
+      <w:r>
+        <w:rPr>
+          <w:b w:val="0"/>
+        </w:rPr>
+        <w:t xml:space="preserve">2. The poster omits the lower supported-answer rate and cannot imply </w:t>
+      </w:r>
+      <w:r>
+        <w:rPr>
+          <w:b/>
+        </w:rPr>
+        <w:t>80%</w:t>
+      </w:r>
+      <w:r>
+        <w:rPr>
+          <w:b w:val="0"/>
+        </w:rPr>
+        <w:t xml:space="preserve"> fully correct answers.</w:t>
+      </w:r>
+    </w:p>
+    <w:p>
+      <w:pPr>
+        <w:spacing w:line="336" w:lineRule="auto" w:after="180"/>
+        <w:shd w:fill="F4F9FC"/>
+      </w:pPr>
+      <w:r>
+        <w:rPr>
+          <w:b w:val="0"/>
+        </w:rPr>
+        <w:t xml:space="preserve">3. We can decide the result without examining the changed </w:t>
+      </w:r>
+      <w:r>
+        <w:rPr>
+          <w:b/>
+        </w:rPr>
+        <w:t>input</w:t>
+      </w:r>
+      <w:r>
+        <w:rPr>
+          <w:b w:val="0"/>
+        </w:rPr>
+        <w:t xml:space="preserve"> or the procedure.</w:t>
       </w:r>
     </w:p>
     <w:p>
@@ -1625,36 +2573,225 @@
       </w:r>
     </w:p>
     <w:p>
-      <w:r>
+      <w:pPr>
+        <w:pStyle w:val="Heading3"/>
+      </w:pPr>
+      <w:r>
+        <w:t>Hint · try first</w:t>
+      </w:r>
+    </w:p>
+    <w:p>
+      <w:pPr>
+        <w:spacing w:line="336" w:lineRule="auto" w:after="180"/>
+        <w:shd w:fill="F1F6F8"/>
+      </w:pPr>
+      <w:r>
+        <w:rPr>
+          <w:b w:val="0"/>
+        </w:rPr>
         <w:t>Hint if needed: Use the changed condition and the deciding step in the pictorial trace. The answer must say what follows from those facts.</w:t>
       </w:r>
     </w:p>
     <w:p>
-      <w:r>
-        <w:t>After your attempt, compare with the supported explanation: The poster omits the lower supported-answer rate and cannot imply 80% fully correct answers. Retrieving useful evidence is an intermediate step, not proof that the final answer uses it correctly.</w:t>
-      </w:r>
-    </w:p>
-    <w:p>
       <w:pPr>
         <w:pStyle w:val="Heading3"/>
       </w:pPr>
       <w:r>
+        <w:t>Feedback · compare after trying</w:t>
+      </w:r>
+    </w:p>
+    <w:p>
+      <w:pPr>
+        <w:spacing w:line="336" w:lineRule="auto" w:after="180"/>
+        <w:shd w:fill="F1F6FC"/>
+      </w:pPr>
+      <w:r>
+        <w:rPr>
+          <w:b w:val="0"/>
+        </w:rPr>
+        <w:t xml:space="preserve">After your attempt, compare with the supported explanation: The poster omits the lower supported-answer rate and cannot imply </w:t>
+      </w:r>
+      <w:r>
+        <w:rPr>
+          <w:b/>
+        </w:rPr>
+        <w:t>80%</w:t>
+      </w:r>
+      <w:r>
+        <w:rPr>
+          <w:b w:val="0"/>
+        </w:rPr>
+        <w:t xml:space="preserve"> fully correct answers.</w:t>
+      </w:r>
+    </w:p>
+    <w:p>
+      <w:pPr>
+        <w:spacing w:line="336" w:lineRule="auto" w:after="180"/>
+        <w:shd w:fill="F1F6FC"/>
+      </w:pPr>
+      <w:r>
+        <w:rPr>
+          <w:b w:val="0"/>
+        </w:rPr>
+        <w:t xml:space="preserve">Retrieving useful </w:t>
+      </w:r>
+      <w:r>
+        <w:rPr>
+          <w:b/>
+        </w:rPr>
+        <w:t>evidence</w:t>
+      </w:r>
+      <w:r>
+        <w:rPr>
+          <w:b w:val="0"/>
+        </w:rPr>
+        <w:t xml:space="preserve"> is an intermediate step, not proof that the final answer uses it correctly.</w:t>
+      </w:r>
+    </w:p>
+    <w:p>
+      <w:pPr>
+        <w:pStyle w:val="Heading3"/>
+      </w:pPr>
+      <w:r>
         <w:t>Repair a missing building block</w:t>
       </w:r>
     </w:p>
     <w:p>
-      <w:r>
-        <w:t>Review Capstone Evaluate and Improve (ai-3/35). Goal: Explain the mechanism and terminology of capstone evaluation and revision. Short practice: May the team call the repaired validation cases an untouched final test? Point to the relevant step in the picture, then write the changed result and the rule or evidence that supports it.. Return to this week and explain what you changed.</w:t>
-      </w:r>
-    </w:p>
-    <w:p>
-      <w:r>
-        <w:t>Review Capstone Design (ai-3/33). Goal: Explain the mechanism and terminology of capstone requirements and corpus. Short practice: What should the project plan record before the new flower test? Point to the relevant step in the picture, then write the changed result and the rule or evidence that supports it.. Return to this week and explain what you changed.</w:t>
-      </w:r>
-    </w:p>
-    <w:p>
-      <w:r>
-        <w:t>Review Bias and Representation (ai-3/30). Goal: Explain the mechanism and terminology of representation and bias evaluation. Short practice: Explain why comparing six correct answers in each group would mislead. Point to the relevant step in the picture, then write the changed result and the rule or evidence that supports it.. Return to this week and explain what you changed.</w:t>
+      <w:pPr>
+        <w:spacing w:line="336" w:lineRule="auto" w:after="180"/>
+      </w:pPr>
+      <w:r>
+        <w:rPr>
+          <w:b w:val="0"/>
+        </w:rPr>
+        <w:t xml:space="preserve">Review Capstone Evaluate and Improve (ai-3/35). Goal: Explain the </w:t>
+      </w:r>
+      <w:r>
+        <w:rPr>
+          <w:b/>
+        </w:rPr>
+        <w:t>mechanism</w:t>
+      </w:r>
+      <w:r>
+        <w:rPr>
+          <w:b w:val="0"/>
+        </w:rPr>
+        <w:t xml:space="preserve"> and terminology of capstone evaluation and revision. Short practice: May the team call the repaired validation cases an untouched final test?</w:t>
+      </w:r>
+    </w:p>
+    <w:p>
+      <w:pPr>
+        <w:spacing w:line="336" w:lineRule="auto" w:after="180"/>
+      </w:pPr>
+      <w:r>
+        <w:rPr>
+          <w:b w:val="0"/>
+        </w:rPr>
+        <w:t xml:space="preserve">Point to the relevant step in the picture, then write the changed result and the rule or </w:t>
+      </w:r>
+      <w:r>
+        <w:rPr>
+          <w:b/>
+        </w:rPr>
+        <w:t>evidence</w:t>
+      </w:r>
+      <w:r>
+        <w:rPr>
+          <w:b w:val="0"/>
+        </w:rPr>
+        <w:t xml:space="preserve"> that supports it.. Return to this week and explain what you changed.</w:t>
+      </w:r>
+    </w:p>
+    <w:p>
+      <w:pPr>
+        <w:spacing w:line="336" w:lineRule="auto" w:after="180"/>
+      </w:pPr>
+      <w:r>
+        <w:rPr>
+          <w:b w:val="0"/>
+        </w:rPr>
+        <w:t xml:space="preserve">Review Capstone Design (ai-3/33). Goal: Explain the </w:t>
+      </w:r>
+      <w:r>
+        <w:rPr>
+          <w:b/>
+        </w:rPr>
+        <w:t>mechanism</w:t>
+      </w:r>
+      <w:r>
+        <w:rPr>
+          <w:b w:val="0"/>
+        </w:rPr>
+        <w:t xml:space="preserve"> and terminology of capstone requirements and corpus. Short practice: What should the project plan record before the new flower test?</w:t>
+      </w:r>
+    </w:p>
+    <w:p>
+      <w:pPr>
+        <w:spacing w:line="336" w:lineRule="auto" w:after="180"/>
+      </w:pPr>
+      <w:r>
+        <w:rPr>
+          <w:b w:val="0"/>
+        </w:rPr>
+        <w:t xml:space="preserve">Point to the relevant step in the picture, then write the changed result and the rule or </w:t>
+      </w:r>
+      <w:r>
+        <w:rPr>
+          <w:b/>
+        </w:rPr>
+        <w:t>evidence</w:t>
+      </w:r>
+      <w:r>
+        <w:rPr>
+          <w:b w:val="0"/>
+        </w:rPr>
+        <w:t xml:space="preserve"> that supports it.. Return to this week and explain what you changed.</w:t>
+      </w:r>
+    </w:p>
+    <w:p>
+      <w:pPr>
+        <w:spacing w:line="336" w:lineRule="auto" w:after="180"/>
+      </w:pPr>
+      <w:r>
+        <w:rPr>
+          <w:b w:val="0"/>
+        </w:rPr>
+        <w:t xml:space="preserve">Review Bias and Representation (ai-3/30). Goal: Explain the </w:t>
+      </w:r>
+      <w:r>
+        <w:rPr>
+          <w:b/>
+        </w:rPr>
+        <w:t>mechanism</w:t>
+      </w:r>
+      <w:r>
+        <w:rPr>
+          <w:b w:val="0"/>
+        </w:rPr>
+        <w:t xml:space="preserve"> and terminology of representation and bias evaluation. Short practice: Explain why comparing six correct answers in each group would mislead.</w:t>
+      </w:r>
+    </w:p>
+    <w:p>
+      <w:pPr>
+        <w:spacing w:line="336" w:lineRule="auto" w:after="180"/>
+      </w:pPr>
+      <w:r>
+        <w:rPr>
+          <w:b w:val="0"/>
+        </w:rPr>
+        <w:t xml:space="preserve">Point to the relevant step in the picture, then write the changed result and the rule or </w:t>
+      </w:r>
+      <w:r>
+        <w:rPr>
+          <w:b/>
+        </w:rPr>
+        <w:t>evidence</w:t>
+      </w:r>
+      <w:r>
+        <w:rPr>
+          <w:b w:val="0"/>
+        </w:rPr>
+        <w:t xml:space="preserve"> that supports it.. Return to this week and explain what you changed.</w:t>
       </w:r>
     </w:p>
     <w:p>
@@ -1666,8 +2803,37 @@
       </w:r>
     </w:p>
     <w:p>
-      <w:r>
-        <w:t>Use Download completed work in the hosted lesson to export your answers, reflections, practice feedback and code-run evidence. Open the HTML copy to read or print it. Drafts stay in this browser when storage is available; clear drafts on a shared device.</w:t>
+      <w:pPr>
+        <w:spacing w:line="336" w:lineRule="auto" w:after="180"/>
+      </w:pPr>
+      <w:r>
+        <w:rPr>
+          <w:b w:val="0"/>
+        </w:rPr>
+        <w:t xml:space="preserve">Use Download completed work in the hosted lesson to export your answers, reflections, practice feedback and code-run </w:t>
+      </w:r>
+      <w:r>
+        <w:rPr>
+          <w:b/>
+        </w:rPr>
+        <w:t>evidence</w:t>
+      </w:r>
+      <w:r>
+        <w:rPr>
+          <w:b w:val="0"/>
+        </w:rPr>
+        <w:t>. Open the HTML copy to read or print it.</w:t>
+      </w:r>
+    </w:p>
+    <w:p>
+      <w:pPr>
+        <w:spacing w:line="336" w:lineRule="auto" w:after="180"/>
+      </w:pPr>
+      <w:r>
+        <w:rPr>
+          <w:b w:val="0"/>
+        </w:rPr>
+        <w:t>Drafts stay in this browser when storage is available; clear drafts on a shared device.</w:t>
       </w:r>
     </w:p>
     <w:p>
@@ -1681,6 +2847,987 @@
     <w:p>
       <w:r>
         <w:t>________________________________________________________________</w:t>
+      </w:r>
+    </w:p>
+    <w:p>
+      <w:r>
+        <w:t>________________________________________________________________</w:t>
+      </w:r>
+    </w:p>
+    <w:p>
+      <w:r>
+        <w:t>________________________________________________________________</w:t>
+      </w:r>
+    </w:p>
+    <w:p>
+      <w:r>
+        <w:t>________________________________________________________________</w:t>
+      </w:r>
+    </w:p>
+    <w:p>
+      <w:r>
+        <w:t>________________________________________________________________</w:t>
+      </w:r>
+    </w:p>
+    <w:p>
+      <w:pPr>
+        <w:pStyle w:val="Heading1"/>
+      </w:pPr>
+      <w:r>
+        <w:t>21. Visual concept journey</w:t>
+      </w:r>
+    </w:p>
+    <w:p>
+      <w:r>
+        <w:t>Explain each Creator Defense picture from its labels, then record a relevant limit.</w:t>
+      </w:r>
+    </w:p>
+    <w:p>
+      <w:pPr>
+        <w:pStyle w:val="Heading3"/>
+      </w:pPr>
+      <w:r>
+        <w:t>01. Creator Defense: the case</w:t>
+      </w:r>
+    </w:p>
+    <w:p>
+      <w:r>
+        <w:drawing>
+          <wp:inline xmlns:a="http://schemas.openxmlformats.org/drawingml/2006/main" xmlns:pic="http://schemas.openxmlformats.org/drawingml/2006/picture">
+            <wp:extent cx="5486400" cy="3288792"/>
+            <wp:docPr id="2" name="Picture 2" descr="Defend a study-buddy project using separate claims and matching evidence. Supplied facts: Set A: 15 answerable questions, with 12 relevant retrievals and 9 supported answers. Separate set B: 5 missing-source questions, with 4 appropriate fallbacks. No speed measurements exist. All inputs and outcomes in this worked example are invented classroom data; no real model run is claimed."/>
+            <wp:cNvGraphicFramePr>
+              <a:graphicFrameLocks noChangeAspect="1"/>
+            </wp:cNvGraphicFramePr>
+            <a:graphic>
+              <a:graphicData uri="http://schemas.openxmlformats.org/drawingml/2006/picture">
+                <pic:pic>
+                  <pic:nvPicPr>
+                    <pic:cNvPr id="0" name="academy-story-ai-3-36-01.png"/>
+                    <pic:cNvPicPr/>
+                  </pic:nvPicPr>
+                  <pic:blipFill>
+                    <a:blip r:embed="rId10"/>
+                    <a:stretch>
+                      <a:fillRect/>
+                    </a:stretch>
+                  </pic:blipFill>
+                  <pic:spPr>
+                    <a:xfrm>
+                      <a:off x="0" y="0"/>
+                      <a:ext cx="5486400" cy="3288792"/>
+                    </a:xfrm>
+                    <a:prstGeom prst="rect"/>
+                  </pic:spPr>
+                </pic:pic>
+              </a:graphicData>
+            </a:graphic>
+          </wp:inline>
+        </w:drawing>
+      </w:r>
+    </w:p>
+    <w:p>
+      <w:pPr>
+        <w:spacing w:line="336" w:lineRule="auto" w:after="180"/>
+      </w:pPr>
+      <w:r>
+        <w:rPr>
+          <w:b w:val="0"/>
+        </w:rPr>
+        <w:t xml:space="preserve">Defend a study-buddy project using separate claims and matching </w:t>
+      </w:r>
+      <w:r>
+        <w:rPr>
+          <w:b/>
+        </w:rPr>
+        <w:t>evidence</w:t>
+      </w:r>
+      <w:r>
+        <w:rPr>
+          <w:b w:val="0"/>
+        </w:rPr>
+        <w:t>. Supplied facts: Set A: 15 answerable questions, with 12 relevant retrievals and 9 supported answers.</w:t>
+      </w:r>
+    </w:p>
+    <w:p>
+      <w:pPr>
+        <w:spacing w:line="336" w:lineRule="auto" w:after="180"/>
+      </w:pPr>
+      <w:r>
+        <w:rPr>
+          <w:b w:val="0"/>
+        </w:rPr>
+        <w:t xml:space="preserve">Separate set B: 5 missing-source questions, with 4 appropriate fallbacks. No speed measurements exist. All </w:t>
+      </w:r>
+      <w:r>
+        <w:rPr>
+          <w:b/>
+        </w:rPr>
+        <w:t>input</w:t>
+      </w:r>
+      <w:r>
+        <w:rPr>
+          <w:b w:val="0"/>
+        </w:rPr>
+        <w:t>s and outcomes in this worked example are invented classroom data; no real model run is claimed.</w:t>
+      </w:r>
+    </w:p>
+    <w:p>
+      <w:pPr>
+        <w:spacing w:line="336" w:lineRule="auto" w:after="180"/>
+        <w:shd w:fill="F5F1FB"/>
+      </w:pPr>
+      <w:r>
+        <w:rPr>
+          <w:b w:val="0"/>
+        </w:rPr>
+        <w:t>Point to the given fact that matters most. Explain why it matters.</w:t>
+      </w:r>
+    </w:p>
+    <w:p>
+      <w:pPr>
+        <w:pStyle w:val="Heading3"/>
+      </w:pPr>
+      <w:r>
+        <w:t>My picture explanation, deciding evidence and one limit</w:t>
+      </w:r>
+    </w:p>
+    <w:p>
+      <w:r>
+        <w:t>________________________________________________________________</w:t>
+      </w:r>
+    </w:p>
+    <w:p>
+      <w:r>
+        <w:t>________________________________________________________________</w:t>
+      </w:r>
+    </w:p>
+    <w:p>
+      <w:r>
+        <w:t>________________________________________________________________</w:t>
+      </w:r>
+    </w:p>
+    <w:p>
+      <w:r>
+        <w:t>________________________________________________________________</w:t>
+      </w:r>
+    </w:p>
+    <w:p>
+      <w:pPr>
+        <w:pStyle w:val="Heading3"/>
+      </w:pPr>
+      <w:r>
+        <w:t>02. Follow the deciding steps</w:t>
+      </w:r>
+    </w:p>
+    <w:p>
+      <w:r>
+        <w:drawing>
+          <wp:inline xmlns:a="http://schemas.openxmlformats.org/drawingml/2006/main" xmlns:pic="http://schemas.openxmlformats.org/drawingml/2006/picture">
+            <wp:extent cx="5486400" cy="3182112"/>
+            <wp:docPr id="3" name="Picture 3" descr="Retrieval claim: Relevant retrieval rate is 12/15=80%. → Answer claim: Supported-answer rate is 9/15=60%; retrieval success is not answer success. → Fallback claim: Appropriate fallback is 4/5=80%. Make no measured speed claim."/>
+            <wp:cNvGraphicFramePr>
+              <a:graphicFrameLocks noChangeAspect="1"/>
+            </wp:cNvGraphicFramePr>
+            <a:graphic>
+              <a:graphicData uri="http://schemas.openxmlformats.org/drawingml/2006/picture">
+                <pic:pic>
+                  <pic:nvPicPr>
+                    <pic:cNvPr id="0" name="academy-story-ai-3-36-02.png"/>
+                    <pic:cNvPicPr/>
+                  </pic:nvPicPr>
+                  <pic:blipFill>
+                    <a:blip r:embed="rId11"/>
+                    <a:stretch>
+                      <a:fillRect/>
+                    </a:stretch>
+                  </pic:blipFill>
+                  <pic:spPr>
+                    <a:xfrm>
+                      <a:off x="0" y="0"/>
+                      <a:ext cx="5486400" cy="3182112"/>
+                    </a:xfrm>
+                    <a:prstGeom prst="rect"/>
+                  </pic:spPr>
+                </pic:pic>
+              </a:graphicData>
+            </a:graphic>
+          </wp:inline>
+        </w:drawing>
+      </w:r>
+    </w:p>
+    <w:p>
+      <w:pPr>
+        <w:spacing w:line="336" w:lineRule="auto" w:after="180"/>
+      </w:pPr>
+      <w:r>
+        <w:rPr>
+          <w:b w:val="0"/>
+        </w:rPr>
+        <w:t>Retrieval claim: Relevant retrieval rate is 12/15=</w:t>
+      </w:r>
+      <w:r>
+        <w:rPr>
+          <w:b/>
+        </w:rPr>
+        <w:t>80%</w:t>
+      </w:r>
+      <w:r>
+        <w:rPr>
+          <w:b w:val="0"/>
+        </w:rPr>
+        <w:t>. → Answer claim: Supported-answer rate is 9/15=</w:t>
+      </w:r>
+      <w:r>
+        <w:rPr>
+          <w:b/>
+        </w:rPr>
+        <w:t>60%</w:t>
+      </w:r>
+      <w:r>
+        <w:rPr>
+          <w:b w:val="0"/>
+        </w:rPr>
+        <w:t>; retrieval success is not answer success. → Fallback claim: Appropriate fallback is 4/5=</w:t>
+      </w:r>
+      <w:r>
+        <w:rPr>
+          <w:b/>
+        </w:rPr>
+        <w:t>80%</w:t>
+      </w:r>
+      <w:r>
+        <w:rPr>
+          <w:b w:val="0"/>
+        </w:rPr>
+        <w:t>.</w:t>
+      </w:r>
+    </w:p>
+    <w:p>
+      <w:pPr>
+        <w:spacing w:line="336" w:lineRule="auto" w:after="180"/>
+      </w:pPr>
+      <w:r>
+        <w:rPr>
+          <w:b w:val="0"/>
+        </w:rPr>
+        <w:t>Make no measured speed claim.</w:t>
+      </w:r>
+    </w:p>
+    <w:p>
+      <w:pPr>
+        <w:spacing w:line="336" w:lineRule="auto" w:after="180"/>
+        <w:shd w:fill="F5F1FB"/>
+      </w:pPr>
+      <w:r>
+        <w:rPr>
+          <w:b w:val="0"/>
+        </w:rPr>
+        <w:t xml:space="preserve">Point to each numbered stage and explain which recorded </w:t>
+      </w:r>
+      <w:r>
+        <w:rPr>
+          <w:b/>
+        </w:rPr>
+        <w:t>input</w:t>
+      </w:r>
+      <w:r>
+        <w:rPr>
+          <w:b w:val="0"/>
+        </w:rPr>
+        <w:t xml:space="preserve"> it uses.</w:t>
+      </w:r>
+    </w:p>
+    <w:p>
+      <w:pPr>
+        <w:pStyle w:val="Heading3"/>
+      </w:pPr>
+      <w:r>
+        <w:t>My picture explanation, deciding evidence and one limit</w:t>
+      </w:r>
+    </w:p>
+    <w:p>
+      <w:r>
+        <w:t>________________________________________________________________</w:t>
+      </w:r>
+    </w:p>
+    <w:p>
+      <w:r>
+        <w:t>________________________________________________________________</w:t>
+      </w:r>
+    </w:p>
+    <w:p>
+      <w:r>
+        <w:t>________________________________________________________________</w:t>
+      </w:r>
+    </w:p>
+    <w:p>
+      <w:r>
+        <w:t>________________________________________________________________</w:t>
+      </w:r>
+    </w:p>
+    <w:p>
+      <w:pPr>
+        <w:pStyle w:val="Heading3"/>
+      </w:pPr>
+      <w:r>
+        <w:t>03. Generative systems defense — evidence trace</w:t>
+      </w:r>
+    </w:p>
+    <w:p>
+      <w:r>
+        <w:drawing>
+          <wp:inline xmlns:a="http://schemas.openxmlformats.org/drawingml/2006/main" xmlns:pic="http://schemas.openxmlformats.org/drawingml/2006/picture">
+            <wp:extent cx="5486400" cy="3297936"/>
+            <wp:docPr id="4" name="Picture 4" descr="Generative systems defense — evidence trace. System reports 9/10 retrieved relevant records, 7/10 supported answers and zero actions in a read-only run. | Link each claim to a recorded result. State the distinction between retrieval relevance, claim support, fallback and permissions. Give a reproduction packet and answer challenges without inventing missing measurements. | Retrieval rate 90% and support rate 70% differ. Action trace supports zero actions in that run; no timing evidence supports speed. Correct the full-correctness and speed claims."/>
+            <wp:cNvGraphicFramePr>
+              <a:graphicFrameLocks noChangeAspect="1"/>
+            </wp:cNvGraphicFramePr>
+            <a:graphic>
+              <a:graphicData uri="http://schemas.openxmlformats.org/drawingml/2006/picture">
+                <pic:pic>
+                  <pic:nvPicPr>
+                    <pic:cNvPr id="0" name="academy-story-ai-3-36-03.png"/>
+                    <pic:cNvPicPr/>
+                  </pic:nvPicPr>
+                  <pic:blipFill>
+                    <a:blip r:embed="rId12"/>
+                    <a:stretch>
+                      <a:fillRect/>
+                    </a:stretch>
+                  </pic:blipFill>
+                  <pic:spPr>
+                    <a:xfrm>
+                      <a:off x="0" y="0"/>
+                      <a:ext cx="5486400" cy="3297936"/>
+                    </a:xfrm>
+                    <a:prstGeom prst="rect"/>
+                  </pic:spPr>
+                </pic:pic>
+              </a:graphicData>
+            </a:graphic>
+          </wp:inline>
+        </w:drawing>
+      </w:r>
+    </w:p>
+    <w:p>
+      <w:pPr>
+        <w:spacing w:line="336" w:lineRule="auto" w:after="180"/>
+      </w:pPr>
+      <w:r>
+        <w:rPr>
+          <w:b w:val="0"/>
+        </w:rPr>
+        <w:t xml:space="preserve">Generative systems </w:t>
+      </w:r>
+      <w:r>
+        <w:rPr>
+          <w:b/>
+        </w:rPr>
+        <w:t>defense</w:t>
+      </w:r>
+      <w:r>
+        <w:rPr>
+          <w:b w:val="0"/>
+        </w:rPr>
+        <w:t xml:space="preserve"> — </w:t>
+      </w:r>
+      <w:r>
+        <w:rPr>
+          <w:b/>
+        </w:rPr>
+        <w:t>evidence</w:t>
+      </w:r>
+      <w:r>
+        <w:rPr>
+          <w:b w:val="0"/>
+        </w:rPr>
+        <w:t xml:space="preserve"> trace. System reports 9/10 retrieved relevant records, 7/10 supported answers and zero actions in a read-only run. | Link each claim to a recorded result.</w:t>
+      </w:r>
+    </w:p>
+    <w:p>
+      <w:pPr>
+        <w:spacing w:line="336" w:lineRule="auto" w:after="180"/>
+      </w:pPr>
+      <w:r>
+        <w:rPr>
+          <w:b w:val="0"/>
+        </w:rPr>
+        <w:t>State the distinction between retrieval relevance, claim support, fallback and permissions.</w:t>
+      </w:r>
+    </w:p>
+    <w:p>
+      <w:pPr>
+        <w:spacing w:line="336" w:lineRule="auto" w:after="180"/>
+      </w:pPr>
+      <w:r>
+        <w:rPr>
+          <w:b w:val="0"/>
+        </w:rPr>
+        <w:t xml:space="preserve">Give a </w:t>
+      </w:r>
+      <w:r>
+        <w:rPr>
+          <w:b/>
+        </w:rPr>
+        <w:t>reproduction packet</w:t>
+      </w:r>
+      <w:r>
+        <w:rPr>
+          <w:b w:val="0"/>
+        </w:rPr>
+        <w:t xml:space="preserve"> and answer challenges without inventing missing measurements. | Retrieval rate 90% and support rate </w:t>
+      </w:r>
+      <w:r>
+        <w:rPr>
+          <w:b/>
+        </w:rPr>
+        <w:t>70%</w:t>
+      </w:r>
+      <w:r>
+        <w:rPr>
+          <w:b w:val="0"/>
+        </w:rPr>
+        <w:t xml:space="preserve"> differ. Action trace supports zero actions in that run; no timing </w:t>
+      </w:r>
+      <w:r>
+        <w:rPr>
+          <w:b/>
+        </w:rPr>
+        <w:t>evidence</w:t>
+      </w:r>
+      <w:r>
+        <w:rPr>
+          <w:b w:val="0"/>
+        </w:rPr>
+        <w:t xml:space="preserve"> supports speed.</w:t>
+      </w:r>
+    </w:p>
+    <w:p>
+      <w:pPr>
+        <w:spacing w:line="336" w:lineRule="auto" w:after="180"/>
+      </w:pPr>
+      <w:r>
+        <w:rPr>
+          <w:b w:val="0"/>
+        </w:rPr>
+        <w:t>Correct the full-correctness and speed claims.</w:t>
+      </w:r>
+    </w:p>
+    <w:p>
+      <w:pPr>
+        <w:spacing w:line="336" w:lineRule="auto" w:after="180"/>
+        <w:shd w:fill="F5F1FB"/>
+      </w:pPr>
+      <w:r>
+        <w:rPr>
+          <w:b w:val="0"/>
+        </w:rPr>
+        <w:t>Read the labels and values. Explain the relationship the model shows.</w:t>
+      </w:r>
+    </w:p>
+    <w:p>
+      <w:pPr>
+        <w:pStyle w:val="Heading3"/>
+      </w:pPr>
+      <w:r>
+        <w:t>My picture explanation, deciding evidence and one limit</w:t>
+      </w:r>
+    </w:p>
+    <w:p>
+      <w:r>
+        <w:t>________________________________________________________________</w:t>
+      </w:r>
+    </w:p>
+    <w:p>
+      <w:r>
+        <w:t>________________________________________________________________</w:t>
+      </w:r>
+    </w:p>
+    <w:p>
+      <w:r>
+        <w:t>________________________________________________________________</w:t>
+      </w:r>
+    </w:p>
+    <w:p>
+      <w:r>
+        <w:t>________________________________________________________________</w:t>
+      </w:r>
+    </w:p>
+    <w:p>
+      <w:pPr>
+        <w:pStyle w:val="Heading3"/>
+      </w:pPr>
+      <w:r>
+        <w:t>04. Change one thing. Trace what follows.</w:t>
+      </w:r>
+    </w:p>
+    <w:p>
+      <w:r>
+        <w:drawing>
+          <wp:inline xmlns:a="http://schemas.openxmlformats.org/drawingml/2006/main" xmlns:pic="http://schemas.openxmlformats.org/drawingml/2006/picture">
+            <wp:extent cx="5486400" cy="3179064"/>
+            <wp:docPr id="5" name="Picture 5" descr="Original case: Appropriate fallback is 4/5=80%. Make no measured speed claim. Changed condition: Only the retrieval rate is put on the presentation poster. Expected result: The poster omits the lower supported-answer rate and cannot imply 80% fully correct answers. Reason: Retrieving useful evidence is an intermediate step, not proof that the final answer uses it correctly."/>
+            <wp:cNvGraphicFramePr>
+              <a:graphicFrameLocks noChangeAspect="1"/>
+            </wp:cNvGraphicFramePr>
+            <a:graphic>
+              <a:graphicData uri="http://schemas.openxmlformats.org/drawingml/2006/picture">
+                <pic:pic>
+                  <pic:nvPicPr>
+                    <pic:cNvPr id="0" name="academy-story-ai-3-36-04.png"/>
+                    <pic:cNvPicPr/>
+                  </pic:nvPicPr>
+                  <pic:blipFill>
+                    <a:blip r:embed="rId13"/>
+                    <a:stretch>
+                      <a:fillRect/>
+                    </a:stretch>
+                  </pic:blipFill>
+                  <pic:spPr>
+                    <a:xfrm>
+                      <a:off x="0" y="0"/>
+                      <a:ext cx="5486400" cy="3179064"/>
+                    </a:xfrm>
+                    <a:prstGeom prst="rect"/>
+                  </pic:spPr>
+                </pic:pic>
+              </a:graphicData>
+            </a:graphic>
+          </wp:inline>
+        </w:drawing>
+      </w:r>
+    </w:p>
+    <w:p>
+      <w:pPr>
+        <w:spacing w:line="336" w:lineRule="auto" w:after="180"/>
+      </w:pPr>
+      <w:r>
+        <w:rPr>
+          <w:b w:val="0"/>
+        </w:rPr>
+        <w:t>Original case: Appropriate fallback is 4/5=</w:t>
+      </w:r>
+      <w:r>
+        <w:rPr>
+          <w:b/>
+        </w:rPr>
+        <w:t>80%</w:t>
+      </w:r>
+      <w:r>
+        <w:rPr>
+          <w:b w:val="0"/>
+        </w:rPr>
+        <w:t>. Make no measured speed claim. Changed condition: Only the retrieval rate is put on the presentation poster.</w:t>
+      </w:r>
+    </w:p>
+    <w:p>
+      <w:pPr>
+        <w:spacing w:line="336" w:lineRule="auto" w:after="180"/>
+      </w:pPr>
+      <w:r>
+        <w:rPr>
+          <w:b w:val="0"/>
+        </w:rPr>
+        <w:t xml:space="preserve">Expected result: The poster omits the lower supported-answer rate and cannot imply </w:t>
+      </w:r>
+      <w:r>
+        <w:rPr>
+          <w:b/>
+        </w:rPr>
+        <w:t>80%</w:t>
+      </w:r>
+      <w:r>
+        <w:rPr>
+          <w:b w:val="0"/>
+        </w:rPr>
+        <w:t xml:space="preserve"> fully correct answers. Reason: Retrieving useful </w:t>
+      </w:r>
+      <w:r>
+        <w:rPr>
+          <w:b/>
+        </w:rPr>
+        <w:t>evidence</w:t>
+      </w:r>
+      <w:r>
+        <w:rPr>
+          <w:b w:val="0"/>
+        </w:rPr>
+        <w:t xml:space="preserve"> is an intermediate step, not proof that the final answer uses it correctly.</w:t>
+      </w:r>
+    </w:p>
+    <w:p>
+      <w:pPr>
+        <w:spacing w:line="336" w:lineRule="auto" w:after="180"/>
+        <w:shd w:fill="F5F1FB"/>
+      </w:pPr>
+      <w:r>
+        <w:rPr>
+          <w:b w:val="0"/>
+        </w:rPr>
+        <w:t>Predict before checking the worked changed-case result. Name what changed and what the supplied facts allow you to conclude.</w:t>
+      </w:r>
+    </w:p>
+    <w:p>
+      <w:pPr>
+        <w:pStyle w:val="Heading3"/>
+      </w:pPr>
+      <w:r>
+        <w:t>My picture explanation, deciding evidence and one limit</w:t>
+      </w:r>
+    </w:p>
+    <w:p>
+      <w:r>
+        <w:t>________________________________________________________________</w:t>
+      </w:r>
+    </w:p>
+    <w:p>
+      <w:r>
+        <w:t>________________________________________________________________</w:t>
+      </w:r>
+    </w:p>
+    <w:p>
+      <w:r>
+        <w:t>________________________________________________________________</w:t>
+      </w:r>
+    </w:p>
+    <w:p>
+      <w:r>
+        <w:t>________________________________________________________________</w:t>
+      </w:r>
+    </w:p>
+    <w:p>
+      <w:pPr>
+        <w:pStyle w:val="Heading3"/>
+      </w:pPr>
+      <w:r>
+        <w:t>05. Connect the explanation to its limit</w:t>
+      </w:r>
+    </w:p>
+    <w:p>
+      <w:r>
+        <w:drawing>
+          <wp:inline xmlns:a="http://schemas.openxmlformats.org/drawingml/2006/main" xmlns:pic="http://schemas.openxmlformats.org/drawingml/2006/picture">
+            <wp:extent cx="5486400" cy="2834640"/>
+            <wp:docPr id="6" name="Picture 6" descr="Read the picture in order. Appropriate fallback is 4/5=80%. Make no measured speed claim. The arrows show which recorded input or intermediate result each decision uses. Explain the deciding step aloud before checking the changed case; pointing to the final answer alone does not show how it follows. Limit: These invented counts illustrate defense structure; the class must replace them with its own documented evidence."/>
+            <wp:cNvGraphicFramePr>
+              <a:graphicFrameLocks noChangeAspect="1"/>
+            </wp:cNvGraphicFramePr>
+            <a:graphic>
+              <a:graphicData uri="http://schemas.openxmlformats.org/drawingml/2006/picture">
+                <pic:pic>
+                  <pic:nvPicPr>
+                    <pic:cNvPr id="0" name="academy-story-ai-3-36-05.png"/>
+                    <pic:cNvPicPr/>
+                  </pic:nvPicPr>
+                  <pic:blipFill>
+                    <a:blip r:embed="rId14"/>
+                    <a:stretch>
+                      <a:fillRect/>
+                    </a:stretch>
+                  </pic:blipFill>
+                  <pic:spPr>
+                    <a:xfrm>
+                      <a:off x="0" y="0"/>
+                      <a:ext cx="5486400" cy="2834640"/>
+                    </a:xfrm>
+                    <a:prstGeom prst="rect"/>
+                  </pic:spPr>
+                </pic:pic>
+              </a:graphicData>
+            </a:graphic>
+          </wp:inline>
+        </w:drawing>
+      </w:r>
+    </w:p>
+    <w:p>
+      <w:pPr>
+        <w:spacing w:line="336" w:lineRule="auto" w:after="180"/>
+      </w:pPr>
+      <w:r>
+        <w:rPr>
+          <w:b w:val="0"/>
+        </w:rPr>
+        <w:t>Read the picture in order. Appropriate fallback is 4/5=</w:t>
+      </w:r>
+      <w:r>
+        <w:rPr>
+          <w:b/>
+        </w:rPr>
+        <w:t>80%</w:t>
+      </w:r>
+      <w:r>
+        <w:rPr>
+          <w:b w:val="0"/>
+        </w:rPr>
+        <w:t xml:space="preserve">. Make no measured speed claim. The arrows show which recorded </w:t>
+      </w:r>
+      <w:r>
+        <w:rPr>
+          <w:b/>
+        </w:rPr>
+        <w:t>input</w:t>
+      </w:r>
+      <w:r>
+        <w:rPr>
+          <w:b w:val="0"/>
+        </w:rPr>
+        <w:t xml:space="preserve"> or intermediate result each decision uses.</w:t>
+      </w:r>
+    </w:p>
+    <w:p>
+      <w:pPr>
+        <w:spacing w:line="336" w:lineRule="auto" w:after="180"/>
+      </w:pPr>
+      <w:r>
+        <w:rPr>
+          <w:b w:val="0"/>
+        </w:rPr>
+        <w:t>Explain the deciding step aloud before checking the changed case; pointing to the final answer alone does not show how it follows.</w:t>
+      </w:r>
+    </w:p>
+    <w:p>
+      <w:pPr>
+        <w:spacing w:line="336" w:lineRule="auto" w:after="180"/>
+      </w:pPr>
+      <w:r>
+        <w:rPr>
+          <w:b w:val="0"/>
+        </w:rPr>
+        <w:t xml:space="preserve">Limit: These invented counts illustrate </w:t>
+      </w:r>
+      <w:r>
+        <w:rPr>
+          <w:b/>
+        </w:rPr>
+        <w:t>defense</w:t>
+      </w:r>
+      <w:r>
+        <w:rPr>
+          <w:b w:val="0"/>
+        </w:rPr>
+        <w:t xml:space="preserve"> structure; the class must replace them with its own documented </w:t>
+      </w:r>
+      <w:r>
+        <w:rPr>
+          <w:b/>
+        </w:rPr>
+        <w:t>evidence</w:t>
+      </w:r>
+      <w:r>
+        <w:rPr>
+          <w:b w:val="0"/>
+        </w:rPr>
+        <w:t>.</w:t>
+      </w:r>
+    </w:p>
+    <w:p>
+      <w:pPr>
+        <w:spacing w:line="336" w:lineRule="auto" w:after="180"/>
+        <w:shd w:fill="F5F1FB"/>
+      </w:pPr>
+      <w:r>
+        <w:rPr>
+          <w:b w:val="0"/>
+        </w:rPr>
+        <w:t>Explain the case, then point to a limit on the claim.</w:t>
+      </w:r>
+    </w:p>
+    <w:p>
+      <w:pPr>
+        <w:pStyle w:val="Heading3"/>
+      </w:pPr>
+      <w:r>
+        <w:t>My picture explanation, deciding evidence and one limit</w:t>
+      </w:r>
+    </w:p>
+    <w:p>
+      <w:r>
+        <w:t>________________________________________________________________</w:t>
+      </w:r>
+    </w:p>
+    <w:p>
+      <w:r>
+        <w:t>________________________________________________________________</w:t>
+      </w:r>
+    </w:p>
+    <w:p>
+      <w:r>
+        <w:t>________________________________________________________________</w:t>
+      </w:r>
+    </w:p>
+    <w:p>
+      <w:r>
+        <w:t>________________________________________________________________</w:t>
+      </w:r>
+    </w:p>
+    <w:p>
+      <w:pPr>
+        <w:pStyle w:val="Heading3"/>
+      </w:pPr>
+      <w:r>
+        <w:t>06. Make the idea visible in your project</w:t>
+      </w:r>
+    </w:p>
+    <w:p>
+      <w:r>
+        <w:drawing>
+          <wp:inline xmlns:a="http://schemas.openxmlformats.org/drawingml/2006/main" xmlns:pic="http://schemas.openxmlformats.org/drawingml/2006/picture">
+            <wp:extent cx="5486400" cy="3681984"/>
+            <wp:docPr id="7" name="Picture 7" descr="For your Verified Study Buddy, save the input, procedure, observed result and limitation of this check. Label this worked example as practice; use a different, previously unreviewed case when checking independent understanding. Draw your input, deciding step, result and limit. Supported question: Which numbers would you display to make the defense honest? Point to the relevant step in the picture, then write the changed result and the rule or evidence that supports it."/>
+            <wp:cNvGraphicFramePr>
+              <a:graphicFrameLocks noChangeAspect="1"/>
+            </wp:cNvGraphicFramePr>
+            <a:graphic>
+              <a:graphicData uri="http://schemas.openxmlformats.org/drawingml/2006/picture">
+                <pic:pic>
+                  <pic:nvPicPr>
+                    <pic:cNvPr id="0" name="academy-story-ai-3-36-06.png"/>
+                    <pic:cNvPicPr/>
+                  </pic:nvPicPr>
+                  <pic:blipFill>
+                    <a:blip r:embed="rId15"/>
+                    <a:stretch>
+                      <a:fillRect/>
+                    </a:stretch>
+                  </pic:blipFill>
+                  <pic:spPr>
+                    <a:xfrm>
+                      <a:off x="0" y="0"/>
+                      <a:ext cx="5486400" cy="3681984"/>
+                    </a:xfrm>
+                    <a:prstGeom prst="rect"/>
+                  </pic:spPr>
+                </pic:pic>
+              </a:graphicData>
+            </a:graphic>
+          </wp:inline>
+        </w:drawing>
+      </w:r>
+    </w:p>
+    <w:p>
+      <w:pPr>
+        <w:spacing w:line="336" w:lineRule="auto" w:after="180"/>
+      </w:pPr>
+      <w:r>
+        <w:rPr>
+          <w:b w:val="0"/>
+        </w:rPr>
+        <w:t xml:space="preserve">For your Verified Study Buddy, save the </w:t>
+      </w:r>
+      <w:r>
+        <w:rPr>
+          <w:b/>
+        </w:rPr>
+        <w:t>input</w:t>
+      </w:r>
+      <w:r>
+        <w:rPr>
+          <w:b w:val="0"/>
+        </w:rPr>
+        <w:t xml:space="preserve">, procedure, observed result and </w:t>
+      </w:r>
+      <w:r>
+        <w:rPr>
+          <w:b/>
+        </w:rPr>
+        <w:t>limitation</w:t>
+      </w:r>
+      <w:r>
+        <w:rPr>
+          <w:b w:val="0"/>
+        </w:rPr>
+        <w:t xml:space="preserve"> of this check.</w:t>
+      </w:r>
+    </w:p>
+    <w:p>
+      <w:pPr>
+        <w:spacing w:line="336" w:lineRule="auto" w:after="180"/>
+      </w:pPr>
+      <w:r>
+        <w:rPr>
+          <w:b w:val="0"/>
+        </w:rPr>
+        <w:t xml:space="preserve">Label this worked example as practice; use a different, previously unreviewed case when checking independent understanding. Draw your </w:t>
+      </w:r>
+      <w:r>
+        <w:rPr>
+          <w:b/>
+        </w:rPr>
+        <w:t>input</w:t>
+      </w:r>
+      <w:r>
+        <w:rPr>
+          <w:b w:val="0"/>
+        </w:rPr>
+        <w:t>, deciding step, result and limit.</w:t>
+      </w:r>
+    </w:p>
+    <w:p>
+      <w:pPr>
+        <w:spacing w:line="336" w:lineRule="auto" w:after="180"/>
+      </w:pPr>
+      <w:r>
+        <w:rPr>
+          <w:b w:val="0"/>
+        </w:rPr>
+        <w:t xml:space="preserve">Supported question: Which numbers would you display to make the </w:t>
+      </w:r>
+      <w:r>
+        <w:rPr>
+          <w:b/>
+        </w:rPr>
+        <w:t>defense</w:t>
+      </w:r>
+      <w:r>
+        <w:rPr>
+          <w:b w:val="0"/>
+        </w:rPr>
+        <w:t xml:space="preserve"> honest? Point to the relevant step in the picture, then write the changed result and the rule or </w:t>
+      </w:r>
+      <w:r>
+        <w:rPr>
+          <w:b/>
+        </w:rPr>
+        <w:t>evidence</w:t>
+      </w:r>
+      <w:r>
+        <w:rPr>
+          <w:b w:val="0"/>
+        </w:rPr>
+        <w:t xml:space="preserve"> that supports it.</w:t>
+      </w:r>
+    </w:p>
+    <w:p>
+      <w:pPr>
+        <w:spacing w:line="336" w:lineRule="auto" w:after="180"/>
+        <w:shd w:fill="F5F1FB"/>
+      </w:pPr>
+      <w:r>
+        <w:rPr>
+          <w:b w:val="0"/>
+        </w:rPr>
+        <w:t xml:space="preserve">Draw your project trace and justify the deciding step using </w:t>
+      </w:r>
+      <w:r>
+        <w:rPr>
+          <w:b/>
+        </w:rPr>
+        <w:t>evidence</w:t>
+      </w:r>
+      <w:r>
+        <w:rPr>
+          <w:b w:val="0"/>
+        </w:rPr>
+        <w:t>.</w:t>
+      </w:r>
+    </w:p>
+    <w:p>
+      <w:pPr>
+        <w:pStyle w:val="Heading3"/>
+      </w:pPr>
+      <w:r>
+        <w:t>My picture explanation, deciding evidence and one limit</w:t>
       </w:r>
     </w:p>
     <w:p>

--- a/downloads/workbook/ai-3-week-36.docx
+++ b/downloads/workbook/ai-3-week-36.docx
@@ -1113,6 +1113,26 @@
     </w:p>
     <w:p>
       <w:pPr>
+        <w:pStyle w:val="Heading3"/>
+      </w:pPr>
+      <w:r>
+        <w:t>Where to find the supplied example</w:t>
+      </w:r>
+    </w:p>
+    <w:p>
+      <w:pPr>
+        <w:spacing w:line="336" w:lineRule="auto" w:after="180"/>
+        <w:shd w:fill="F1F6F8"/>
+      </w:pPr>
+      <w:r>
+        <w:rPr>
+          <w:b w:val="0"/>
+        </w:rPr>
+        <w:t>Reference for this exercise: open this week’s student lesson, “Creator Defense”, at “See how it works” and “Follow a worked example”. Use the original worked values or code named in the question; the later pictorial case is a separate example. Keep this reference beside your workbook while practising.</w:t>
+      </w:r>
+    </w:p>
+    <w:p>
+      <w:pPr>
         <w:spacing w:line="336" w:lineRule="auto" w:after="180"/>
       </w:pPr>
       <w:r>
@@ -1466,6 +1486,26 @@
     <w:p>
       <w:r>
         <w:t>Design a revealing follow-up. Apply the supplied Creator Defense facts and keep your reasoning.</w:t>
+      </w:r>
+    </w:p>
+    <w:p>
+      <w:pPr>
+        <w:pStyle w:val="Heading3"/>
+      </w:pPr>
+      <w:r>
+        <w:t>Where to find the supplied example</w:t>
+      </w:r>
+    </w:p>
+    <w:p>
+      <w:pPr>
+        <w:spacing w:line="336" w:lineRule="auto" w:after="180"/>
+        <w:shd w:fill="F1F6F8"/>
+      </w:pPr>
+      <w:r>
+        <w:rPr>
+          <w:b w:val="0"/>
+        </w:rPr>
+        <w:t>Reference for this exercise: open this week’s student lesson, “Creator Defense”, at “See how it works” and “Follow a worked example”. Use the original worked values or code named in the question; the later pictorial case is a separate example. Keep this reference beside your workbook while practising.</w:t>
       </w:r>
     </w:p>
     <w:p>

--- a/downloads/workbook/ai-3-week-36.docx
+++ b/downloads/workbook/ai-3-week-36.docx
@@ -25,12 +25,518 @@
         <w:pStyle w:val="Heading1"/>
       </w:pPr>
       <w:r>
-        <w:t>01. Recall and choose your starting point</w:t>
-      </w:r>
-    </w:p>
-    <w:p>
-      <w:r>
-        <w:t>Record your starting explanation for Creator Defense before opening notes. Show any later correction separately.</w:t>
+        <w:t>One connected creator-defence record.</w:t>
+      </w:r>
+    </w:p>
+    <w:p>
+      <w:r>
+        <w:t>Explain the architecture, trace rates, audit overclaims and design a revealing question.</w:t>
+      </w:r>
+    </w:p>
+    <w:p>
+      <w:r>
+        <w:t>Keep source versions, outcome units, denominators, failure evidence and unmeasured claims explicit.</w:t>
+      </w:r>
+    </w:p>
+    <w:p>
+      <w:pPr>
+        <w:pStyle w:val="Heading1"/>
+      </w:pPr>
+      <w:r>
+        <w:t>01. Recall: reconnect earlier ideas</w:t>
+      </w:r>
+    </w:p>
+    <w:p>
+      <w:r>
+        <w:t>Retrieve before opening notes.</w:t>
+      </w:r>
+    </w:p>
+    <w:p>
+      <w:pPr>
+        <w:pStyle w:val="Heading2"/>
+      </w:pPr>
+      <w:r>
+        <w:t>Retrieve and explain</w:t>
+      </w:r>
+    </w:p>
+    <w:p>
+      <w:pPr>
+        <w:pStyle w:val="ListBullet"/>
+      </w:pPr>
+      <w:r>
+        <w:t>Try the recall before opening notes. Then use a different colour or a labelled second line to correct your explanation.</w:t>
+      </w:r>
+    </w:p>
+    <w:p>
+      <w:pPr>
+        <w:pStyle w:val="ListBullet"/>
+      </w:pPr>
+      <w:r>
+        <w:t>Without opening the old lesson, explain one key idea from Capstone Evaluate and Improve. Give an example and a mistake that the idea helps you avoid.</w:t>
+      </w:r>
+    </w:p>
+    <w:p>
+      <w:pPr>
+        <w:pStyle w:val="Heading3"/>
+      </w:pPr>
+      <w:r>
+        <w:t>My remembered idea, example and correction</w:t>
+      </w:r>
+    </w:p>
+    <w:p>
+      <w:r>
+        <w:t>________________________________________________________________</w:t>
+      </w:r>
+    </w:p>
+    <w:p>
+      <w:r>
+        <w:t>________________________________________________________________</w:t>
+      </w:r>
+    </w:p>
+    <w:p>
+      <w:r>
+        <w:t>________________________________________________________________</w:t>
+      </w:r>
+    </w:p>
+    <w:p>
+      <w:pPr>
+        <w:pStyle w:val="ListBullet"/>
+      </w:pPr>
+      <w:r>
+        <w:t>Without opening the old lesson, explain one key idea from Capstone Design. Give an example and a mistake that the idea helps you avoid.</w:t>
+      </w:r>
+    </w:p>
+    <w:p>
+      <w:pPr>
+        <w:pStyle w:val="Heading3"/>
+      </w:pPr>
+      <w:r>
+        <w:t>My remembered idea, example and correction</w:t>
+      </w:r>
+    </w:p>
+    <w:p>
+      <w:r>
+        <w:t>________________________________________________________________</w:t>
+      </w:r>
+    </w:p>
+    <w:p>
+      <w:r>
+        <w:t>________________________________________________________________</w:t>
+      </w:r>
+    </w:p>
+    <w:p>
+      <w:r>
+        <w:t>________________________________________________________________</w:t>
+      </w:r>
+    </w:p>
+    <w:p>
+      <w:pPr>
+        <w:pStyle w:val="ListBullet"/>
+      </w:pPr>
+      <w:r>
+        <w:t>Without opening the old lesson, explain one key idea from Bias and Representation. Give an example and a mistake that the idea helps you avoid.</w:t>
+      </w:r>
+    </w:p>
+    <w:p>
+      <w:pPr>
+        <w:pStyle w:val="Heading3"/>
+      </w:pPr>
+      <w:r>
+        <w:t>My remembered idea, example and correction</w:t>
+      </w:r>
+    </w:p>
+    <w:p>
+      <w:r>
+        <w:t>________________________________________________________________</w:t>
+      </w:r>
+    </w:p>
+    <w:p>
+      <w:r>
+        <w:t>________________________________________________________________</w:t>
+      </w:r>
+    </w:p>
+    <w:p>
+      <w:r>
+        <w:t>________________________________________________________________</w:t>
+      </w:r>
+    </w:p>
+    <w:p>
+      <w:pPr>
+        <w:pStyle w:val="Heading2"/>
+      </w:pPr>
+      <w:r>
+        <w:t>Earlier wording, alternatives and picture transcripts · reference / check after trying</w:t>
+      </w:r>
+    </w:p>
+    <w:p>
+      <w:pPr>
+        <w:pStyle w:val="Heading3"/>
+      </w:pPr>
+      <w:r>
+        <w:t>Capstone Evaluate and Improve</w:t>
+      </w:r>
+    </w:p>
+    <w:p>
+      <w:pPr>
+        <w:pStyle w:val="Heading3"/>
+      </w:pPr>
+      <w:r>
+        <w:t>Capstone Design</w:t>
+      </w:r>
+    </w:p>
+    <w:p>
+      <w:pPr>
+        <w:pStyle w:val="Heading3"/>
+      </w:pPr>
+      <w:r>
+        <w:t>Bias and Representation</w:t>
+      </w:r>
+    </w:p>
+    <w:p>
+      <w:pPr>
+        <w:pStyle w:val="Heading1"/>
+      </w:pPr>
+      <w:r>
+        <w:t>12. W1 · Explain an evidence-backed defence</w:t>
+      </w:r>
+    </w:p>
+    <w:p>
+      <w:r>
+        <w:t>Connect architecture, corpus, baseline, results and limitations.</w:t>
+      </w:r>
+    </w:p>
+    <w:p>
+      <w:pPr>
+        <w:pStyle w:val="Heading2"/>
+      </w:pPr>
+      <w:r>
+        <w:t>Your evidence record</w:t>
+      </w:r>
+    </w:p>
+    <w:p>
+      <w:pPr>
+        <w:pStyle w:val="ListBullet"/>
+      </w:pPr>
+      <w:r>
+        <w:t>W2 review: 9/10 retrieved-record relevance, 7/10 supported answers and zero recorded actions in one read-only run; no speed evidence. Main D1 per-question retrieval 12/15=80%, support 9/15=60%, separate fallback 4/5=80%. Individual failures, timing and complete reproduction details absent. D2 club note Cedar meets Tuesday, leader absent. Supplied practice counts are not a student’s actual project evidence.</w:t>
+      </w:r>
+    </w:p>
+    <w:p>
+      <w:pPr>
+        <w:pStyle w:val="ListBullet"/>
+      </w:pPr>
+      <w:r>
+        <w:t>Reference for this exercise: open this week’s student lesson, “Creator Defense”, at “See how it works” and “Follow a worked example”. Use the original worked values or code named in the question; the later pictorial case is a separate example. Keep this reference beside your workbook while practising.</w:t>
+      </w:r>
+    </w:p>
+    <w:p>
+      <w:pPr>
+        <w:pStyle w:val="ListBullet"/>
+      </w:pPr>
+      <w:r>
+        <w:t>Explain the weekly mechanism in your own words. Use the worked scenario to name its input, decision rule and output.</w:t>
+      </w:r>
+    </w:p>
+    <w:p>
+      <w:pPr>
+        <w:pStyle w:val="Heading3"/>
+      </w:pPr>
+      <w:r>
+        <w:t>My reasoning and evidence</w:t>
+      </w:r>
+    </w:p>
+    <w:p>
+      <w:r>
+        <w:t>________________________________________________________________</w:t>
+      </w:r>
+    </w:p>
+    <w:p>
+      <w:r>
+        <w:t>________________________________________________________________</w:t>
+      </w:r>
+    </w:p>
+    <w:p>
+      <w:r>
+        <w:t>________________________________________________________________</w:t>
+      </w:r>
+    </w:p>
+    <w:p>
+      <w:r>
+        <w:t>________________________________________________________________</w:t>
+      </w:r>
+    </w:p>
+    <w:p>
+      <w:r>
+        <w:t>________________________________________________________________</w:t>
+      </w:r>
+    </w:p>
+    <w:p>
+      <w:r>
+        <w:t>________________________________________________________________</w:t>
+      </w:r>
+    </w:p>
+    <w:p>
+      <w:pPr>
+        <w:pStyle w:val="Heading1"/>
+      </w:pPr>
+      <w:r>
+        <w:t>13. W2 · Trace the relevance/support distinction</w:t>
+      </w:r>
+    </w:p>
+    <w:p>
+      <w:r>
+        <w:t>Do not call retrieval success full answer correctness.</w:t>
+      </w:r>
+    </w:p>
+    <w:p>
+      <w:pPr>
+        <w:pStyle w:val="Heading2"/>
+      </w:pPr>
+      <w:r>
+        <w:t>Your evidence record</w:t>
+      </w:r>
+    </w:p>
+    <w:p>
+      <w:pPr>
+        <w:pStyle w:val="ListBullet"/>
+      </w:pPr>
+      <w:r>
+        <w:t>W2 review: 9/10 retrieved-record relevance, 7/10 supported answers and zero recorded actions in one read-only run; no speed evidence. Main D1 per-question retrieval 12/15=80%, support 9/15=60%, separate fallback 4/5=80%. Individual failures, timing and complete reproduction details absent. D2 club note Cedar meets Tuesday, leader absent. Supplied practice counts are not a student’s actual project evidence.</w:t>
+      </w:r>
+    </w:p>
+    <w:p>
+      <w:pPr>
+        <w:pStyle w:val="ListBullet"/>
+      </w:pPr>
+      <w:r>
+        <w:t>System reports 9/10 retrieved relevant records, 7/10 supported answers and zero actions in a read-only run. Presenter claims 90% fully correct and faster than baseline. Show the intermediate steps and give the conclusion with its scope.</w:t>
+      </w:r>
+    </w:p>
+    <w:p>
+      <w:pPr>
+        <w:pStyle w:val="Heading3"/>
+      </w:pPr>
+      <w:r>
+        <w:t>My reasoning and evidence</w:t>
+      </w:r>
+    </w:p>
+    <w:p>
+      <w:r>
+        <w:t>________________________________________________________________</w:t>
+      </w:r>
+    </w:p>
+    <w:p>
+      <w:r>
+        <w:t>________________________________________________________________</w:t>
+      </w:r>
+    </w:p>
+    <w:p>
+      <w:r>
+        <w:t>________________________________________________________________</w:t>
+      </w:r>
+    </w:p>
+    <w:p>
+      <w:r>
+        <w:t>________________________________________________________________</w:t>
+      </w:r>
+    </w:p>
+    <w:p>
+      <w:r>
+        <w:t>________________________________________________________________</w:t>
+      </w:r>
+    </w:p>
+    <w:p>
+      <w:r>
+        <w:t>________________________________________________________________</w:t>
+      </w:r>
+    </w:p>
+    <w:p>
+      <w:r>
+        <w:t>________________________________________________________________</w:t>
+      </w:r>
+    </w:p>
+    <w:p>
+      <w:pPr>
+        <w:pStyle w:val="Heading1"/>
+      </w:pPr>
+      <w:r>
+        <w:t>14. W3 · Audit a universal-success claim</w:t>
+      </w:r>
+    </w:p>
+    <w:p>
+      <w:r>
+        <w:t>A limited run leaves untested conditions.</w:t>
+      </w:r>
+    </w:p>
+    <w:p>
+      <w:pPr>
+        <w:pStyle w:val="Heading2"/>
+      </w:pPr>
+      <w:r>
+        <w:t>Your evidence record</w:t>
+      </w:r>
+    </w:p>
+    <w:p>
+      <w:pPr>
+        <w:pStyle w:val="ListBullet"/>
+      </w:pPr>
+      <w:r>
+        <w:t>W2 review: 9/10 retrieved-record relevance, 7/10 supported answers and zero recorded actions in one read-only run; no speed evidence. Main D1 per-question retrieval 12/15=80%, support 9/15=60%, separate fallback 4/5=80%. Individual failures, timing and complete reproduction details absent. D2 club note Cedar meets Tuesday, leader absent. Supplied practice counts are not a student’s actual project evidence.</w:t>
+      </w:r>
+    </w:p>
+    <w:p>
+      <w:pPr>
+        <w:pStyle w:val="ListBullet"/>
+      </w:pPr>
+      <w:r>
+        <w:t>A report omits this qualification: A defense should preserve negative evidence and uncertainty rather than treating polished presentation as proof. Explain how omitting it could change a reader's interpretation, and write an accurate replacement.</w:t>
+      </w:r>
+    </w:p>
+    <w:p>
+      <w:pPr>
+        <w:pStyle w:val="Heading3"/>
+      </w:pPr>
+      <w:r>
+        <w:t>My reasoning and evidence</w:t>
+      </w:r>
+    </w:p>
+    <w:p>
+      <w:r>
+        <w:t>________________________________________________________________</w:t>
+      </w:r>
+    </w:p>
+    <w:p>
+      <w:r>
+        <w:t>________________________________________________________________</w:t>
+      </w:r>
+    </w:p>
+    <w:p>
+      <w:r>
+        <w:t>________________________________________________________________</w:t>
+      </w:r>
+    </w:p>
+    <w:p>
+      <w:r>
+        <w:t>________________________________________________________________</w:t>
+      </w:r>
+    </w:p>
+    <w:p>
+      <w:r>
+        <w:t>________________________________________________________________</w:t>
+      </w:r>
+    </w:p>
+    <w:p>
+      <w:r>
+        <w:t>________________________________________________________________</w:t>
+      </w:r>
+    </w:p>
+    <w:p>
+      <w:pPr>
+        <w:pStyle w:val="Heading1"/>
+      </w:pPr>
+      <w:r>
+        <w:t>16. W5 · Design a revealing defence challenge</w:t>
+      </w:r>
+    </w:p>
+    <w:p>
+      <w:r>
+        <w:t>State a complete case, expected evidence need and honest missing result.</w:t>
+      </w:r>
+    </w:p>
+    <w:p>
+      <w:pPr>
+        <w:pStyle w:val="Heading2"/>
+      </w:pPr>
+      <w:r>
+        <w:t>Your evidence record</w:t>
+      </w:r>
+    </w:p>
+    <w:p>
+      <w:pPr>
+        <w:pStyle w:val="ListBullet"/>
+      </w:pPr>
+      <w:r>
+        <w:t>W2 review: 9/10 retrieved-record relevance, 7/10 supported answers and zero recorded actions in one read-only run; no speed evidence. Main D1 per-question retrieval 12/15=80%, support 9/15=60%, separate fallback 4/5=80%. Individual failures, timing and complete reproduction details absent. D2 club note Cedar meets Tuesday, leader absent. Supplied practice counts are not a student’s actual project evidence.</w:t>
+      </w:r>
+    </w:p>
+    <w:p>
+      <w:pPr>
+        <w:pStyle w:val="ListBullet"/>
+      </w:pPr>
+      <w:r>
+        <w:t>Reference for this exercise: open this week’s student lesson, “Creator Defense”, at “See how it works” and “Follow a worked example”. Use the original worked values or code named in the question; the later pictorial case is a separate example. Keep this reference beside your workbook while practising.</w:t>
+      </w:r>
+    </w:p>
+    <w:p>
+      <w:pPr>
+        <w:pStyle w:val="ListBullet"/>
+      </w:pPr>
+      <w:r>
+        <w:t>For the worked scenario, propose one additional case that could reveal a failure, describe its expected outcome before running it, and explain what would need to remain fixed for a fair comparison. Do not reuse W4 as a new final test after receiving feedback.</w:t>
+      </w:r>
+    </w:p>
+    <w:p>
+      <w:pPr>
+        <w:pStyle w:val="Heading3"/>
+      </w:pPr>
+      <w:r>
+        <w:t>My reasoning and evidence</w:t>
+      </w:r>
+    </w:p>
+    <w:p>
+      <w:r>
+        <w:t>________________________________________________________________</w:t>
+      </w:r>
+    </w:p>
+    <w:p>
+      <w:r>
+        <w:t>________________________________________________________________</w:t>
+      </w:r>
+    </w:p>
+    <w:p>
+      <w:r>
+        <w:t>________________________________________________________________</w:t>
+      </w:r>
+    </w:p>
+    <w:p>
+      <w:r>
+        <w:t>________________________________________________________________</w:t>
+      </w:r>
+    </w:p>
+    <w:p>
+      <w:r>
+        <w:t>________________________________________________________________</w:t>
+      </w:r>
+    </w:p>
+    <w:p>
+      <w:r>
+        <w:t>________________________________________________________________</w:t>
+      </w:r>
+    </w:p>
+    <w:p>
+      <w:r>
+        <w:t>________________________________________________________________</w:t>
+      </w:r>
+    </w:p>
+    <w:p>
+      <w:pPr>
+        <w:pStyle w:val="Heading1"/>
+      </w:pPr>
+      <w:r>
+        <w:t>04. W4 · Defend the fresh outcome figures independently</w:t>
+      </w:r>
+    </w:p>
+    <w:p>
+      <w:r>
+        <w:t>Keep one first attempt before hints or feedback.</w:t>
+      </w:r>
+    </w:p>
+    <w:p>
+      <w:pPr>
+        <w:pStyle w:val="Heading2"/>
+      </w:pPr>
+      <w:r>
+        <w:t>Read and explain independently</w:t>
       </w:r>
     </w:p>
     <w:p>
@@ -41,15 +547,7 @@
         <w:rPr>
           <w:b w:val="0"/>
         </w:rPr>
-        <w:t>Try the recall before opening notes. Then use a different colour or a labelled second line to correct your explanation.</w:t>
-      </w:r>
-    </w:p>
-    <w:p>
-      <w:pPr>
-        <w:pStyle w:val="Heading3"/>
-      </w:pPr>
-      <w:r>
-        <w:t>Capstone Evaluate and Improve</w:t>
+        <w:t>Use only the independent rates’ stated counts and missing-latency fact. The outcome units and denominators must be named separately. No measured speed, energy comparison or universal correctness result is supplied.</w:t>
       </w:r>
     </w:p>
     <w:p>
@@ -60,138 +558,7 @@
         <w:rPr>
           <w:b w:val="0"/>
         </w:rPr>
-        <w:t>Without opening the old lesson, explain one key idea from Capstone Evaluate and Improve. Give an example and a mistake that the idea helps you avoid.</w:t>
-      </w:r>
-    </w:p>
-    <w:p>
-      <w:pPr>
-        <w:pStyle w:val="Heading3"/>
-      </w:pPr>
-      <w:r>
-        <w:t>My remembered idea, example and correction</w:t>
-      </w:r>
-    </w:p>
-    <w:p>
-      <w:r>
-        <w:t>________________________________________________________________</w:t>
-      </w:r>
-    </w:p>
-    <w:p>
-      <w:r>
-        <w:t>________________________________________________________________</w:t>
-      </w:r>
-    </w:p>
-    <w:p>
-      <w:r>
-        <w:t>________________________________________________________________</w:t>
-      </w:r>
-    </w:p>
-    <w:p>
-      <w:pPr>
-        <w:pStyle w:val="Heading3"/>
-      </w:pPr>
-      <w:r>
-        <w:t>Capstone Design</w:t>
-      </w:r>
-    </w:p>
-    <w:p>
-      <w:pPr>
-        <w:spacing w:line="336" w:lineRule="auto" w:after="180"/>
-      </w:pPr>
-      <w:r>
-        <w:rPr>
-          <w:b w:val="0"/>
-        </w:rPr>
-        <w:t>Without opening the old lesson, explain one key idea from Capstone Design. Give an example and a mistake that the idea helps you avoid.</w:t>
-      </w:r>
-    </w:p>
-    <w:p>
-      <w:pPr>
-        <w:pStyle w:val="Heading3"/>
-      </w:pPr>
-      <w:r>
-        <w:t>My remembered idea, example and correction</w:t>
-      </w:r>
-    </w:p>
-    <w:p>
-      <w:r>
-        <w:t>________________________________________________________________</w:t>
-      </w:r>
-    </w:p>
-    <w:p>
-      <w:r>
-        <w:t>________________________________________________________________</w:t>
-      </w:r>
-    </w:p>
-    <w:p>
-      <w:r>
-        <w:t>________________________________________________________________</w:t>
-      </w:r>
-    </w:p>
-    <w:p>
-      <w:pPr>
-        <w:pStyle w:val="Heading3"/>
-      </w:pPr>
-      <w:r>
-        <w:t>Bias and Representation</w:t>
-      </w:r>
-    </w:p>
-    <w:p>
-      <w:pPr>
-        <w:spacing w:line="336" w:lineRule="auto" w:after="180"/>
-      </w:pPr>
-      <w:r>
-        <w:rPr>
-          <w:b w:val="0"/>
-        </w:rPr>
-        <w:t>Without opening the old lesson, explain one key idea from Bias and Representation. Give an example and a mistake that the idea helps you avoid.</w:t>
-      </w:r>
-    </w:p>
-    <w:p>
-      <w:pPr>
-        <w:pStyle w:val="Heading3"/>
-      </w:pPr>
-      <w:r>
-        <w:t>My remembered idea, example and correction</w:t>
-      </w:r>
-    </w:p>
-    <w:p>
-      <w:r>
-        <w:t>________________________________________________________________</w:t>
-      </w:r>
-    </w:p>
-    <w:p>
-      <w:r>
-        <w:t>________________________________________________________________</w:t>
-      </w:r>
-    </w:p>
-    <w:p>
-      <w:r>
-        <w:t>________________________________________________________________</w:t>
-      </w:r>
-    </w:p>
-    <w:p>
-      <w:pPr>
-        <w:pStyle w:val="Heading1"/>
-      </w:pPr>
-      <w:r>
-        <w:t>02. Practise with fading help</w:t>
-      </w:r>
-    </w:p>
-    <w:p>
-      <w:r>
-        <w:t>Complete the supported Creator Defense trace and record the first step you can explain without help.</w:t>
-      </w:r>
-    </w:p>
-    <w:p>
-      <w:pPr>
-        <w:spacing w:line="336" w:lineRule="auto" w:after="180"/>
-      </w:pPr>
-      <w:r>
-        <w:rPr>
-          <w:b w:val="0"/>
-        </w:rPr>
-        <w:t xml:space="preserve">Use W2: Trace the worked case for Generative systems </w:t>
+        <w:t xml:space="preserve">A </w:t>
       </w:r>
       <w:r>
         <w:rPr>
@@ -203,107 +570,15 @@
         <w:rPr>
           <w:b w:val="0"/>
         </w:rPr>
-        <w:t>. Record the answer once; the lesson and workbook refer to the same attempt.</w:t>
-      </w:r>
-    </w:p>
-    <w:tbl>
-      <w:tblPr>
-        <w:tblStyle w:val="LightShading-Accent1"/>
-        <w:tblW w:type="auto" w:w="0"/>
-        <w:tblLook w:firstColumn="1" w:firstRow="1" w:lastColumn="0" w:lastRow="0" w:noHBand="0" w:noVBand="1" w:val="04A0"/>
-      </w:tblPr>
-      <w:tblGrid>
-        <w:gridCol w:w="2556"/>
-        <w:gridCol w:w="2556"/>
-        <w:gridCol w:w="2556"/>
-        <w:gridCol w:w="2556"/>
-      </w:tblGrid>
-      <w:tr>
-        <w:trPr>
-          <w:tblHeader/>
-        </w:trPr>
-        <w:tc>
-          <w:tcPr>
-            <w:tcW w:type="dxa" w:w="2556"/>
-          </w:tcPr>
-          <w:p>
-            <w:r>
-              <w:t>Given inputs</w:t>
-            </w:r>
-          </w:p>
-        </w:tc>
-        <w:tc>
-          <w:tcPr>
-            <w:tcW w:type="dxa" w:w="2556"/>
-          </w:tcPr>
-          <w:p>
-            <w:r>
-              <w:t>Procedure I chose</w:t>
-            </w:r>
-          </w:p>
-        </w:tc>
-        <w:tc>
-          <w:tcPr>
-            <w:tcW w:type="dxa" w:w="2556"/>
-          </w:tcPr>
-          <w:p>
-            <w:r>
-              <w:t>Middle steps</w:t>
-            </w:r>
-          </w:p>
-        </w:tc>
-        <w:tc>
-          <w:tcPr>
-            <w:tcW w:type="dxa" w:w="2556"/>
-          </w:tcPr>
-          <w:p>
-            <w:r>
-              <w:t>Result and check</w:t>
-            </w:r>
-          </w:p>
-        </w:tc>
-      </w:tr>
-      <w:tr>
-        <w:tc>
-          <w:tcPr>
-            <w:tcW w:type="dxa" w:w="2556"/>
-          </w:tcPr>
-          <w:p>
-            <w:r/>
-          </w:p>
-        </w:tc>
-        <w:tc>
-          <w:tcPr>
-            <w:tcW w:type="dxa" w:w="2556"/>
-          </w:tcPr>
-          <w:p>
-            <w:r/>
-          </w:p>
-        </w:tc>
-        <w:tc>
-          <w:tcPr>
-            <w:tcW w:type="dxa" w:w="2556"/>
-          </w:tcPr>
-          <w:p>
-            <w:r/>
-          </w:p>
-        </w:tc>
-        <w:tc>
-          <w:tcPr>
-            <w:tcW w:type="dxa" w:w="2556"/>
-          </w:tcPr>
-          <w:p>
-            <w:r/>
-          </w:p>
-        </w:tc>
-      </w:tr>
-    </w:tbl>
+        <w:t xml:space="preserve"> has retrieval 8/10, support 6/10, fallback 3/4 and no measured latency. State the three rates and reject one unsupported claim.</w:t>
+      </w:r>
+    </w:p>
     <w:p>
       <w:pPr>
         <w:pStyle w:val="Heading3"/>
       </w:pPr>
       <w:r>
-        <w:t>The step I completed without help, and the hint I needed</w:t>
+        <w:t>My independent explanation, trace and limits</w:t>
       </w:r>
     </w:p>
     <w:p>
@@ -322,61 +597,6 @@
       </w:r>
     </w:p>
     <w:p>
-      <w:pPr>
-        <w:pStyle w:val="Heading1"/>
-      </w:pPr>
-      <w:r>
-        <w:t>03. Individual reasoning check</w:t>
-      </w:r>
-    </w:p>
-    <w:p>
-      <w:r>
-        <w:t>Check the proposed Creator Defense explanation against the supplied facts before discussing it.</w:t>
-      </w:r>
-    </w:p>
-    <w:p>
-      <w:pPr>
-        <w:spacing w:line="336" w:lineRule="auto" w:after="180"/>
-      </w:pPr>
-      <w:r>
-        <w:rPr>
-          <w:b w:val="0"/>
-        </w:rPr>
-        <w:t xml:space="preserve">Use the worked case for Generative systems </w:t>
-      </w:r>
-      <w:r>
-        <w:rPr>
-          <w:b/>
-        </w:rPr>
-        <w:t>defense</w:t>
-      </w:r>
-      <w:r>
-        <w:rPr>
-          <w:b w:val="0"/>
-        </w:rPr>
-        <w:t>. Proposed explanation: “The worked result establishes every future case”. Decide whether this explanation is supported.</w:t>
-      </w:r>
-    </w:p>
-    <w:p>
-      <w:pPr>
-        <w:spacing w:line="336" w:lineRule="auto" w:after="180"/>
-      </w:pPr>
-      <w:r>
-        <w:rPr>
-          <w:b w:val="0"/>
-        </w:rPr>
-        <w:t>Point to the step or supplied fact that decides; explain your repair if needed.</w:t>
-      </w:r>
-    </w:p>
-    <w:p>
-      <w:pPr>
-        <w:pStyle w:val="Heading3"/>
-      </w:pPr>
-      <w:r>
-        <w:t>My explanation before partner discussion</w:t>
-      </w:r>
-    </w:p>
-    <w:p>
       <w:r>
         <w:t>________________________________________________________________</w:t>
       </w:r>
@@ -398,89 +618,10 @@
     </w:p>
     <w:p>
       <w:pPr>
-        <w:pStyle w:val="Heading1"/>
-      </w:pPr>
-      <w:r>
-        <w:t>04. Independent transfer case</w:t>
-      </w:r>
-    </w:p>
-    <w:p>
-      <w:r>
-        <w:t>Write one first attempt at the reserved independent case before feedback. Repeated copies of that case refer to the same recorded attempt.</w:t>
-      </w:r>
-    </w:p>
-    <w:p>
-      <w:pPr>
-        <w:pStyle w:val="Heading3"/>
-      </w:pPr>
-      <w:r>
-        <w:t>Independent case: Apply a new case independently</w:t>
-      </w:r>
-    </w:p>
-    <w:p>
-      <w:pPr>
-        <w:spacing w:line="336" w:lineRule="auto" w:after="180"/>
-      </w:pPr>
-      <w:r>
-        <w:rPr>
-          <w:b w:val="0"/>
-        </w:rPr>
-        <w:t xml:space="preserve">A </w:t>
-      </w:r>
-      <w:r>
-        <w:rPr>
-          <w:b/>
-        </w:rPr>
-        <w:t>defense</w:t>
-      </w:r>
-      <w:r>
-        <w:rPr>
-          <w:b w:val="0"/>
-        </w:rPr>
-        <w:t xml:space="preserve"> has retrieval 8/10, support 6/10, fallback 3/4 and no measured latency. State the three rates and reject one unsupported claim.</w:t>
-      </w:r>
-    </w:p>
-    <w:p>
-      <w:pPr>
-        <w:pStyle w:val="Heading3"/>
-      </w:pPr>
-      <w:r>
-        <w:t>My independent explanation, trace and limits</w:t>
-      </w:r>
-    </w:p>
-    <w:p>
-      <w:r>
-        <w:t>________________________________________________________________</w:t>
-      </w:r>
-    </w:p>
-    <w:p>
-      <w:r>
-        <w:t>________________________________________________________________</w:t>
-      </w:r>
-    </w:p>
-    <w:p>
-      <w:r>
-        <w:t>________________________________________________________________</w:t>
-      </w:r>
-    </w:p>
-    <w:p>
-      <w:r>
-        <w:t>________________________________________________________________</w:t>
-      </w:r>
-    </w:p>
-    <w:p>
-      <w:r>
-        <w:t>________________________________________________________________</w:t>
-      </w:r>
-    </w:p>
-    <w:p>
-      <w:r>
-        <w:t>________________________________________________________________</w:t>
-      </w:r>
-    </w:p>
-    <w:p>
-      <w:r>
-        <w:t>________________________________________________________________</w:t>
+        <w:pStyle w:val="Heading2"/>
+      </w:pPr>
+      <w:r>
+        <w:t>Keep a fair record</w:t>
       </w:r>
     </w:p>
     <w:p>
@@ -496,15 +637,39 @@
     </w:p>
     <w:p>
       <w:pPr>
+        <w:pStyle w:val="Heading2"/>
+      </w:pPr>
+      <w:r>
+        <w:t>Earlier wording, alternatives and picture transcripts · reference / check after trying</w:t>
+      </w:r>
+    </w:p>
+    <w:p>
+      <w:pPr>
+        <w:pStyle w:val="Heading3"/>
+      </w:pPr>
+      <w:r>
+        <w:t>Independent case: Apply a new case independently</w:t>
+      </w:r>
+    </w:p>
+    <w:p>
+      <w:pPr>
         <w:pStyle w:val="Heading1"/>
       </w:pPr>
       <w:r>
-        <w:t>05. Your learning target</w:t>
-      </w:r>
-    </w:p>
-    <w:p>
-      <w:r>
-        <w:t>Connect the Creator Defense target to a trace and a justified conclusion.</w:t>
+        <w:t>09. Project · Keep the decision and its evidence</w:t>
+      </w:r>
+    </w:p>
+    <w:p>
+      <w:r>
+        <w:t>Add this week’s change to your existing project record.</w:t>
+      </w:r>
+    </w:p>
+    <w:p>
+      <w:pPr>
+        <w:pStyle w:val="Heading2"/>
+      </w:pPr>
+      <w:r>
+        <w:t>Your evidence record</w:t>
       </w:r>
     </w:p>
     <w:p>
@@ -515,7 +680,18 @@
         <w:rPr>
           <w:b w:val="0"/>
         </w:rPr>
-        <w:t>Your assistant passes 9/12 final questions, including all six direct facts but only 3/6 ambiguous or absent-</w:t>
+        <w:t>Final product card documents purpose, system map, sources, evals, limits, risks, and human oversight.</w:t>
+      </w:r>
+    </w:p>
+    <w:p>
+      <w:pPr>
+        <w:spacing w:line="336" w:lineRule="auto" w:after="180"/>
+      </w:pPr>
+      <w:r>
+        <w:rPr>
+          <w:b w:val="0"/>
+        </w:rPr>
+        <w:t xml:space="preserve">The project change and </w:t>
       </w:r>
       <w:r>
         <w:rPr>
@@ -527,7 +703,40 @@
         <w:rPr>
           <w:b w:val="0"/>
         </w:rPr>
-        <w:t xml:space="preserve"> cases. Report results and argue for a focused next step.</w:t>
+        <w:t xml:space="preserve"> I will keep</w:t>
+      </w:r>
+    </w:p>
+    <w:p>
+      <w:pPr>
+        <w:pStyle w:val="Heading3"/>
+      </w:pPr>
+      <w:r>
+        <w:t>Write or draw your reasoning and evidence.</w:t>
+      </w:r>
+    </w:p>
+    <w:p>
+      <w:r>
+        <w:t>________________________________________________________________</w:t>
+      </w:r>
+    </w:p>
+    <w:p>
+      <w:r>
+        <w:t>________________________________________________________________</w:t>
+      </w:r>
+    </w:p>
+    <w:p>
+      <w:r>
+        <w:t>________________________________________________________________</w:t>
+      </w:r>
+    </w:p>
+    <w:p>
+      <w:r>
+        <w:t>________________________________________________________________</w:t>
+      </w:r>
+    </w:p>
+    <w:p>
+      <w:r>
+        <w:t>________________________________________________________________</w:t>
       </w:r>
     </w:p>
     <w:p>
@@ -535,1055 +744,20 @@
         <w:pStyle w:val="Heading1"/>
       </w:pPr>
       <w:r>
-        <w:t>06. Solve the given case</w:t>
-      </w:r>
-    </w:p>
-    <w:p>
-      <w:r>
-        <w:t>Solve the supplied Creator Defense case and show the deciding evidence.</w:t>
-      </w:r>
-    </w:p>
-    <w:p>
-      <w:pPr>
-        <w:spacing w:line="336" w:lineRule="auto" w:after="180"/>
-      </w:pPr>
-      <w:r>
-        <w:rPr>
-          <w:b w:val="0"/>
-        </w:rPr>
-        <w:t>Ten successful demos lead to a never hallucinates claim.</w:t>
-      </w:r>
-    </w:p>
-    <w:p>
-      <w:pPr>
-        <w:spacing w:line="336" w:lineRule="auto" w:after="180"/>
-      </w:pPr>
-      <w:r>
-        <w:rPr>
-          <w:b w:val="0"/>
-        </w:rPr>
-        <w:t>Write a defensible conclusion.</w:t>
-      </w:r>
-    </w:p>
-    <w:p>
-      <w:pPr>
-        <w:spacing w:line="336" w:lineRule="auto" w:after="180"/>
-      </w:pPr>
-      <w:r>
-        <w:rPr>
-          <w:b w:val="0"/>
-        </w:rPr>
-        <w:t xml:space="preserve">Show your trace, calculation or </w:t>
-      </w:r>
-      <w:r>
-        <w:rPr>
-          <w:b/>
-        </w:rPr>
-        <w:t>evidence</w:t>
-      </w:r>
-    </w:p>
-    <w:p>
-      <w:pPr>
-        <w:pStyle w:val="Heading3"/>
-      </w:pPr>
-      <w:r>
-        <w:t>Write or draw your reasoning and evidence.</w:t>
-      </w:r>
-    </w:p>
-    <w:p>
-      <w:r>
-        <w:t>________________________________________________________________</w:t>
-      </w:r>
-    </w:p>
-    <w:p>
-      <w:r>
-        <w:t>________________________________________________________________</w:t>
-      </w:r>
-    </w:p>
-    <w:p>
-      <w:r>
-        <w:t>________________________________________________________________</w:t>
-      </w:r>
-    </w:p>
-    <w:p>
-      <w:r>
-        <w:t>________________________________________________________________</w:t>
-      </w:r>
-    </w:p>
-    <w:p>
-      <w:r>
-        <w:t>________________________________________________________________</w:t>
-      </w:r>
-    </w:p>
-    <w:p>
-      <w:pPr>
-        <w:pStyle w:val="Heading1"/>
-      </w:pPr>
-      <w:r>
-        <w:t>07. Check a changed case</w:t>
-      </w:r>
-    </w:p>
-    <w:p>
-      <w:r>
-        <w:t>Apply the procedure to the changed case and record why the conclusion follows.</w:t>
-      </w:r>
-    </w:p>
-    <w:p>
-      <w:pPr>
-        <w:spacing w:line="336" w:lineRule="auto" w:after="180"/>
-      </w:pPr>
-      <w:r>
-        <w:rPr>
-          <w:b w:val="0"/>
-        </w:rPr>
-        <w:t xml:space="preserve">An audience asks whether your assistant is always correct. Give an </w:t>
-      </w:r>
-      <w:r>
-        <w:rPr>
-          <w:b/>
-        </w:rPr>
-        <w:t>evidence</w:t>
-      </w:r>
-      <w:r>
-        <w:rPr>
-          <w:b w:val="0"/>
-        </w:rPr>
-        <w:t xml:space="preserve">-based </w:t>
-      </w:r>
-      <w:r>
-        <w:rPr>
-          <w:b/>
-        </w:rPr>
-        <w:t>defense</w:t>
-      </w:r>
-      <w:r>
-        <w:rPr>
-          <w:b w:val="0"/>
-        </w:rPr>
-        <w:t xml:space="preserve"> using results and a limit.</w:t>
-      </w:r>
-    </w:p>
-    <w:p>
-      <w:pPr>
-        <w:spacing w:line="336" w:lineRule="auto" w:after="180"/>
-      </w:pPr>
-      <w:r>
-        <w:rPr>
-          <w:b w:val="0"/>
-        </w:rPr>
-        <w:t>My independent answer and reason</w:t>
-      </w:r>
-    </w:p>
-    <w:p>
-      <w:pPr>
-        <w:pStyle w:val="Heading3"/>
-      </w:pPr>
-      <w:r>
-        <w:t>Write or draw your reasoning and evidence.</w:t>
-      </w:r>
-    </w:p>
-    <w:p>
-      <w:r>
-        <w:t>________________________________________________________________</w:t>
-      </w:r>
-    </w:p>
-    <w:p>
-      <w:r>
-        <w:t>________________________________________________________________</w:t>
-      </w:r>
-    </w:p>
-    <w:p>
-      <w:r>
-        <w:t>________________________________________________________________</w:t>
-      </w:r>
-    </w:p>
-    <w:p>
-      <w:r>
-        <w:t>________________________________________________________________</w:t>
-      </w:r>
-    </w:p>
-    <w:p>
-      <w:r>
-        <w:t>________________________________________________________________</w:t>
-      </w:r>
-    </w:p>
-    <w:p>
-      <w:pPr>
-        <w:pStyle w:val="Heading3"/>
-      </w:pPr>
-      <w:r>
-        <w:t>Week 36 Test and reflect</w:t>
-      </w:r>
-    </w:p>
-    <w:p>
-      <w:pPr>
-        <w:pStyle w:val="Heading1"/>
-      </w:pPr>
-      <w:r>
-        <w:t>08. Design a revealing test</w:t>
-      </w:r>
-    </w:p>
-    <w:p>
-      <w:r>
-        <w:t>Specify a changed input, expected result and observation separately.</w:t>
-      </w:r>
-    </w:p>
-    <w:p>
-      <w:pPr>
-        <w:spacing w:line="336" w:lineRule="auto" w:after="180"/>
-      </w:pPr>
-      <w:r>
-        <w:rPr>
-          <w:b w:val="0"/>
-        </w:rPr>
-        <w:t xml:space="preserve">Create a changed </w:t>
-      </w:r>
-      <w:r>
-        <w:rPr>
-          <w:b/>
-        </w:rPr>
-        <w:t>input</w:t>
-      </w:r>
-      <w:r>
-        <w:rPr>
-          <w:b w:val="0"/>
-        </w:rPr>
-        <w:t>, boundary case or missing-information case. Write the expected answer or safe response before testing.</w:t>
-      </w:r>
-    </w:p>
-    <w:tbl>
-      <w:tblPr>
-        <w:tblStyle w:val="LightShading-Accent1"/>
-        <w:tblW w:type="auto" w:w="0"/>
-        <w:tblLook w:firstColumn="1" w:firstRow="1" w:lastColumn="0" w:lastRow="0" w:noHBand="0" w:noVBand="1" w:val="04A0"/>
-      </w:tblPr>
-      <w:tblGrid>
-        <w:gridCol w:w="5112"/>
-        <w:gridCol w:w="5112"/>
-      </w:tblGrid>
-      <w:tr>
-        <w:trPr>
-          <w:tblHeader/>
-        </w:trPr>
-        <w:tc>
-          <w:tcPr>
-            <w:tcW w:type="dxa" w:w="5112"/>
-          </w:tcPr>
-          <w:p>
-            <w:r>
-              <w:t>Test record</w:t>
-            </w:r>
-          </w:p>
-        </w:tc>
-        <w:tc>
-          <w:tcPr>
-            <w:tcW w:type="dxa" w:w="5112"/>
-          </w:tcPr>
-          <w:p>
-            <w:r>
-              <w:t>My evidence</w:t>
-            </w:r>
-          </w:p>
-        </w:tc>
-      </w:tr>
-      <w:tr>
-        <w:tc>
-          <w:tcPr>
-            <w:tcW w:type="dxa" w:w="5112"/>
-          </w:tcPr>
-          <w:p>
-            <w:r>
-              <w:t>Changed input or condition</w:t>
-            </w:r>
-          </w:p>
-        </w:tc>
-        <w:tc>
-          <w:tcPr>
-            <w:tcW w:type="dxa" w:w="5112"/>
-          </w:tcPr>
-          <w:p>
-            <w:r/>
-          </w:p>
-        </w:tc>
-      </w:tr>
-      <w:tr>
-        <w:tc>
-          <w:tcPr>
-            <w:tcW w:type="dxa" w:w="5112"/>
-          </w:tcPr>
-          <w:p>
-            <w:r>
-              <w:t>Expected answer or fallback</w:t>
-            </w:r>
-          </w:p>
-        </w:tc>
-        <w:tc>
-          <w:tcPr>
-            <w:tcW w:type="dxa" w:w="5112"/>
-          </w:tcPr>
-          <w:p>
-            <w:r/>
-          </w:p>
-        </w:tc>
-      </w:tr>
-      <w:tr>
-        <w:tc>
-          <w:tcPr>
-            <w:tcW w:type="dxa" w:w="5112"/>
-          </w:tcPr>
-          <w:p>
-            <w:r>
-              <w:t>Observed result</w:t>
-            </w:r>
-          </w:p>
-        </w:tc>
-        <w:tc>
-          <w:tcPr>
-            <w:tcW w:type="dxa" w:w="5112"/>
-          </w:tcPr>
-          <w:p>
-            <w:r/>
-          </w:p>
-        </w:tc>
-      </w:tr>
-      <w:tr>
-        <w:tc>
-          <w:tcPr>
-            <w:tcW w:type="dxa" w:w="5112"/>
-          </w:tcPr>
-          <w:p>
-            <w:r>
-              <w:t>Why the result occurred</w:t>
-            </w:r>
-          </w:p>
-        </w:tc>
-        <w:tc>
-          <w:tcPr>
-            <w:tcW w:type="dxa" w:w="5112"/>
-          </w:tcPr>
-          <w:p>
-            <w:r/>
-          </w:p>
-        </w:tc>
-      </w:tr>
-    </w:tbl>
-    <w:p>
-      <w:pPr>
-        <w:pStyle w:val="Heading1"/>
-      </w:pPr>
-      <w:r>
-        <w:t>09. Project checkpoint</w:t>
-      </w:r>
-    </w:p>
-    <w:p>
-      <w:r>
-        <w:t>Justify what Creator Defense adds to Verified Study Buddy and keep the evidence.</w:t>
-      </w:r>
-    </w:p>
-    <w:p>
-      <w:pPr>
-        <w:spacing w:line="336" w:lineRule="auto" w:after="180"/>
-      </w:pPr>
-      <w:r>
-        <w:rPr>
-          <w:b w:val="0"/>
-        </w:rPr>
-        <w:t>Final product card documents purpose, system map, sources, evals, limits, risks, and human oversight.</w:t>
-      </w:r>
-    </w:p>
-    <w:p>
-      <w:pPr>
-        <w:spacing w:line="336" w:lineRule="auto" w:after="180"/>
-      </w:pPr>
-      <w:r>
-        <w:rPr>
-          <w:b w:val="0"/>
-        </w:rPr>
-        <w:t xml:space="preserve">The project change and </w:t>
-      </w:r>
-      <w:r>
-        <w:rPr>
-          <w:b/>
-        </w:rPr>
-        <w:t>evidence</w:t>
-      </w:r>
-      <w:r>
-        <w:rPr>
-          <w:b w:val="0"/>
-        </w:rPr>
-        <w:t xml:space="preserve"> I will keep</w:t>
-      </w:r>
-    </w:p>
-    <w:p>
-      <w:pPr>
-        <w:pStyle w:val="Heading3"/>
-      </w:pPr>
-      <w:r>
-        <w:t>Write or draw your reasoning and evidence.</w:t>
-      </w:r>
-    </w:p>
-    <w:p>
-      <w:r>
-        <w:t>________________________________________________________________</w:t>
-      </w:r>
-    </w:p>
-    <w:p>
-      <w:r>
-        <w:t>________________________________________________________________</w:t>
-      </w:r>
-    </w:p>
-    <w:p>
-      <w:r>
-        <w:t>________________________________________________________________</w:t>
-      </w:r>
-    </w:p>
-    <w:p>
-      <w:r>
-        <w:t>________________________________________________________________</w:t>
-      </w:r>
-    </w:p>
-    <w:p>
-      <w:r>
-        <w:t>________________________________________________________________</w:t>
-      </w:r>
-    </w:p>
-    <w:p>
-      <w:pPr>
-        <w:pStyle w:val="Heading1"/>
-      </w:pPr>
-      <w:r>
-        <w:t>10. Self check</w:t>
-      </w:r>
-    </w:p>
-    <w:p>
-      <w:r>
-        <w:t>Judge explanation, evidence, transfer and limits separately; attach the work behind your judgement.</w:t>
-      </w:r>
-    </w:p>
-    <w:p>
-      <w:pPr>
-        <w:pStyle w:val="ListBullet"/>
-      </w:pPr>
-      <w:r>
-        <w:t>I can explain the mechanism.</w:t>
-      </w:r>
-    </w:p>
-    <w:p>
-      <w:pPr>
-        <w:pStyle w:val="ListBullet"/>
-      </w:pPr>
-      <w:r>
-        <w:t>I can show evidence.</w:t>
-      </w:r>
-    </w:p>
-    <w:p>
-      <w:pPr>
-        <w:pStyle w:val="ListBullet"/>
-      </w:pPr>
-      <w:r>
-        <w:t>I can handle a changed case.</w:t>
-      </w:r>
-    </w:p>
-    <w:p>
-      <w:pPr>
-        <w:pStyle w:val="ListBullet"/>
-      </w:pPr>
-      <w:r>
-        <w:t>I can name a limit.</w:t>
-      </w:r>
-    </w:p>
-    <w:p>
-      <w:r>
-        <w:t>Mark each as not yet, with help or independently, and attach supporting work.</w:t>
-      </w:r>
-    </w:p>
-    <w:p>
-      <w:pPr>
-        <w:spacing w:line="336" w:lineRule="auto" w:after="180"/>
-      </w:pPr>
-      <w:r>
-        <w:rPr>
-          <w:b w:val="0"/>
-        </w:rPr>
-        <w:t>Teacher review ____________________  Next step ____________________</w:t>
-      </w:r>
-    </w:p>
-    <w:p>
-      <w:pPr>
-        <w:pStyle w:val="Heading1"/>
-      </w:pPr>
-      <w:r>
-        <w:t>11. Transfer practice from the original programme</w:t>
-      </w:r>
-    </w:p>
-    <w:p>
-      <w:r>
-        <w:t>Use this earlier case as transfer practice. A case already discussed with feedback is not fresh assessment evidence.</w:t>
-      </w:r>
-    </w:p>
-    <w:p>
-      <w:pPr>
-        <w:spacing w:line="336" w:lineRule="auto" w:after="180"/>
-      </w:pPr>
-      <w:r>
-        <w:rPr>
-          <w:b w:val="0"/>
-        </w:rPr>
-        <w:t>Your assistant passes 9/12 final questions, including all six direct facts but only 3/6 ambiguous or absent-</w:t>
-      </w:r>
-      <w:r>
-        <w:rPr>
-          <w:b/>
-        </w:rPr>
-        <w:t>evidence</w:t>
-      </w:r>
-      <w:r>
-        <w:rPr>
-          <w:b w:val="0"/>
-        </w:rPr>
-        <w:t xml:space="preserve"> cases. Report results and argue for a focused next step.</w:t>
-      </w:r>
-    </w:p>
-    <w:p>
-      <w:pPr>
-        <w:pStyle w:val="Heading3"/>
-      </w:pPr>
-      <w:r>
-        <w:t>My independently reasoned answer</w:t>
-      </w:r>
-    </w:p>
-    <w:p>
-      <w:r>
-        <w:t>________________________________________________________________</w:t>
-      </w:r>
-    </w:p>
-    <w:p>
-      <w:r>
-        <w:t>________________________________________________________________</w:t>
-      </w:r>
-    </w:p>
-    <w:p>
-      <w:r>
-        <w:t>________________________________________________________________</w:t>
-      </w:r>
-    </w:p>
-    <w:p>
-      <w:r>
-        <w:t>________________________________________________________________</w:t>
-      </w:r>
-    </w:p>
-    <w:p>
-      <w:r>
-        <w:t>________________________________________________________________</w:t>
-      </w:r>
-    </w:p>
-    <w:p>
-      <w:r>
-        <w:t>________________________________________________________________</w:t>
-      </w:r>
-    </w:p>
-    <w:p>
-      <w:r>
-        <w:t>________________________________________________________________</w:t>
-      </w:r>
-    </w:p>
-    <w:p>
-      <w:pPr>
-        <w:spacing w:line="336" w:lineRule="auto" w:after="180"/>
-      </w:pPr>
-      <w:r>
-        <w:rPr>
-          <w:b w:val="0"/>
-        </w:rPr>
-        <w:t>Record support used: none, hint or teacher explanation.</w:t>
-      </w:r>
-    </w:p>
-    <w:p>
-      <w:pPr>
-        <w:pStyle w:val="Heading1"/>
-      </w:pPr>
-      <w:r>
-        <w:t>12. W1 Explain the mechanism</w:t>
-      </w:r>
-    </w:p>
-    <w:p>
-      <w:r>
-        <w:t>Explain the mechanism. Apply the supplied Creator Defense facts and keep your reasoning.</w:t>
-      </w:r>
-    </w:p>
-    <w:p>
-      <w:pPr>
-        <w:pStyle w:val="Heading3"/>
-      </w:pPr>
-      <w:r>
-        <w:t>Where to find the supplied example</w:t>
-      </w:r>
-    </w:p>
-    <w:p>
-      <w:pPr>
-        <w:spacing w:line="336" w:lineRule="auto" w:after="180"/>
-        <w:shd w:fill="F1F6F8"/>
-      </w:pPr>
-      <w:r>
-        <w:rPr>
-          <w:b w:val="0"/>
-        </w:rPr>
-        <w:t>Reference for this exercise: open this week’s student lesson, “Creator Defense”, at “See how it works” and “Follow a worked example”. Use the original worked values or code named in the question; the later pictorial case is a separate example. Keep this reference beside your workbook while practising.</w:t>
-      </w:r>
-    </w:p>
-    <w:p>
-      <w:pPr>
-        <w:spacing w:line="336" w:lineRule="auto" w:after="180"/>
-      </w:pPr>
-      <w:r>
-        <w:rPr>
-          <w:b w:val="0"/>
-        </w:rPr>
-        <w:t xml:space="preserve">Explain the weekly </w:t>
-      </w:r>
-      <w:r>
-        <w:rPr>
-          <w:b/>
-        </w:rPr>
-        <w:t>mechanism</w:t>
-      </w:r>
-      <w:r>
-        <w:rPr>
-          <w:b w:val="0"/>
-        </w:rPr>
-        <w:t xml:space="preserve"> in your own words. Use the worked scenario to name its </w:t>
-      </w:r>
-      <w:r>
-        <w:rPr>
-          <w:b/>
-        </w:rPr>
-        <w:t>input</w:t>
-      </w:r>
-      <w:r>
-        <w:rPr>
-          <w:b w:val="0"/>
-        </w:rPr>
-        <w:t xml:space="preserve">, decision rule and </w:t>
-      </w:r>
-      <w:r>
-        <w:rPr>
-          <w:b/>
-        </w:rPr>
-        <w:t>output</w:t>
-      </w:r>
-      <w:r>
-        <w:rPr>
-          <w:b w:val="0"/>
-        </w:rPr>
-        <w:t>.</w:t>
-      </w:r>
-    </w:p>
-    <w:p>
-      <w:pPr>
-        <w:pStyle w:val="Heading3"/>
-      </w:pPr>
-      <w:r>
-        <w:t>My reasoning and evidence</w:t>
-      </w:r>
-    </w:p>
-    <w:p>
-      <w:r>
-        <w:t>________________________________________________________________</w:t>
-      </w:r>
-    </w:p>
-    <w:p>
-      <w:r>
-        <w:t>________________________________________________________________</w:t>
-      </w:r>
-    </w:p>
-    <w:p>
-      <w:r>
-        <w:t>________________________________________________________________</w:t>
-      </w:r>
-    </w:p>
-    <w:p>
-      <w:r>
-        <w:t>________________________________________________________________</w:t>
-      </w:r>
-    </w:p>
-    <w:p>
-      <w:r>
-        <w:t>________________________________________________________________</w:t>
-      </w:r>
-    </w:p>
-    <w:p>
-      <w:r>
-        <w:t>________________________________________________________________</w:t>
-      </w:r>
-    </w:p>
-    <w:p>
-      <w:pPr>
-        <w:pStyle w:val="Heading1"/>
-      </w:pPr>
-      <w:r>
-        <w:t>13. W2 Trace the worked case</w:t>
-      </w:r>
-    </w:p>
-    <w:p>
-      <w:r>
-        <w:t>Trace the worked case. Apply the supplied Creator Defense facts and keep your reasoning.</w:t>
-      </w:r>
-    </w:p>
-    <w:p>
-      <w:pPr>
-        <w:spacing w:line="336" w:lineRule="auto" w:after="180"/>
-      </w:pPr>
-      <w:r>
-        <w:rPr>
-          <w:b w:val="0"/>
-        </w:rPr>
-        <w:t>System reports 9/10 retrieved relevant records, 7/10 supported answers and zero actions in a read-only run. Presenter claims 90% fully correct and faster than baseline.</w:t>
-      </w:r>
-    </w:p>
-    <w:p>
-      <w:pPr>
-        <w:spacing w:line="336" w:lineRule="auto" w:after="180"/>
-      </w:pPr>
-      <w:r>
-        <w:rPr>
-          <w:b w:val="0"/>
-        </w:rPr>
-        <w:t>Show the intermediate steps and give the conclusion with its scope.</w:t>
-      </w:r>
-    </w:p>
-    <w:p>
-      <w:pPr>
-        <w:pStyle w:val="Heading3"/>
-      </w:pPr>
-      <w:r>
-        <w:t>My reasoning and evidence</w:t>
-      </w:r>
-    </w:p>
-    <w:p>
-      <w:r>
-        <w:t>________________________________________________________________</w:t>
-      </w:r>
-    </w:p>
-    <w:p>
-      <w:r>
-        <w:t>________________________________________________________________</w:t>
-      </w:r>
-    </w:p>
-    <w:p>
-      <w:r>
-        <w:t>________________________________________________________________</w:t>
-      </w:r>
-    </w:p>
-    <w:p>
-      <w:r>
-        <w:t>________________________________________________________________</w:t>
-      </w:r>
-    </w:p>
-    <w:p>
-      <w:r>
-        <w:t>________________________________________________________________</w:t>
-      </w:r>
-    </w:p>
-    <w:p>
-      <w:r>
-        <w:t>________________________________________________________________</w:t>
-      </w:r>
-    </w:p>
-    <w:p>
-      <w:r>
-        <w:t>________________________________________________________________</w:t>
-      </w:r>
-    </w:p>
-    <w:p>
-      <w:pPr>
-        <w:pStyle w:val="Heading1"/>
-      </w:pPr>
-      <w:r>
-        <w:t>14. W3 Audit the limit</w:t>
-      </w:r>
-    </w:p>
-    <w:p>
-      <w:r>
-        <w:t>Audit the limit. Apply the supplied Creator Defense facts and keep your reasoning.</w:t>
-      </w:r>
-    </w:p>
-    <w:p>
-      <w:pPr>
-        <w:spacing w:line="336" w:lineRule="auto" w:after="180"/>
-      </w:pPr>
-      <w:r>
-        <w:rPr>
-          <w:b w:val="0"/>
-        </w:rPr>
-        <w:t xml:space="preserve">A report omits this qualification: A </w:t>
-      </w:r>
-      <w:r>
-        <w:rPr>
-          <w:b/>
-        </w:rPr>
-        <w:t>defense</w:t>
-      </w:r>
-      <w:r>
-        <w:rPr>
-          <w:b w:val="0"/>
-        </w:rPr>
-        <w:t xml:space="preserve"> should preserve negative </w:t>
-      </w:r>
-      <w:r>
-        <w:rPr>
-          <w:b/>
-        </w:rPr>
-        <w:t>evidence</w:t>
-      </w:r>
-      <w:r>
-        <w:rPr>
-          <w:b w:val="0"/>
-        </w:rPr>
-        <w:t xml:space="preserve"> and uncertainty rather than treating polished presentation as proof.</w:t>
-      </w:r>
-    </w:p>
-    <w:p>
-      <w:pPr>
-        <w:spacing w:line="336" w:lineRule="auto" w:after="180"/>
-      </w:pPr>
-      <w:r>
-        <w:rPr>
-          <w:b w:val="0"/>
-        </w:rPr>
-        <w:t>Explain how omitting it could change a reader's interpretation, and write an accurate replacement.</w:t>
-      </w:r>
-    </w:p>
-    <w:p>
-      <w:pPr>
-        <w:pStyle w:val="Heading3"/>
-      </w:pPr>
-      <w:r>
-        <w:t>My reasoning and evidence</w:t>
-      </w:r>
-    </w:p>
-    <w:p>
-      <w:r>
-        <w:t>________________________________________________________________</w:t>
-      </w:r>
-    </w:p>
-    <w:p>
-      <w:r>
-        <w:t>________________________________________________________________</w:t>
-      </w:r>
-    </w:p>
-    <w:p>
-      <w:r>
-        <w:t>________________________________________________________________</w:t>
-      </w:r>
-    </w:p>
-    <w:p>
-      <w:r>
-        <w:t>________________________________________________________________</w:t>
-      </w:r>
-    </w:p>
-    <w:p>
-      <w:r>
-        <w:t>________________________________________________________________</w:t>
-      </w:r>
-    </w:p>
-    <w:p>
-      <w:r>
-        <w:t>________________________________________________________________</w:t>
-      </w:r>
-    </w:p>
-    <w:p>
-      <w:pPr>
-        <w:pStyle w:val="Heading1"/>
-      </w:pPr>
-      <w:r>
-        <w:t>15. W4 Apply a new case independently</w:t>
-      </w:r>
-    </w:p>
-    <w:p>
-      <w:r>
-        <w:t>Attempt before feedback. If this repeats the selected independent case, reuse that first attempt; otherwise keep a separate record. Apply a new case independently. Apply the supplied Creator Defense facts and keep your reasoning.</w:t>
-      </w:r>
-    </w:p>
-    <w:p>
-      <w:pPr>
-        <w:spacing w:line="336" w:lineRule="auto" w:after="180"/>
-      </w:pPr>
-      <w:r>
-        <w:rPr>
-          <w:b w:val="0"/>
-        </w:rPr>
-        <w:t xml:space="preserve">A </w:t>
-      </w:r>
-      <w:r>
-        <w:rPr>
-          <w:b/>
-        </w:rPr>
-        <w:t>defense</w:t>
-      </w:r>
-      <w:r>
-        <w:rPr>
-          <w:b w:val="0"/>
-        </w:rPr>
-        <w:t xml:space="preserve"> has retrieval 8/10, support 6/10, fallback 3/4 and no measured latency. State the three rates and reject one unsupported claim.</w:t>
-      </w:r>
-    </w:p>
-    <w:p>
-      <w:pPr>
-        <w:pStyle w:val="Heading3"/>
-      </w:pPr>
-      <w:r>
-        <w:t>My reasoning and evidence</w:t>
-      </w:r>
-    </w:p>
-    <w:p>
-      <w:r>
-        <w:t>________________________________________________________________</w:t>
-      </w:r>
-    </w:p>
-    <w:p>
-      <w:r>
-        <w:t>________________________________________________________________</w:t>
-      </w:r>
-    </w:p>
-    <w:p>
-      <w:r>
-        <w:t>________________________________________________________________</w:t>
-      </w:r>
-    </w:p>
-    <w:p>
-      <w:r>
-        <w:t>________________________________________________________________</w:t>
-      </w:r>
-    </w:p>
-    <w:p>
-      <w:r>
-        <w:t>________________________________________________________________</w:t>
-      </w:r>
-    </w:p>
-    <w:p>
-      <w:r>
-        <w:t>________________________________________________________________</w:t>
-      </w:r>
-    </w:p>
-    <w:p>
-      <w:r>
-        <w:t>________________________________________________________________</w:t>
-      </w:r>
-    </w:p>
-    <w:p>
-      <w:r>
-        <w:t>________________________________________________________________</w:t>
-      </w:r>
-    </w:p>
-    <w:p>
-      <w:pPr>
-        <w:pStyle w:val="Heading1"/>
-      </w:pPr>
-      <w:r>
-        <w:t>16. W5 Design a revealing follow-up</w:t>
-      </w:r>
-    </w:p>
-    <w:p>
-      <w:r>
-        <w:t>Design a revealing follow-up. Apply the supplied Creator Defense facts and keep your reasoning.</w:t>
-      </w:r>
-    </w:p>
-    <w:p>
-      <w:pPr>
-        <w:pStyle w:val="Heading3"/>
-      </w:pPr>
-      <w:r>
-        <w:t>Where to find the supplied example</w:t>
-      </w:r>
-    </w:p>
-    <w:p>
-      <w:pPr>
-        <w:spacing w:line="336" w:lineRule="auto" w:after="180"/>
-        <w:shd w:fill="F1F6F8"/>
-      </w:pPr>
-      <w:r>
-        <w:rPr>
-          <w:b w:val="0"/>
-        </w:rPr>
-        <w:t>Reference for this exercise: open this week’s student lesson, “Creator Defense”, at “See how it works” and “Follow a worked example”. Use the original worked values or code named in the question; the later pictorial case is a separate example. Keep this reference beside your workbook while practising.</w:t>
-      </w:r>
-    </w:p>
-    <w:p>
-      <w:pPr>
-        <w:spacing w:line="336" w:lineRule="auto" w:after="180"/>
-      </w:pPr>
-      <w:r>
-        <w:rPr>
-          <w:b w:val="0"/>
-        </w:rPr>
-        <w:t>For the worked scenario, propose one additional case that could reveal a failure, describe its expected outcome before running it, and explain what would need to remain fixed for a fair comparison.</w:t>
-      </w:r>
-    </w:p>
-    <w:p>
-      <w:pPr>
-        <w:spacing w:line="336" w:lineRule="auto" w:after="180"/>
-      </w:pPr>
-      <w:r>
-        <w:rPr>
-          <w:b w:val="0"/>
-        </w:rPr>
-        <w:t>Do not reuse W4 as a new final test after receiving feedback.</w:t>
-      </w:r>
-    </w:p>
-    <w:p>
-      <w:pPr>
-        <w:pStyle w:val="Heading3"/>
-      </w:pPr>
-      <w:r>
-        <w:t>My reasoning and evidence</w:t>
-      </w:r>
-    </w:p>
-    <w:p>
-      <w:r>
-        <w:t>________________________________________________________________</w:t>
-      </w:r>
-    </w:p>
-    <w:p>
-      <w:r>
-        <w:t>________________________________________________________________</w:t>
-      </w:r>
-    </w:p>
-    <w:p>
-      <w:r>
-        <w:t>________________________________________________________________</w:t>
-      </w:r>
-    </w:p>
-    <w:p>
-      <w:r>
-        <w:t>________________________________________________________________</w:t>
-      </w:r>
-    </w:p>
-    <w:p>
-      <w:r>
-        <w:t>________________________________________________________________</w:t>
-      </w:r>
-    </w:p>
-    <w:p>
-      <w:r>
-        <w:t>________________________________________________________________</w:t>
-      </w:r>
-    </w:p>
-    <w:p>
-      <w:r>
-        <w:t>________________________________________________________________</w:t>
-      </w:r>
-    </w:p>
-    <w:p>
-      <w:pPr>
-        <w:pStyle w:val="Heading1"/>
-      </w:pPr>
-      <w:r>
-        <w:t>17. Feedback, return check and learning record</w:t>
-      </w:r>
-    </w:p>
-    <w:p>
-      <w:r>
-        <w:t>Record the first repaired step and a different case to revisit after a delay.</w:t>
+        <w:t>17. Feedback · Repair and return</w:t>
+      </w:r>
+    </w:p>
+    <w:p>
+      <w:r>
+        <w:t>Keep the first attempt, the repair and a changed-case return.</w:t>
+      </w:r>
+    </w:p>
+    <w:p>
+      <w:pPr>
+        <w:pStyle w:val="Heading2"/>
+      </w:pPr>
+      <w:r>
+        <w:t>Your evidence record</w:t>
       </w:r>
     </w:p>
     <w:tbl>
@@ -1738,12 +912,934 @@
         <w:pStyle w:val="Heading1"/>
       </w:pPr>
       <w:r>
-        <w:t>18. Pictorial case practice: Creator Defense</w:t>
-      </w:r>
-    </w:p>
-    <w:p>
-      <w:r>
-        <w:t>Defend a study-buddy project using separate claims and matching evidence. Explain the labelled step before checking the changed condition.</w:t>
+        <w:t>10. Finish · Judge the evidence in your work</w:t>
+      </w:r>
+    </w:p>
+    <w:p>
+      <w:r>
+        <w:t>Point to work that supports your confidence level.</w:t>
+      </w:r>
+    </w:p>
+    <w:p>
+      <w:pPr>
+        <w:pStyle w:val="Heading2"/>
+      </w:pPr>
+      <w:r>
+        <w:t>Your evidence record</w:t>
+      </w:r>
+    </w:p>
+    <w:p>
+      <w:pPr>
+        <w:pStyle w:val="ListBullet"/>
+      </w:pPr>
+      <w:r>
+        <w:t>I can explain the mechanism.</w:t>
+      </w:r>
+    </w:p>
+    <w:p>
+      <w:pPr>
+        <w:pStyle w:val="ListBullet"/>
+      </w:pPr>
+      <w:r>
+        <w:t>I can show evidence.</w:t>
+      </w:r>
+    </w:p>
+    <w:p>
+      <w:pPr>
+        <w:pStyle w:val="ListBullet"/>
+      </w:pPr>
+      <w:r>
+        <w:t>I can handle a changed case.</w:t>
+      </w:r>
+    </w:p>
+    <w:p>
+      <w:pPr>
+        <w:pStyle w:val="ListBullet"/>
+      </w:pPr>
+      <w:r>
+        <w:t>I can name a limit.</w:t>
+      </w:r>
+    </w:p>
+    <w:p>
+      <w:r>
+        <w:t>Mark each as not yet, with help or independently, and attach supporting work.</w:t>
+      </w:r>
+    </w:p>
+    <w:p>
+      <w:pPr>
+        <w:spacing w:line="336" w:lineRule="auto" w:after="180"/>
+      </w:pPr>
+      <w:r>
+        <w:rPr>
+          <w:b w:val="0"/>
+        </w:rPr>
+        <w:t>Teacher review ____________________  Next step ____________________</w:t>
+      </w:r>
+    </w:p>
+    <w:p>
+      <w:pPr>
+        <w:pStyle w:val="Heading1"/>
+      </w:pPr>
+      <w:r>
+        <w:t>Reference bank and extra practice</w:t>
+      </w:r>
+    </w:p>
+    <w:p>
+      <w:pPr>
+        <w:pStyle w:val="Heading1"/>
+      </w:pPr>
+      <w:r>
+        <w:t>02. Reference · Supported W2 record</w:t>
+      </w:r>
+    </w:p>
+    <w:p>
+      <w:r>
+        <w:t>This is the same W2 attempt. Keep one response record.</w:t>
+      </w:r>
+    </w:p>
+    <w:p>
+      <w:pPr>
+        <w:pStyle w:val="Heading2"/>
+      </w:pPr>
+      <w:r>
+        <w:t>Use this when helpful</w:t>
+      </w:r>
+    </w:p>
+    <w:p>
+      <w:pPr>
+        <w:spacing w:line="336" w:lineRule="auto" w:after="180"/>
+      </w:pPr>
+      <w:r>
+        <w:rPr>
+          <w:b w:val="0"/>
+        </w:rPr>
+        <w:t xml:space="preserve">Use W2: Trace the worked case for Generative systems </w:t>
+      </w:r>
+      <w:r>
+        <w:rPr>
+          <w:b/>
+        </w:rPr>
+        <w:t>defense</w:t>
+      </w:r>
+      <w:r>
+        <w:rPr>
+          <w:b w:val="0"/>
+        </w:rPr>
+        <w:t>. Record the answer once; the lesson and workbook refer to the same attempt.</w:t>
+      </w:r>
+    </w:p>
+    <w:tbl>
+      <w:tblPr>
+        <w:tblStyle w:val="LightShading-Accent1"/>
+        <w:tblW w:type="auto" w:w="0"/>
+        <w:tblLook w:firstColumn="1" w:firstRow="1" w:lastColumn="0" w:lastRow="0" w:noHBand="0" w:noVBand="1" w:val="04A0"/>
+      </w:tblPr>
+      <w:tblGrid>
+        <w:gridCol w:w="2556"/>
+        <w:gridCol w:w="2556"/>
+        <w:gridCol w:w="2556"/>
+        <w:gridCol w:w="2556"/>
+      </w:tblGrid>
+      <w:tr>
+        <w:trPr>
+          <w:tblHeader/>
+        </w:trPr>
+        <w:tc>
+          <w:tcPr>
+            <w:tcW w:type="dxa" w:w="2556"/>
+          </w:tcPr>
+          <w:p>
+            <w:r>
+              <w:t>Given inputs</w:t>
+            </w:r>
+          </w:p>
+        </w:tc>
+        <w:tc>
+          <w:tcPr>
+            <w:tcW w:type="dxa" w:w="2556"/>
+          </w:tcPr>
+          <w:p>
+            <w:r>
+              <w:t>Procedure I chose</w:t>
+            </w:r>
+          </w:p>
+        </w:tc>
+        <w:tc>
+          <w:tcPr>
+            <w:tcW w:type="dxa" w:w="2556"/>
+          </w:tcPr>
+          <w:p>
+            <w:r>
+              <w:t>Middle steps</w:t>
+            </w:r>
+          </w:p>
+        </w:tc>
+        <w:tc>
+          <w:tcPr>
+            <w:tcW w:type="dxa" w:w="2556"/>
+          </w:tcPr>
+          <w:p>
+            <w:r>
+              <w:t>Result and check</w:t>
+            </w:r>
+          </w:p>
+        </w:tc>
+      </w:tr>
+      <w:tr>
+        <w:tc>
+          <w:tcPr>
+            <w:tcW w:type="dxa" w:w="2556"/>
+          </w:tcPr>
+          <w:p>
+            <w:r/>
+          </w:p>
+        </w:tc>
+        <w:tc>
+          <w:tcPr>
+            <w:tcW w:type="dxa" w:w="2556"/>
+          </w:tcPr>
+          <w:p>
+            <w:r/>
+          </w:p>
+        </w:tc>
+        <w:tc>
+          <w:tcPr>
+            <w:tcW w:type="dxa" w:w="2556"/>
+          </w:tcPr>
+          <w:p>
+            <w:r/>
+          </w:p>
+        </w:tc>
+        <w:tc>
+          <w:tcPr>
+            <w:tcW w:type="dxa" w:w="2556"/>
+          </w:tcPr>
+          <w:p>
+            <w:r/>
+          </w:p>
+        </w:tc>
+      </w:tr>
+    </w:tbl>
+    <w:p>
+      <w:pPr>
+        <w:pStyle w:val="Heading3"/>
+      </w:pPr>
+      <w:r>
+        <w:t>The step I completed without help, and the hint I needed</w:t>
+      </w:r>
+    </w:p>
+    <w:p>
+      <w:r>
+        <w:t>________________________________________________________________</w:t>
+      </w:r>
+    </w:p>
+    <w:p>
+      <w:r>
+        <w:t>________________________________________________________________</w:t>
+      </w:r>
+    </w:p>
+    <w:p>
+      <w:r>
+        <w:t>________________________________________________________________</w:t>
+      </w:r>
+    </w:p>
+    <w:p>
+      <w:pPr>
+        <w:pStyle w:val="Heading1"/>
+      </w:pPr>
+      <w:r>
+        <w:t>03. Extra practice · Repair the explanation</w:t>
+      </w:r>
+    </w:p>
+    <w:p>
+      <w:r>
+        <w:t>Explain the deciding fact before discussing the answer.</w:t>
+      </w:r>
+    </w:p>
+    <w:p>
+      <w:pPr>
+        <w:pStyle w:val="Heading2"/>
+      </w:pPr>
+      <w:r>
+        <w:t>Use this when helpful</w:t>
+      </w:r>
+    </w:p>
+    <w:p>
+      <w:pPr>
+        <w:spacing w:line="336" w:lineRule="auto" w:after="180"/>
+      </w:pPr>
+      <w:r>
+        <w:rPr>
+          <w:b w:val="0"/>
+        </w:rPr>
+        <w:t xml:space="preserve">Use the worked case for Generative systems </w:t>
+      </w:r>
+      <w:r>
+        <w:rPr>
+          <w:b/>
+        </w:rPr>
+        <w:t>defense</w:t>
+      </w:r>
+      <w:r>
+        <w:rPr>
+          <w:b w:val="0"/>
+        </w:rPr>
+        <w:t>. Proposed explanation: “The worked result establishes every future case”. Decide whether this explanation is supported.</w:t>
+      </w:r>
+    </w:p>
+    <w:p>
+      <w:pPr>
+        <w:spacing w:line="336" w:lineRule="auto" w:after="180"/>
+      </w:pPr>
+      <w:r>
+        <w:rPr>
+          <w:b w:val="0"/>
+        </w:rPr>
+        <w:t>Point to the step or supplied fact that decides; explain your repair if needed.</w:t>
+      </w:r>
+    </w:p>
+    <w:p>
+      <w:pPr>
+        <w:pStyle w:val="Heading3"/>
+      </w:pPr>
+      <w:r>
+        <w:t>My explanation before partner discussion</w:t>
+      </w:r>
+    </w:p>
+    <w:p>
+      <w:r>
+        <w:t>________________________________________________________________</w:t>
+      </w:r>
+    </w:p>
+    <w:p>
+      <w:r>
+        <w:t>________________________________________________________________</w:t>
+      </w:r>
+    </w:p>
+    <w:p>
+      <w:r>
+        <w:t>________________________________________________________________</w:t>
+      </w:r>
+    </w:p>
+    <w:p>
+      <w:r>
+        <w:t>________________________________________________________________</w:t>
+      </w:r>
+    </w:p>
+    <w:p>
+      <w:pPr>
+        <w:pStyle w:val="Heading1"/>
+      </w:pPr>
+      <w:r>
+        <w:t>05. Reference · Original learning target</w:t>
+      </w:r>
+    </w:p>
+    <w:p>
+      <w:r>
+        <w:t>Use this target to inspect an explanation.</w:t>
+      </w:r>
+    </w:p>
+    <w:p>
+      <w:pPr>
+        <w:pStyle w:val="Heading2"/>
+      </w:pPr>
+      <w:r>
+        <w:t>Use this when helpful</w:t>
+      </w:r>
+    </w:p>
+    <w:p>
+      <w:pPr>
+        <w:spacing w:line="336" w:lineRule="auto" w:after="180"/>
+      </w:pPr>
+      <w:r>
+        <w:rPr>
+          <w:b w:val="0"/>
+        </w:rPr>
+        <w:t>Your assistant passes 9/12 final questions, including all six direct facts but only 3/6 ambiguous or absent-</w:t>
+      </w:r>
+      <w:r>
+        <w:rPr>
+          <w:b/>
+        </w:rPr>
+        <w:t>evidence</w:t>
+      </w:r>
+      <w:r>
+        <w:rPr>
+          <w:b w:val="0"/>
+        </w:rPr>
+        <w:t xml:space="preserve"> cases. Report results and argue for a focused next step.</w:t>
+      </w:r>
+    </w:p>
+    <w:p>
+      <w:pPr>
+        <w:pStyle w:val="Heading1"/>
+      </w:pPr>
+      <w:r>
+        <w:t>06. Extra practice · A complete case</w:t>
+      </w:r>
+    </w:p>
+    <w:p>
+      <w:r>
+        <w:t>Try the question before checking the worked explanation.</w:t>
+      </w:r>
+    </w:p>
+    <w:p>
+      <w:pPr>
+        <w:pStyle w:val="Heading2"/>
+      </w:pPr>
+      <w:r>
+        <w:t>Use this when helpful</w:t>
+      </w:r>
+    </w:p>
+    <w:p>
+      <w:pPr>
+        <w:spacing w:line="336" w:lineRule="auto" w:after="180"/>
+      </w:pPr>
+      <w:r>
+        <w:rPr>
+          <w:b w:val="0"/>
+        </w:rPr>
+        <w:t>Ten successful demos lead to a never hallucinates claim.</w:t>
+      </w:r>
+    </w:p>
+    <w:p>
+      <w:pPr>
+        <w:spacing w:line="336" w:lineRule="auto" w:after="180"/>
+      </w:pPr>
+      <w:r>
+        <w:rPr>
+          <w:b w:val="0"/>
+        </w:rPr>
+        <w:t>Write a defensible conclusion.</w:t>
+      </w:r>
+    </w:p>
+    <w:p>
+      <w:pPr>
+        <w:spacing w:line="336" w:lineRule="auto" w:after="180"/>
+      </w:pPr>
+      <w:r>
+        <w:rPr>
+          <w:b w:val="0"/>
+        </w:rPr>
+        <w:t xml:space="preserve">Show your trace, calculation or </w:t>
+      </w:r>
+      <w:r>
+        <w:rPr>
+          <w:b/>
+        </w:rPr>
+        <w:t>evidence</w:t>
+      </w:r>
+    </w:p>
+    <w:p>
+      <w:pPr>
+        <w:pStyle w:val="Heading3"/>
+      </w:pPr>
+      <w:r>
+        <w:t>Write or draw your reasoning and evidence.</w:t>
+      </w:r>
+    </w:p>
+    <w:p>
+      <w:r>
+        <w:t>________________________________________________________________</w:t>
+      </w:r>
+    </w:p>
+    <w:p>
+      <w:r>
+        <w:t>________________________________________________________________</w:t>
+      </w:r>
+    </w:p>
+    <w:p>
+      <w:r>
+        <w:t>________________________________________________________________</w:t>
+      </w:r>
+    </w:p>
+    <w:p>
+      <w:r>
+        <w:t>________________________________________________________________</w:t>
+      </w:r>
+    </w:p>
+    <w:p>
+      <w:r>
+        <w:t>________________________________________________________________</w:t>
+      </w:r>
+    </w:p>
+    <w:p>
+      <w:pPr>
+        <w:pStyle w:val="Heading1"/>
+      </w:pPr>
+      <w:r>
+        <w:t>07. Extra practice · A changed case</w:t>
+      </w:r>
+    </w:p>
+    <w:p>
+      <w:r>
+        <w:t>Keep this practice separate from the reserved independent attempt.</w:t>
+      </w:r>
+    </w:p>
+    <w:p>
+      <w:pPr>
+        <w:pStyle w:val="Heading2"/>
+      </w:pPr>
+      <w:r>
+        <w:t>Use this when helpful</w:t>
+      </w:r>
+    </w:p>
+    <w:p>
+      <w:pPr>
+        <w:spacing w:line="336" w:lineRule="auto" w:after="180"/>
+      </w:pPr>
+      <w:r>
+        <w:rPr>
+          <w:b w:val="0"/>
+        </w:rPr>
+        <w:t xml:space="preserve">An audience asks whether your assistant is always correct. Give an </w:t>
+      </w:r>
+      <w:r>
+        <w:rPr>
+          <w:b/>
+        </w:rPr>
+        <w:t>evidence</w:t>
+      </w:r>
+      <w:r>
+        <w:rPr>
+          <w:b w:val="0"/>
+        </w:rPr>
+        <w:t xml:space="preserve">-based </w:t>
+      </w:r>
+      <w:r>
+        <w:rPr>
+          <w:b/>
+        </w:rPr>
+        <w:t>defense</w:t>
+      </w:r>
+      <w:r>
+        <w:rPr>
+          <w:b w:val="0"/>
+        </w:rPr>
+        <w:t xml:space="preserve"> using results and a limit.</w:t>
+      </w:r>
+    </w:p>
+    <w:p>
+      <w:pPr>
+        <w:spacing w:line="336" w:lineRule="auto" w:after="180"/>
+      </w:pPr>
+      <w:r>
+        <w:rPr>
+          <w:b w:val="0"/>
+        </w:rPr>
+        <w:t>My practice answer and reason</w:t>
+      </w:r>
+    </w:p>
+    <w:p>
+      <w:pPr>
+        <w:pStyle w:val="Heading3"/>
+      </w:pPr>
+      <w:r>
+        <w:t>Write or draw your reasoning and evidence.</w:t>
+      </w:r>
+    </w:p>
+    <w:p>
+      <w:r>
+        <w:t>________________________________________________________________</w:t>
+      </w:r>
+    </w:p>
+    <w:p>
+      <w:r>
+        <w:t>________________________________________________________________</w:t>
+      </w:r>
+    </w:p>
+    <w:p>
+      <w:r>
+        <w:t>________________________________________________________________</w:t>
+      </w:r>
+    </w:p>
+    <w:p>
+      <w:r>
+        <w:t>________________________________________________________________</w:t>
+      </w:r>
+    </w:p>
+    <w:p>
+      <w:r>
+        <w:t>________________________________________________________________</w:t>
+      </w:r>
+    </w:p>
+    <w:p>
+      <w:pPr>
+        <w:pStyle w:val="Heading3"/>
+      </w:pPr>
+      <w:r>
+        <w:t>Week 36 Test and reflect</w:t>
+      </w:r>
+    </w:p>
+    <w:p>
+      <w:pPr>
+        <w:pStyle w:val="Heading1"/>
+      </w:pPr>
+      <w:r>
+        <w:t>08. Extra practice · Design a revealing test</w:t>
+      </w:r>
+    </w:p>
+    <w:p>
+      <w:r>
+        <w:t>Predict before tracing or testing.</w:t>
+      </w:r>
+    </w:p>
+    <w:p>
+      <w:pPr>
+        <w:pStyle w:val="Heading2"/>
+      </w:pPr>
+      <w:r>
+        <w:t>Use this when helpful</w:t>
+      </w:r>
+    </w:p>
+    <w:p>
+      <w:pPr>
+        <w:spacing w:line="336" w:lineRule="auto" w:after="180"/>
+      </w:pPr>
+      <w:r>
+        <w:rPr>
+          <w:b w:val="0"/>
+        </w:rPr>
+        <w:t xml:space="preserve">Create a changed </w:t>
+      </w:r>
+      <w:r>
+        <w:rPr>
+          <w:b/>
+        </w:rPr>
+        <w:t>input</w:t>
+      </w:r>
+      <w:r>
+        <w:rPr>
+          <w:b w:val="0"/>
+        </w:rPr>
+        <w:t>, boundary case or missing-information case. Write the expected answer or safe response before testing.</w:t>
+      </w:r>
+    </w:p>
+    <w:tbl>
+      <w:tblPr>
+        <w:tblStyle w:val="LightShading-Accent1"/>
+        <w:tblW w:type="auto" w:w="0"/>
+        <w:tblLook w:firstColumn="1" w:firstRow="1" w:lastColumn="0" w:lastRow="0" w:noHBand="0" w:noVBand="1" w:val="04A0"/>
+      </w:tblPr>
+      <w:tblGrid>
+        <w:gridCol w:w="5112"/>
+        <w:gridCol w:w="5112"/>
+      </w:tblGrid>
+      <w:tr>
+        <w:trPr>
+          <w:tblHeader/>
+        </w:trPr>
+        <w:tc>
+          <w:tcPr>
+            <w:tcW w:type="dxa" w:w="5112"/>
+          </w:tcPr>
+          <w:p>
+            <w:r>
+              <w:t>Test record</w:t>
+            </w:r>
+          </w:p>
+        </w:tc>
+        <w:tc>
+          <w:tcPr>
+            <w:tcW w:type="dxa" w:w="5112"/>
+          </w:tcPr>
+          <w:p>
+            <w:r>
+              <w:t>My evidence</w:t>
+            </w:r>
+          </w:p>
+        </w:tc>
+      </w:tr>
+      <w:tr>
+        <w:tc>
+          <w:tcPr>
+            <w:tcW w:type="dxa" w:w="5112"/>
+          </w:tcPr>
+          <w:p>
+            <w:r>
+              <w:t>Changed input or condition</w:t>
+            </w:r>
+          </w:p>
+        </w:tc>
+        <w:tc>
+          <w:tcPr>
+            <w:tcW w:type="dxa" w:w="5112"/>
+          </w:tcPr>
+          <w:p>
+            <w:r/>
+          </w:p>
+        </w:tc>
+      </w:tr>
+      <w:tr>
+        <w:tc>
+          <w:tcPr>
+            <w:tcW w:type="dxa" w:w="5112"/>
+          </w:tcPr>
+          <w:p>
+            <w:r>
+              <w:t>Expected answer or fallback</w:t>
+            </w:r>
+          </w:p>
+        </w:tc>
+        <w:tc>
+          <w:tcPr>
+            <w:tcW w:type="dxa" w:w="5112"/>
+          </w:tcPr>
+          <w:p>
+            <w:r/>
+          </w:p>
+        </w:tc>
+      </w:tr>
+      <w:tr>
+        <w:tc>
+          <w:tcPr>
+            <w:tcW w:type="dxa" w:w="5112"/>
+          </w:tcPr>
+          <w:p>
+            <w:r>
+              <w:t>Observed result</w:t>
+            </w:r>
+          </w:p>
+        </w:tc>
+        <w:tc>
+          <w:tcPr>
+            <w:tcW w:type="dxa" w:w="5112"/>
+          </w:tcPr>
+          <w:p>
+            <w:r/>
+          </w:p>
+        </w:tc>
+      </w:tr>
+      <w:tr>
+        <w:tc>
+          <w:tcPr>
+            <w:tcW w:type="dxa" w:w="5112"/>
+          </w:tcPr>
+          <w:p>
+            <w:r>
+              <w:t>Why the result occurred</w:t>
+            </w:r>
+          </w:p>
+        </w:tc>
+        <w:tc>
+          <w:tcPr>
+            <w:tcW w:type="dxa" w:w="5112"/>
+          </w:tcPr>
+          <w:p>
+            <w:r/>
+          </w:p>
+        </w:tc>
+      </w:tr>
+    </w:tbl>
+    <w:p>
+      <w:pPr>
+        <w:pStyle w:val="Heading1"/>
+      </w:pPr>
+      <w:r>
+        <w:t>11. Reference · Original target response space</w:t>
+      </w:r>
+    </w:p>
+    <w:p>
+      <w:r>
+        <w:t>This teaching case is practice rather than a fresh assessment.</w:t>
+      </w:r>
+    </w:p>
+    <w:p>
+      <w:pPr>
+        <w:pStyle w:val="Heading2"/>
+      </w:pPr>
+      <w:r>
+        <w:t>Use this when helpful</w:t>
+      </w:r>
+    </w:p>
+    <w:p>
+      <w:pPr>
+        <w:spacing w:line="336" w:lineRule="auto" w:after="180"/>
+      </w:pPr>
+      <w:r>
+        <w:rPr>
+          <w:b w:val="0"/>
+        </w:rPr>
+        <w:t>Your assistant passes 9/12 final questions, including all six direct facts but only 3/6 ambiguous or absent-</w:t>
+      </w:r>
+      <w:r>
+        <w:rPr>
+          <w:b/>
+        </w:rPr>
+        <w:t>evidence</w:t>
+      </w:r>
+      <w:r>
+        <w:rPr>
+          <w:b w:val="0"/>
+        </w:rPr>
+        <w:t xml:space="preserve"> cases. Report results and argue for a focused next step.</w:t>
+      </w:r>
+    </w:p>
+    <w:p>
+      <w:pPr>
+        <w:pStyle w:val="Heading3"/>
+      </w:pPr>
+      <w:r>
+        <w:t>My explanation after practice</w:t>
+      </w:r>
+    </w:p>
+    <w:p>
+      <w:r>
+        <w:t>________________________________________________________________</w:t>
+      </w:r>
+    </w:p>
+    <w:p>
+      <w:r>
+        <w:t>________________________________________________________________</w:t>
+      </w:r>
+    </w:p>
+    <w:p>
+      <w:r>
+        <w:t>________________________________________________________________</w:t>
+      </w:r>
+    </w:p>
+    <w:p>
+      <w:r>
+        <w:t>________________________________________________________________</w:t>
+      </w:r>
+    </w:p>
+    <w:p>
+      <w:r>
+        <w:t>________________________________________________________________</w:t>
+      </w:r>
+    </w:p>
+    <w:p>
+      <w:r>
+        <w:t>________________________________________________________________</w:t>
+      </w:r>
+    </w:p>
+    <w:p>
+      <w:r>
+        <w:t>________________________________________________________________</w:t>
+      </w:r>
+    </w:p>
+    <w:p>
+      <w:pPr>
+        <w:spacing w:line="336" w:lineRule="auto" w:after="180"/>
+      </w:pPr>
+      <w:r>
+        <w:rPr>
+          <w:b w:val="0"/>
+        </w:rPr>
+        <w:t>Record support used: none, hint or teacher explanation.</w:t>
+      </w:r>
+    </w:p>
+    <w:p>
+      <w:pPr>
+        <w:pStyle w:val="Heading1"/>
+      </w:pPr>
+      <w:r>
+        <w:t>15. Reference · Independent-case response copy</w:t>
+      </w:r>
+    </w:p>
+    <w:p>
+      <w:r>
+        <w:t>This duplicates W4. Reuse the same first-attempt record.</w:t>
+      </w:r>
+    </w:p>
+    <w:p>
+      <w:pPr>
+        <w:pStyle w:val="Heading2"/>
+      </w:pPr>
+      <w:r>
+        <w:t>Use this when helpful</w:t>
+      </w:r>
+    </w:p>
+    <w:p>
+      <w:pPr>
+        <w:spacing w:line="336" w:lineRule="auto" w:after="180"/>
+      </w:pPr>
+      <w:r>
+        <w:rPr>
+          <w:b w:val="0"/>
+        </w:rPr>
+        <w:t xml:space="preserve">A </w:t>
+      </w:r>
+      <w:r>
+        <w:rPr>
+          <w:b/>
+        </w:rPr>
+        <w:t>defense</w:t>
+      </w:r>
+      <w:r>
+        <w:rPr>
+          <w:b w:val="0"/>
+        </w:rPr>
+        <w:t xml:space="preserve"> has retrieval 8/10, support 6/10, fallback 3/4 and no measured latency. State the three rates and reject one unsupported claim.</w:t>
+      </w:r>
+    </w:p>
+    <w:p>
+      <w:pPr>
+        <w:pStyle w:val="Heading3"/>
+      </w:pPr>
+      <w:r>
+        <w:t>My reasoning and evidence</w:t>
+      </w:r>
+    </w:p>
+    <w:p>
+      <w:r>
+        <w:t>________________________________________________________________</w:t>
+      </w:r>
+    </w:p>
+    <w:p>
+      <w:r>
+        <w:t>________________________________________________________________</w:t>
+      </w:r>
+    </w:p>
+    <w:p>
+      <w:r>
+        <w:t>________________________________________________________________</w:t>
+      </w:r>
+    </w:p>
+    <w:p>
+      <w:r>
+        <w:t>________________________________________________________________</w:t>
+      </w:r>
+    </w:p>
+    <w:p>
+      <w:r>
+        <w:t>________________________________________________________________</w:t>
+      </w:r>
+    </w:p>
+    <w:p>
+      <w:r>
+        <w:t>________________________________________________________________</w:t>
+      </w:r>
+    </w:p>
+    <w:p>
+      <w:r>
+        <w:t>________________________________________________________________</w:t>
+      </w:r>
+    </w:p>
+    <w:p>
+      <w:r>
+        <w:t>________________________________________________________________</w:t>
+      </w:r>
+    </w:p>
+    <w:p>
+      <w:pPr>
+        <w:pStyle w:val="Heading1"/>
+      </w:pPr>
+      <w:r>
+        <w:t>18. Extra practice · Use the worked picture</w:t>
+      </w:r>
+    </w:p>
+    <w:p>
+      <w:r>
+        <w:t>Keep the explanation and the support you used.</w:t>
+      </w:r>
+    </w:p>
+    <w:p>
+      <w:pPr>
+        <w:pStyle w:val="Heading2"/>
+      </w:pPr>
+      <w:r>
+        <w:t>Use this when helpful</w:t>
       </w:r>
     </w:p>
     <w:p>
@@ -1914,16 +2010,7 @@
     </w:p>
     <w:p>
       <w:pPr>
-        <w:pStyle w:val="Heading3"/>
-      </w:pPr>
-      <w:r>
-        <w:t>Record the help used</w:t>
-      </w:r>
-    </w:p>
-    <w:p>
-      <w:pPr>
         <w:spacing w:line="336" w:lineRule="auto" w:after="180"/>
-        <w:shd w:fill="F1F6F8"/>
       </w:pPr>
       <w:r>
         <w:rPr>
@@ -1995,12 +2082,20 @@
         <w:pStyle w:val="Heading1"/>
       </w:pPr>
       <w:r>
-        <w:t>19. Project portfolio milestone</w:t>
-      </w:r>
-    </w:p>
-    <w:p>
-      <w:r>
-        <w:t>Keep this week’s input, deciding step, result and limit together in the Verified Study Buddy record.</w:t>
+        <w:t>19. Reference · Project portfolio record</w:t>
+      </w:r>
+    </w:p>
+    <w:p>
+      <w:r>
+        <w:t>Extend your main project response when helpful.</w:t>
+      </w:r>
+    </w:p>
+    <w:p>
+      <w:pPr>
+        <w:pStyle w:val="Heading2"/>
+      </w:pPr>
+      <w:r>
+        <w:t>Use this when helpful</w:t>
       </w:r>
     </w:p>
     <w:p>
@@ -2237,12 +2332,459 @@
         <w:pStyle w:val="Heading1"/>
       </w:pPr>
       <w:r>
-        <w:t>20. Supported practice and learning evidence</w:t>
-      </w:r>
-    </w:p>
-    <w:p>
-      <w:r>
-        <w:t>Try the supported questions before comparing with hints and feedback. Record what you repaired and the evidence you retained.</w:t>
+        <w:t>20. Extra practice: pictures, repair and feedback</w:t>
+      </w:r>
+    </w:p>
+    <w:p>
+      <w:r>
+        <w:t>Attempt each question before opening its explanation. Use one browser or paper copy.</w:t>
+      </w:r>
+    </w:p>
+    <w:p>
+      <w:pPr>
+        <w:pStyle w:val="Heading2"/>
+      </w:pPr>
+      <w:r>
+        <w:t>First supported question</w:t>
+      </w:r>
+    </w:p>
+    <w:p>
+      <w:pPr>
+        <w:pStyle w:val="ListBullet"/>
+      </w:pPr>
+      <w:r>
+        <w:t>Defend a study-buddy project using separate claims and matching evidence.</w:t>
+      </w:r>
+    </w:p>
+    <w:p>
+      <w:pPr>
+        <w:pStyle w:val="Heading3"/>
+      </w:pPr>
+      <w:r>
+        <w:t>Practice 1: explain the deciding evidence</w:t>
+      </w:r>
+    </w:p>
+    <w:p>
+      <w:pPr>
+        <w:pStyle w:val="ListBullet"/>
+      </w:pPr>
+      <w:r>
+        <w:t>Which labelled step matches this detail? Appropriate fallback is 4/5=80%. Make no measured speed claim.</w:t>
+      </w:r>
+    </w:p>
+    <w:p>
+      <w:pPr>
+        <w:pStyle w:val="ListBullet"/>
+      </w:pPr>
+      <w:r>
+        <w:t>1. Fallback claim</w:t>
+      </w:r>
+    </w:p>
+    <w:p>
+      <w:pPr>
+        <w:pStyle w:val="ListBullet"/>
+      </w:pPr>
+      <w:r>
+        <w:t>2. Answer claim</w:t>
+      </w:r>
+    </w:p>
+    <w:p>
+      <w:pPr>
+        <w:pStyle w:val="ListBullet"/>
+      </w:pPr>
+      <w:r>
+        <w:t>3. Retrieval claim</w:t>
+      </w:r>
+    </w:p>
+    <w:p>
+      <w:pPr>
+        <w:pStyle w:val="Heading3"/>
+      </w:pPr>
+      <w:r>
+        <w:t>My selected conclusion, deciding fact and explanation</w:t>
+      </w:r>
+    </w:p>
+    <w:p>
+      <w:r>
+        <w:t>________________________________________________________________</w:t>
+      </w:r>
+    </w:p>
+    <w:p>
+      <w:r>
+        <w:t>________________________________________________________________</w:t>
+      </w:r>
+    </w:p>
+    <w:p>
+      <w:r>
+        <w:t>________________________________________________________________</w:t>
+      </w:r>
+    </w:p>
+    <w:p>
+      <w:r>
+        <w:t>________________________________________________________________</w:t>
+      </w:r>
+    </w:p>
+    <w:p>
+      <w:r>
+        <w:t>________________________________________________________________</w:t>
+      </w:r>
+    </w:p>
+    <w:p>
+      <w:pPr>
+        <w:pStyle w:val="ListBullet"/>
+      </w:pPr>
+      <w:r>
+        <w:t>Hint if needed: Read the steps in the pictorial case. Match the supplied detail to the stage that performs or records it.</w:t>
+      </w:r>
+    </w:p>
+    <w:p>
+      <w:pPr>
+        <w:pStyle w:val="ListBullet"/>
+      </w:pPr>
+      <w:r>
+        <w:t>After your attempt, compare with the supported explanation: Fallback claim Appropriate fallback is 4/5=80%. Make no measured speed claim. Read the picture in order. Appropriate fallback is 4/5=80%. Make no measured speed claim. The arrows show which recorded input or intermediate result each decision uses. Explain the deciding step aloud before checking the changed case; pointing to the final answer alone does not show how it follows.</w:t>
+      </w:r>
+    </w:p>
+    <w:p>
+      <w:pPr>
+        <w:pStyle w:val="Heading2"/>
+      </w:pPr>
+      <w:r>
+        <w:t>Check the first explanation · reference / check after trying</w:t>
+      </w:r>
+    </w:p>
+    <w:p>
+      <w:pPr>
+        <w:pStyle w:val="Heading3"/>
+      </w:pPr>
+      <w:r>
+        <w:t>Practice 2: explain the deciding evidence</w:t>
+      </w:r>
+    </w:p>
+    <w:p>
+      <w:pPr>
+        <w:pStyle w:val="Heading2"/>
+      </w:pPr>
+      <w:r>
+        <w:t>Changed-case question</w:t>
+      </w:r>
+    </w:p>
+    <w:p>
+      <w:pPr>
+        <w:pStyle w:val="ListBullet"/>
+      </w:pPr>
+      <w:r>
+        <w:t>Changed-case practice: Only the retrieval rate is put on the presentation poster. Which conclusion is supported by the supplied facts?</w:t>
+      </w:r>
+    </w:p>
+    <w:p>
+      <w:pPr>
+        <w:pStyle w:val="ListBullet"/>
+      </w:pPr>
+      <w:r>
+        <w:t>1. This one example guarantees correct results for every future input.</w:t>
+      </w:r>
+    </w:p>
+    <w:p>
+      <w:pPr>
+        <w:pStyle w:val="ListBullet"/>
+      </w:pPr>
+      <w:r>
+        <w:t>2. The poster omits the lower supported-answer rate and cannot imply 80% fully correct answers.</w:t>
+      </w:r>
+    </w:p>
+    <w:p>
+      <w:pPr>
+        <w:pStyle w:val="ListBullet"/>
+      </w:pPr>
+      <w:r>
+        <w:t>3. We can decide the result without examining the changed input or the procedure.</w:t>
+      </w:r>
+    </w:p>
+    <w:p>
+      <w:pPr>
+        <w:pStyle w:val="Heading3"/>
+      </w:pPr>
+      <w:r>
+        <w:t>My selected conclusion, deciding fact and explanation</w:t>
+      </w:r>
+    </w:p>
+    <w:p>
+      <w:r>
+        <w:t>________________________________________________________________</w:t>
+      </w:r>
+    </w:p>
+    <w:p>
+      <w:r>
+        <w:t>________________________________________________________________</w:t>
+      </w:r>
+    </w:p>
+    <w:p>
+      <w:r>
+        <w:t>________________________________________________________________</w:t>
+      </w:r>
+    </w:p>
+    <w:p>
+      <w:r>
+        <w:t>________________________________________________________________</w:t>
+      </w:r>
+    </w:p>
+    <w:p>
+      <w:r>
+        <w:t>________________________________________________________________</w:t>
+      </w:r>
+    </w:p>
+    <w:p>
+      <w:pPr>
+        <w:pStyle w:val="ListBullet"/>
+      </w:pPr>
+      <w:r>
+        <w:t>Hint if needed: Use the changed condition and the deciding step in the pictorial trace. The answer must say what follows from those facts.</w:t>
+      </w:r>
+    </w:p>
+    <w:p>
+      <w:pPr>
+        <w:pStyle w:val="ListBullet"/>
+      </w:pPr>
+      <w:r>
+        <w:t>After your attempt, compare with the supported explanation: The poster omits the lower supported-answer rate and cannot imply 80% fully correct answers. Retrieving useful evidence is an intermediate step, not proof that the final answer uses it correctly.</w:t>
+      </w:r>
+    </w:p>
+    <w:p>
+      <w:pPr>
+        <w:pStyle w:val="Heading2"/>
+      </w:pPr>
+      <w:r>
+        <w:t>Check the changed case · reference / check after trying</w:t>
+      </w:r>
+    </w:p>
+    <w:p>
+      <w:pPr>
+        <w:pStyle w:val="Heading3"/>
+      </w:pPr>
+      <w:r>
+        <w:t>Repair a missing building block</w:t>
+      </w:r>
+    </w:p>
+    <w:p>
+      <w:pPr>
+        <w:pStyle w:val="Heading2"/>
+      </w:pPr>
+      <w:r>
+        <w:t>Repair and save your work</w:t>
+      </w:r>
+    </w:p>
+    <w:p>
+      <w:pPr>
+        <w:spacing w:line="336" w:lineRule="auto" w:after="180"/>
+      </w:pPr>
+      <w:r>
+        <w:rPr>
+          <w:b w:val="0"/>
+        </w:rPr>
+        <w:t xml:space="preserve">Review Capstone Evaluate and Improve (ai-3/35). Goal: Explain the </w:t>
+      </w:r>
+      <w:r>
+        <w:rPr>
+          <w:b/>
+        </w:rPr>
+        <w:t>mechanism</w:t>
+      </w:r>
+      <w:r>
+        <w:rPr>
+          <w:b w:val="0"/>
+        </w:rPr>
+        <w:t xml:space="preserve"> and terminology of capstone evaluation and revision. Short practice: May the team call the repaired validation cases an untouched final test?</w:t>
+      </w:r>
+    </w:p>
+    <w:p>
+      <w:pPr>
+        <w:spacing w:line="336" w:lineRule="auto" w:after="180"/>
+      </w:pPr>
+      <w:r>
+        <w:rPr>
+          <w:b w:val="0"/>
+        </w:rPr>
+        <w:t xml:space="preserve">Point to the relevant step in the picture, then write the changed result and the rule or </w:t>
+      </w:r>
+      <w:r>
+        <w:rPr>
+          <w:b/>
+        </w:rPr>
+        <w:t>evidence</w:t>
+      </w:r>
+      <w:r>
+        <w:rPr>
+          <w:b w:val="0"/>
+        </w:rPr>
+        <w:t xml:space="preserve"> that supports it.. Return to this week and explain what you changed.</w:t>
+      </w:r>
+    </w:p>
+    <w:p>
+      <w:pPr>
+        <w:spacing w:line="336" w:lineRule="auto" w:after="180"/>
+      </w:pPr>
+      <w:r>
+        <w:rPr>
+          <w:b w:val="0"/>
+        </w:rPr>
+        <w:t xml:space="preserve">Review Capstone Design (ai-3/33). Goal: Explain the </w:t>
+      </w:r>
+      <w:r>
+        <w:rPr>
+          <w:b/>
+        </w:rPr>
+        <w:t>mechanism</w:t>
+      </w:r>
+      <w:r>
+        <w:rPr>
+          <w:b w:val="0"/>
+        </w:rPr>
+        <w:t xml:space="preserve"> and terminology of capstone requirements and corpus. Short practice: What should the project plan record before the new flower test?</w:t>
+      </w:r>
+    </w:p>
+    <w:p>
+      <w:pPr>
+        <w:spacing w:line="336" w:lineRule="auto" w:after="180"/>
+      </w:pPr>
+      <w:r>
+        <w:rPr>
+          <w:b w:val="0"/>
+        </w:rPr>
+        <w:t xml:space="preserve">Point to the relevant step in the picture, then write the changed result and the rule or </w:t>
+      </w:r>
+      <w:r>
+        <w:rPr>
+          <w:b/>
+        </w:rPr>
+        <w:t>evidence</w:t>
+      </w:r>
+      <w:r>
+        <w:rPr>
+          <w:b w:val="0"/>
+        </w:rPr>
+        <w:t xml:space="preserve"> that supports it.. Return to this week and explain what you changed.</w:t>
+      </w:r>
+    </w:p>
+    <w:p>
+      <w:pPr>
+        <w:spacing w:line="336" w:lineRule="auto" w:after="180"/>
+      </w:pPr>
+      <w:r>
+        <w:rPr>
+          <w:b w:val="0"/>
+        </w:rPr>
+        <w:t xml:space="preserve">Review Bias and Representation (ai-3/30). Goal: Explain the </w:t>
+      </w:r>
+      <w:r>
+        <w:rPr>
+          <w:b/>
+        </w:rPr>
+        <w:t>mechanism</w:t>
+      </w:r>
+      <w:r>
+        <w:rPr>
+          <w:b w:val="0"/>
+        </w:rPr>
+        <w:t xml:space="preserve"> and terminology of representation and bias evaluation. Short practice: Explain why comparing six correct answers in each group would mislead.</w:t>
+      </w:r>
+    </w:p>
+    <w:p>
+      <w:pPr>
+        <w:spacing w:line="336" w:lineRule="auto" w:after="180"/>
+      </w:pPr>
+      <w:r>
+        <w:rPr>
+          <w:b w:val="0"/>
+        </w:rPr>
+        <w:t xml:space="preserve">Point to the relevant step in the picture, then write the changed result and the rule or </w:t>
+      </w:r>
+      <w:r>
+        <w:rPr>
+          <w:b/>
+        </w:rPr>
+        <w:t>evidence</w:t>
+      </w:r>
+      <w:r>
+        <w:rPr>
+          <w:b w:val="0"/>
+        </w:rPr>
+        <w:t xml:space="preserve"> that supports it.. Return to this week and explain what you changed.</w:t>
+      </w:r>
+    </w:p>
+    <w:p>
+      <w:pPr>
+        <w:spacing w:line="336" w:lineRule="auto" w:after="180"/>
+      </w:pPr>
+      <w:r>
+        <w:rPr>
+          <w:b w:val="0"/>
+        </w:rPr>
+        <w:t xml:space="preserve">Use Download completed work in the hosted lesson to export your answers, reflections, practice feedback and code-run </w:t>
+      </w:r>
+      <w:r>
+        <w:rPr>
+          <w:b/>
+        </w:rPr>
+        <w:t>evidence</w:t>
+      </w:r>
+      <w:r>
+        <w:rPr>
+          <w:b w:val="0"/>
+        </w:rPr>
+        <w:t>. Open the HTML copy to read or print it.</w:t>
+      </w:r>
+    </w:p>
+    <w:p>
+      <w:pPr>
+        <w:spacing w:line="336" w:lineRule="auto" w:after="180"/>
+      </w:pPr>
+      <w:r>
+        <w:rPr>
+          <w:b w:val="0"/>
+        </w:rPr>
+        <w:t>Drafts stay in this browser when storage is available; clear drafts on a shared device.</w:t>
+      </w:r>
+    </w:p>
+    <w:p>
+      <w:pPr>
+        <w:pStyle w:val="Heading3"/>
+      </w:pPr>
+      <w:r>
+        <w:t>What I repaired, the evidence I kept and the next test</w:t>
+      </w:r>
+    </w:p>
+    <w:p>
+      <w:r>
+        <w:t>________________________________________________________________</w:t>
+      </w:r>
+    </w:p>
+    <w:p>
+      <w:r>
+        <w:t>________________________________________________________________</w:t>
+      </w:r>
+    </w:p>
+    <w:p>
+      <w:r>
+        <w:t>________________________________________________________________</w:t>
+      </w:r>
+    </w:p>
+    <w:p>
+      <w:r>
+        <w:t>________________________________________________________________</w:t>
+      </w:r>
+    </w:p>
+    <w:p>
+      <w:r>
+        <w:t>________________________________________________________________</w:t>
+      </w:r>
+    </w:p>
+    <w:p>
+      <w:pPr>
+        <w:pStyle w:val="Heading2"/>
+      </w:pPr>
+      <w:r>
+        <w:t>Earlier wording, alternatives and picture transcripts · reference / check after trying</w:t>
       </w:r>
     </w:p>
     <w:p>
@@ -2258,673 +2800,28 @@
     </w:p>
     <w:p>
       <w:pPr>
-        <w:spacing w:line="336" w:lineRule="auto" w:after="180"/>
-      </w:pPr>
-      <w:r>
-        <w:rPr>
-          <w:b w:val="0"/>
-        </w:rPr>
-        <w:t xml:space="preserve">Defend a study-buddy project using separate claims and matching </w:t>
-      </w:r>
-      <w:r>
-        <w:rPr>
-          <w:b/>
-        </w:rPr>
-        <w:t>evidence</w:t>
-      </w:r>
-      <w:r>
-        <w:rPr>
-          <w:b w:val="0"/>
-        </w:rPr>
-        <w:t>.</w:t>
-      </w:r>
-    </w:p>
-    <w:p>
-      <w:pPr>
         <w:pStyle w:val="Heading3"/>
       </w:pPr>
       <w:r>
-        <w:t>Practice 1: explain the deciding evidence</w:t>
-      </w:r>
-    </w:p>
-    <w:p>
-      <w:pPr>
-        <w:spacing w:line="336" w:lineRule="auto" w:after="180"/>
-      </w:pPr>
-      <w:r>
-        <w:rPr>
-          <w:b w:val="0"/>
-        </w:rPr>
-        <w:t>Which labelled step matches this detail? Appropriate fallback is 4/5=</w:t>
-      </w:r>
-      <w:r>
-        <w:rPr>
-          <w:b/>
-        </w:rPr>
-        <w:t>80%</w:t>
-      </w:r>
-      <w:r>
-        <w:rPr>
-          <w:b w:val="0"/>
-        </w:rPr>
-        <w:t>. Make no measured speed claim.</w:t>
-      </w:r>
-    </w:p>
-    <w:p>
-      <w:pPr>
-        <w:spacing w:line="336" w:lineRule="auto" w:after="180"/>
-        <w:shd w:fill="F4F9FC"/>
-      </w:pPr>
-      <w:r>
-        <w:rPr>
-          <w:b w:val="0"/>
-        </w:rPr>
-        <w:t>1. Fallback claim</w:t>
-      </w:r>
-    </w:p>
-    <w:p>
-      <w:pPr>
-        <w:spacing w:line="336" w:lineRule="auto" w:after="180"/>
-        <w:shd w:fill="F4F9FC"/>
-      </w:pPr>
-      <w:r>
-        <w:rPr>
-          <w:b w:val="0"/>
-        </w:rPr>
-        <w:t>2. Answer claim</w:t>
-      </w:r>
-    </w:p>
-    <w:p>
-      <w:pPr>
-        <w:spacing w:line="336" w:lineRule="auto" w:after="180"/>
-        <w:shd w:fill="F4F9FC"/>
-      </w:pPr>
-      <w:r>
-        <w:rPr>
-          <w:b w:val="0"/>
-        </w:rPr>
-        <w:t>3. Retrieval claim</w:t>
-      </w:r>
-    </w:p>
-    <w:p>
-      <w:pPr>
-        <w:pStyle w:val="Heading3"/>
-      </w:pPr>
-      <w:r>
-        <w:t>My selected conclusion, deciding fact and explanation</w:t>
-      </w:r>
-    </w:p>
-    <w:p>
-      <w:r>
-        <w:t>________________________________________________________________</w:t>
-      </w:r>
-    </w:p>
-    <w:p>
-      <w:r>
-        <w:t>________________________________________________________________</w:t>
-      </w:r>
-    </w:p>
-    <w:p>
-      <w:r>
-        <w:t>________________________________________________________________</w:t>
-      </w:r>
-    </w:p>
-    <w:p>
-      <w:r>
-        <w:t>________________________________________________________________</w:t>
-      </w:r>
-    </w:p>
-    <w:p>
-      <w:r>
-        <w:t>________________________________________________________________</w:t>
-      </w:r>
-    </w:p>
-    <w:p>
-      <w:pPr>
-        <w:pStyle w:val="Heading3"/>
-      </w:pPr>
-      <w:r>
-        <w:t>Hint · try first</w:t>
-      </w:r>
-    </w:p>
-    <w:p>
-      <w:pPr>
-        <w:spacing w:line="336" w:lineRule="auto" w:after="180"/>
-        <w:shd w:fill="F1F6F8"/>
-      </w:pPr>
-      <w:r>
-        <w:rPr>
-          <w:b w:val="0"/>
-        </w:rPr>
-        <w:t>Hint if needed: Read the steps in the pictorial case. Match the supplied detail to the stage that performs or records it.</w:t>
-      </w:r>
-    </w:p>
-    <w:p>
-      <w:pPr>
-        <w:pStyle w:val="Heading3"/>
-      </w:pPr>
-      <w:r>
-        <w:t>Feedback · compare after trying</w:t>
-      </w:r>
-    </w:p>
-    <w:p>
-      <w:pPr>
-        <w:spacing w:line="336" w:lineRule="auto" w:after="180"/>
-        <w:shd w:fill="F1F6FC"/>
-      </w:pPr>
-      <w:r>
-        <w:rPr>
-          <w:b w:val="0"/>
-        </w:rPr>
-        <w:t>After your attempt, compare with the supported explanation: Fallback claim Appropriate fallback is 4/5=</w:t>
-      </w:r>
-      <w:r>
-        <w:rPr>
-          <w:b/>
-        </w:rPr>
-        <w:t>80%</w:t>
-      </w:r>
-      <w:r>
-        <w:rPr>
-          <w:b w:val="0"/>
-        </w:rPr>
-        <w:t>. Make no measured speed claim. Read the picture in order. Appropriate fallback is 4/5=</w:t>
-      </w:r>
-      <w:r>
-        <w:rPr>
-          <w:b/>
-        </w:rPr>
-        <w:t>80%</w:t>
-      </w:r>
-      <w:r>
-        <w:rPr>
-          <w:b w:val="0"/>
-        </w:rPr>
-        <w:t>.</w:t>
-      </w:r>
-    </w:p>
-    <w:p>
-      <w:pPr>
-        <w:spacing w:line="336" w:lineRule="auto" w:after="180"/>
-        <w:shd w:fill="F1F6FC"/>
-      </w:pPr>
-      <w:r>
-        <w:rPr>
-          <w:b w:val="0"/>
-        </w:rPr>
-        <w:t xml:space="preserve">Make no measured speed claim. The arrows show which recorded </w:t>
-      </w:r>
-      <w:r>
-        <w:rPr>
-          <w:b/>
-        </w:rPr>
-        <w:t>input</w:t>
-      </w:r>
-      <w:r>
-        <w:rPr>
-          <w:b w:val="0"/>
-        </w:rPr>
-        <w:t xml:space="preserve"> or intermediate result each decision uses.</w:t>
-      </w:r>
-    </w:p>
-    <w:p>
-      <w:pPr>
-        <w:spacing w:line="336" w:lineRule="auto" w:after="180"/>
-        <w:shd w:fill="F1F6FC"/>
-      </w:pPr>
-      <w:r>
-        <w:rPr>
-          <w:b w:val="0"/>
-        </w:rPr>
-        <w:t>Explain the deciding step aloud before checking the changed case; pointing to the final answer alone does not show how it follows.</w:t>
-      </w:r>
-    </w:p>
-    <w:p>
-      <w:pPr>
-        <w:pStyle w:val="Heading3"/>
-      </w:pPr>
-      <w:r>
-        <w:t>Practice 2: explain the deciding evidence</w:t>
-      </w:r>
-    </w:p>
-    <w:p>
-      <w:pPr>
-        <w:pStyle w:val="Heading3"/>
-      </w:pPr>
-      <w:r>
-        <w:t>Changed case · predict first</w:t>
-      </w:r>
-    </w:p>
-    <w:p>
-      <w:pPr>
-        <w:spacing w:line="336" w:lineRule="auto" w:after="180"/>
-        <w:shd w:fill="F5F1FB"/>
-      </w:pPr>
-      <w:r>
-        <w:rPr>
-          <w:b w:val="0"/>
-        </w:rPr>
-        <w:t>Changed-case practice: Only the retrieval rate is put on the presentation poster. Which conclusion is supported by the supplied facts?</w:t>
-      </w:r>
-    </w:p>
-    <w:p>
-      <w:pPr>
-        <w:spacing w:line="336" w:lineRule="auto" w:after="180"/>
-        <w:shd w:fill="F4F9FC"/>
-      </w:pPr>
-      <w:r>
-        <w:rPr>
-          <w:b w:val="0"/>
-        </w:rPr>
-        <w:t xml:space="preserve">1. This one example guarantees correct results for every future </w:t>
-      </w:r>
-      <w:r>
-        <w:rPr>
-          <w:b/>
-        </w:rPr>
-        <w:t>input</w:t>
-      </w:r>
-      <w:r>
-        <w:rPr>
-          <w:b w:val="0"/>
-        </w:rPr>
-        <w:t>.</w:t>
-      </w:r>
-    </w:p>
-    <w:p>
-      <w:pPr>
-        <w:spacing w:line="336" w:lineRule="auto" w:after="180"/>
-        <w:shd w:fill="F4F9FC"/>
-      </w:pPr>
-      <w:r>
-        <w:rPr>
-          <w:b w:val="0"/>
-        </w:rPr>
-        <w:t xml:space="preserve">2. The poster omits the lower supported-answer rate and cannot imply </w:t>
-      </w:r>
-      <w:r>
-        <w:rPr>
-          <w:b/>
-        </w:rPr>
-        <w:t>80%</w:t>
-      </w:r>
-      <w:r>
-        <w:rPr>
-          <w:b w:val="0"/>
-        </w:rPr>
-        <w:t xml:space="preserve"> fully correct answers.</w:t>
-      </w:r>
-    </w:p>
-    <w:p>
-      <w:pPr>
-        <w:spacing w:line="336" w:lineRule="auto" w:after="180"/>
-        <w:shd w:fill="F4F9FC"/>
-      </w:pPr>
-      <w:r>
-        <w:rPr>
-          <w:b w:val="0"/>
-        </w:rPr>
-        <w:t xml:space="preserve">3. We can decide the result without examining the changed </w:t>
-      </w:r>
-      <w:r>
-        <w:rPr>
-          <w:b/>
-        </w:rPr>
-        <w:t>input</w:t>
-      </w:r>
-      <w:r>
-        <w:rPr>
-          <w:b w:val="0"/>
-        </w:rPr>
-        <w:t xml:space="preserve"> or the procedure.</w:t>
-      </w:r>
-    </w:p>
-    <w:p>
-      <w:pPr>
-        <w:pStyle w:val="Heading3"/>
-      </w:pPr>
-      <w:r>
-        <w:t>My selected conclusion, deciding fact and explanation</w:t>
-      </w:r>
-    </w:p>
-    <w:p>
-      <w:r>
-        <w:t>________________________________________________________________</w:t>
-      </w:r>
-    </w:p>
-    <w:p>
-      <w:r>
-        <w:t>________________________________________________________________</w:t>
-      </w:r>
-    </w:p>
-    <w:p>
-      <w:r>
-        <w:t>________________________________________________________________</w:t>
-      </w:r>
-    </w:p>
-    <w:p>
-      <w:r>
-        <w:t>________________________________________________________________</w:t>
-      </w:r>
-    </w:p>
-    <w:p>
-      <w:r>
-        <w:t>________________________________________________________________</w:t>
-      </w:r>
-    </w:p>
-    <w:p>
-      <w:pPr>
-        <w:pStyle w:val="Heading3"/>
-      </w:pPr>
-      <w:r>
-        <w:t>Hint · try first</w:t>
-      </w:r>
-    </w:p>
-    <w:p>
-      <w:pPr>
-        <w:spacing w:line="336" w:lineRule="auto" w:after="180"/>
-        <w:shd w:fill="F1F6F8"/>
-      </w:pPr>
-      <w:r>
-        <w:rPr>
-          <w:b w:val="0"/>
-        </w:rPr>
-        <w:t>Hint if needed: Use the changed condition and the deciding step in the pictorial trace. The answer must say what follows from those facts.</w:t>
-      </w:r>
-    </w:p>
-    <w:p>
-      <w:pPr>
-        <w:pStyle w:val="Heading3"/>
-      </w:pPr>
-      <w:r>
-        <w:t>Feedback · compare after trying</w:t>
-      </w:r>
-    </w:p>
-    <w:p>
-      <w:pPr>
-        <w:spacing w:line="336" w:lineRule="auto" w:after="180"/>
-        <w:shd w:fill="F1F6FC"/>
-      </w:pPr>
-      <w:r>
-        <w:rPr>
-          <w:b w:val="0"/>
-        </w:rPr>
-        <w:t xml:space="preserve">After your attempt, compare with the supported explanation: The poster omits the lower supported-answer rate and cannot imply </w:t>
-      </w:r>
-      <w:r>
-        <w:rPr>
-          <w:b/>
-        </w:rPr>
-        <w:t>80%</w:t>
-      </w:r>
-      <w:r>
-        <w:rPr>
-          <w:b w:val="0"/>
-        </w:rPr>
-        <w:t xml:space="preserve"> fully correct answers.</w:t>
-      </w:r>
-    </w:p>
-    <w:p>
-      <w:pPr>
-        <w:spacing w:line="336" w:lineRule="auto" w:after="180"/>
-        <w:shd w:fill="F1F6FC"/>
-      </w:pPr>
-      <w:r>
-        <w:rPr>
-          <w:b w:val="0"/>
-        </w:rPr>
-        <w:t xml:space="preserve">Retrieving useful </w:t>
-      </w:r>
-      <w:r>
-        <w:rPr>
-          <w:b/>
-        </w:rPr>
-        <w:t>evidence</w:t>
-      </w:r>
-      <w:r>
-        <w:rPr>
-          <w:b w:val="0"/>
-        </w:rPr>
-        <w:t xml:space="preserve"> is an intermediate step, not proof that the final answer uses it correctly.</w:t>
-      </w:r>
-    </w:p>
-    <w:p>
-      <w:pPr>
-        <w:pStyle w:val="Heading3"/>
-      </w:pPr>
-      <w:r>
-        <w:t>Repair a missing building block</w:t>
-      </w:r>
-    </w:p>
-    <w:p>
-      <w:pPr>
-        <w:spacing w:line="336" w:lineRule="auto" w:after="180"/>
-      </w:pPr>
-      <w:r>
-        <w:rPr>
-          <w:b w:val="0"/>
-        </w:rPr>
-        <w:t xml:space="preserve">Review Capstone Evaluate and Improve (ai-3/35). Goal: Explain the </w:t>
-      </w:r>
-      <w:r>
-        <w:rPr>
-          <w:b/>
-        </w:rPr>
-        <w:t>mechanism</w:t>
-      </w:r>
-      <w:r>
-        <w:rPr>
-          <w:b w:val="0"/>
-        </w:rPr>
-        <w:t xml:space="preserve"> and terminology of capstone evaluation and revision. Short practice: May the team call the repaired validation cases an untouched final test?</w:t>
-      </w:r>
-    </w:p>
-    <w:p>
-      <w:pPr>
-        <w:spacing w:line="336" w:lineRule="auto" w:after="180"/>
-      </w:pPr>
-      <w:r>
-        <w:rPr>
-          <w:b w:val="0"/>
-        </w:rPr>
-        <w:t xml:space="preserve">Point to the relevant step in the picture, then write the changed result and the rule or </w:t>
-      </w:r>
-      <w:r>
-        <w:rPr>
-          <w:b/>
-        </w:rPr>
-        <w:t>evidence</w:t>
-      </w:r>
-      <w:r>
-        <w:rPr>
-          <w:b w:val="0"/>
-        </w:rPr>
-        <w:t xml:space="preserve"> that supports it.. Return to this week and explain what you changed.</w:t>
-      </w:r>
-    </w:p>
-    <w:p>
-      <w:pPr>
-        <w:spacing w:line="336" w:lineRule="auto" w:after="180"/>
-      </w:pPr>
-      <w:r>
-        <w:rPr>
-          <w:b w:val="0"/>
-        </w:rPr>
-        <w:t xml:space="preserve">Review Capstone Design (ai-3/33). Goal: Explain the </w:t>
-      </w:r>
-      <w:r>
-        <w:rPr>
-          <w:b/>
-        </w:rPr>
-        <w:t>mechanism</w:t>
-      </w:r>
-      <w:r>
-        <w:rPr>
-          <w:b w:val="0"/>
-        </w:rPr>
-        <w:t xml:space="preserve"> and terminology of capstone requirements and corpus. Short practice: What should the project plan record before the new flower test?</w:t>
-      </w:r>
-    </w:p>
-    <w:p>
-      <w:pPr>
-        <w:spacing w:line="336" w:lineRule="auto" w:after="180"/>
-      </w:pPr>
-      <w:r>
-        <w:rPr>
-          <w:b w:val="0"/>
-        </w:rPr>
-        <w:t xml:space="preserve">Point to the relevant step in the picture, then write the changed result and the rule or </w:t>
-      </w:r>
-      <w:r>
-        <w:rPr>
-          <w:b/>
-        </w:rPr>
-        <w:t>evidence</w:t>
-      </w:r>
-      <w:r>
-        <w:rPr>
-          <w:b w:val="0"/>
-        </w:rPr>
-        <w:t xml:space="preserve"> that supports it.. Return to this week and explain what you changed.</w:t>
-      </w:r>
-    </w:p>
-    <w:p>
-      <w:pPr>
-        <w:spacing w:line="336" w:lineRule="auto" w:after="180"/>
-      </w:pPr>
-      <w:r>
-        <w:rPr>
-          <w:b w:val="0"/>
-        </w:rPr>
-        <w:t xml:space="preserve">Review Bias and Representation (ai-3/30). Goal: Explain the </w:t>
-      </w:r>
-      <w:r>
-        <w:rPr>
-          <w:b/>
-        </w:rPr>
-        <w:t>mechanism</w:t>
-      </w:r>
-      <w:r>
-        <w:rPr>
-          <w:b w:val="0"/>
-        </w:rPr>
-        <w:t xml:space="preserve"> and terminology of representation and bias evaluation. Short practice: Explain why comparing six correct answers in each group would mislead.</w:t>
-      </w:r>
-    </w:p>
-    <w:p>
-      <w:pPr>
-        <w:spacing w:line="336" w:lineRule="auto" w:after="180"/>
-      </w:pPr>
-      <w:r>
-        <w:rPr>
-          <w:b w:val="0"/>
-        </w:rPr>
-        <w:t xml:space="preserve">Point to the relevant step in the picture, then write the changed result and the rule or </w:t>
-      </w:r>
-      <w:r>
-        <w:rPr>
-          <w:b/>
-        </w:rPr>
-        <w:t>evidence</w:t>
-      </w:r>
-      <w:r>
-        <w:rPr>
-          <w:b w:val="0"/>
-        </w:rPr>
-        <w:t xml:space="preserve"> that supports it.. Return to this week and explain what you changed.</w:t>
-      </w:r>
-    </w:p>
-    <w:p>
-      <w:pPr>
-        <w:pStyle w:val="Heading3"/>
-      </w:pPr>
-      <w:r>
         <w:t>Keep your completed work</w:t>
       </w:r>
     </w:p>
     <w:p>
       <w:pPr>
-        <w:spacing w:line="336" w:lineRule="auto" w:after="180"/>
-      </w:pPr>
-      <w:r>
-        <w:rPr>
-          <w:b w:val="0"/>
-        </w:rPr>
-        <w:t xml:space="preserve">Use Download completed work in the hosted lesson to export your answers, reflections, practice feedback and code-run </w:t>
-      </w:r>
-      <w:r>
-        <w:rPr>
-          <w:b/>
-        </w:rPr>
-        <w:t>evidence</w:t>
-      </w:r>
-      <w:r>
-        <w:rPr>
-          <w:b w:val="0"/>
-        </w:rPr>
-        <w:t>. Open the HTML copy to read or print it.</w:t>
-      </w:r>
-    </w:p>
-    <w:p>
-      <w:pPr>
-        <w:spacing w:line="336" w:lineRule="auto" w:after="180"/>
-      </w:pPr>
-      <w:r>
-        <w:rPr>
-          <w:b w:val="0"/>
-        </w:rPr>
-        <w:t>Drafts stay in this browser when storage is available; clear drafts on a shared device.</w:t>
-      </w:r>
-    </w:p>
-    <w:p>
-      <w:pPr>
-        <w:pStyle w:val="Heading3"/>
-      </w:pPr>
-      <w:r>
-        <w:t>What I repaired, the evidence I kept and the next test</w:t>
-      </w:r>
-    </w:p>
-    <w:p>
-      <w:r>
-        <w:t>________________________________________________________________</w:t>
-      </w:r>
-    </w:p>
-    <w:p>
-      <w:r>
-        <w:t>________________________________________________________________</w:t>
-      </w:r>
-    </w:p>
-    <w:p>
-      <w:r>
-        <w:t>________________________________________________________________</w:t>
-      </w:r>
-    </w:p>
-    <w:p>
-      <w:r>
-        <w:t>________________________________________________________________</w:t>
-      </w:r>
-    </w:p>
-    <w:p>
-      <w:r>
-        <w:t>________________________________________________________________</w:t>
-      </w:r>
-    </w:p>
-    <w:p>
-      <w:pPr>
         <w:pStyle w:val="Heading1"/>
       </w:pPr>
       <w:r>
-        <w:t>21. Visual concept journey</w:t>
-      </w:r>
-    </w:p>
-    <w:p>
-      <w:r>
-        <w:t>Explain each Creator Defense picture from its labels, then record a relevant limit.</w:t>
-      </w:r>
-    </w:p>
-    <w:p>
-      <w:pPr>
-        <w:pStyle w:val="Heading3"/>
+        <w:t>21. Reference · Six-picture response sheets</w:t>
+      </w:r>
+    </w:p>
+    <w:p>
+      <w:r>
+        <w:t>Choose the image that helps rather than repeating all six.</w:t>
+      </w:r>
+    </w:p>
+    <w:p>
+      <w:pPr>
+        <w:pStyle w:val="Heading2"/>
       </w:pPr>
       <w:r>
         <w:t>01. Creator Defense: the case</w:t>
@@ -3015,7 +2912,6 @@
     <w:p>
       <w:pPr>
         <w:spacing w:line="336" w:lineRule="auto" w:after="180"/>
-        <w:shd w:fill="F5F1FB"/>
       </w:pPr>
       <w:r>
         <w:rPr>
@@ -3054,7 +2950,7 @@
     </w:p>
     <w:p>
       <w:pPr>
-        <w:pStyle w:val="Heading3"/>
+        <w:pStyle w:val="Heading2"/>
       </w:pPr>
       <w:r>
         <w:t>02. Follow the deciding steps</w:t>
@@ -3157,7 +3053,6 @@
     <w:p>
       <w:pPr>
         <w:spacing w:line="336" w:lineRule="auto" w:after="180"/>
-        <w:shd w:fill="F5F1FB"/>
       </w:pPr>
       <w:r>
         <w:rPr>
@@ -3208,7 +3103,7 @@
     </w:p>
     <w:p>
       <w:pPr>
-        <w:pStyle w:val="Heading3"/>
+        <w:pStyle w:val="Heading2"/>
       </w:pPr>
       <w:r>
         <w:t>03. Generative systems defense — evidence trace</w:t>
@@ -3357,7 +3252,6 @@
     <w:p>
       <w:pPr>
         <w:spacing w:line="336" w:lineRule="auto" w:after="180"/>
-        <w:shd w:fill="F5F1FB"/>
       </w:pPr>
       <w:r>
         <w:rPr>
@@ -3396,7 +3290,7 @@
     </w:p>
     <w:p>
       <w:pPr>
-        <w:pStyle w:val="Heading3"/>
+        <w:pStyle w:val="Heading2"/>
       </w:pPr>
       <w:r>
         <w:t>04. Change one thing. Trace what follows.</w:t>
@@ -3499,7 +3393,6 @@
     <w:p>
       <w:pPr>
         <w:spacing w:line="336" w:lineRule="auto" w:after="180"/>
-        <w:shd w:fill="F5F1FB"/>
       </w:pPr>
       <w:r>
         <w:rPr>
@@ -3538,7 +3431,7 @@
     </w:p>
     <w:p>
       <w:pPr>
-        <w:pStyle w:val="Heading3"/>
+        <w:pStyle w:val="Heading2"/>
       </w:pPr>
       <w:r>
         <w:t>05. Connect the explanation to its limit</w:t>
@@ -3664,7 +3557,6 @@
     <w:p>
       <w:pPr>
         <w:spacing w:line="336" w:lineRule="auto" w:after="180"/>
-        <w:shd w:fill="F5F1FB"/>
       </w:pPr>
       <w:r>
         <w:rPr>
@@ -3703,7 +3595,7 @@
     </w:p>
     <w:p>
       <w:pPr>
-        <w:pStyle w:val="Heading3"/>
+        <w:pStyle w:val="Heading2"/>
       </w:pPr>
       <w:r>
         <w:t>06. Make the idea visible in your project</w:t>
@@ -3841,7 +3733,6 @@
     <w:p>
       <w:pPr>
         <w:spacing w:line="336" w:lineRule="auto" w:after="180"/>
-        <w:shd w:fill="F5F1FB"/>
       </w:pPr>
       <w:r>
         <w:rPr>
@@ -3888,6 +3779,62 @@
     <w:p>
       <w:r>
         <w:t>________________________________________________________________</w:t>
+      </w:r>
+    </w:p>
+    <w:p>
+      <w:pPr>
+        <w:pStyle w:val="Heading2"/>
+      </w:pPr>
+      <w:r>
+        <w:t>Earlier wording, alternatives and picture transcripts · reference / check after trying</w:t>
+      </w:r>
+    </w:p>
+    <w:p>
+      <w:pPr>
+        <w:pStyle w:val="Heading3"/>
+      </w:pPr>
+      <w:r>
+        <w:t>01. Creator Defense: the case</w:t>
+      </w:r>
+    </w:p>
+    <w:p>
+      <w:pPr>
+        <w:pStyle w:val="Heading3"/>
+      </w:pPr>
+      <w:r>
+        <w:t>02. Follow the deciding steps</w:t>
+      </w:r>
+    </w:p>
+    <w:p>
+      <w:pPr>
+        <w:pStyle w:val="Heading3"/>
+      </w:pPr>
+      <w:r>
+        <w:t>03. Generative systems defense — evidence trace</w:t>
+      </w:r>
+    </w:p>
+    <w:p>
+      <w:pPr>
+        <w:pStyle w:val="Heading3"/>
+      </w:pPr>
+      <w:r>
+        <w:t>04. Change one thing. Trace what follows.</w:t>
+      </w:r>
+    </w:p>
+    <w:p>
+      <w:pPr>
+        <w:pStyle w:val="Heading3"/>
+      </w:pPr>
+      <w:r>
+        <w:t>05. Connect the explanation to its limit</w:t>
+      </w:r>
+    </w:p>
+    <w:p>
+      <w:pPr>
+        <w:pStyle w:val="Heading3"/>
+      </w:pPr>
+      <w:r>
+        <w:t>06. Make the idea visible in your project</w:t>
       </w:r>
     </w:p>
     <w:sectPr>
